--- a/LAB3/Lab3_CNPM2_1150080163_NguyenThanhViet.docx
+++ b/LAB3/Lab3_CNPM2_1150080163_NguyenThanhViet.docx
@@ -84,6 +84,25 @@
         </w:rPr>
         <w:t>An toàn và bảo mật thông tin</w:t>
       </w:r>
+    </w:p>
+    <w:p>
+      <w:pPr>
+        <w:rPr>
+          <w:rFonts w:cs="Times New Roman"/>
+        </w:rPr>
+      </w:pPr>
+      <w:r>
+        <w:rPr>
+          <w:rFonts w:cs="Times New Roman"/>
+        </w:rPr>
+        <w:t xml:space="preserve">Link ytb quay quá trình làm bài: </w:t>
+      </w:r>
+      <w:r>
+        <w:rPr>
+          <w:rFonts w:cs="Times New Roman"/>
+        </w:rPr>
+        <w:t>https://youtu.be/ItruHQbKBP0</w:t>
+      </w:r>
       <w:r>
         <w:rPr>
           <w:rFonts w:cs="Times New Roman"/>
@@ -155,6 +174,7 @@
       <w:r>
         <w:rPr>
           <w:rFonts w:cs="Times New Roman"/>
+          <w:noProof/>
         </w:rPr>
         <w:drawing>
           <wp:inline distT="0" distB="0" distL="0" distR="0" wp14:anchorId="5C49EB8E" wp14:editId="0FDAF3B8">
@@ -278,6 +298,7 @@
       <w:r>
         <w:rPr>
           <w:rFonts w:cs="Times New Roman"/>
+          <w:noProof/>
         </w:rPr>
         <w:lastRenderedPageBreak/>
         <w:drawing>
@@ -378,6 +399,7 @@
           <w:rFonts w:ascii="Times New Roman" w:eastAsiaTheme="minorEastAsia" w:hAnsi="Times New Roman" w:cs="Times New Roman"/>
           <w:b w:val="0"/>
           <w:bCs w:val="0"/>
+          <w:noProof/>
           <w:color w:val="auto"/>
           <w:sz w:val="24"/>
           <w:szCs w:val="22"/>
@@ -610,6 +632,7 @@
       <w:r>
         <w:rPr>
           <w:rFonts w:cs="Times New Roman"/>
+          <w:noProof/>
         </w:rPr>
         <w:lastRenderedPageBreak/>
         <w:drawing>
@@ -787,6 +810,7 @@
       <w:r>
         <w:rPr>
           <w:rFonts w:cs="Times New Roman"/>
+          <w:noProof/>
         </w:rPr>
         <w:lastRenderedPageBreak/>
         <w:drawing>
@@ -1612,6 +1636,7 @@
       <w:r>
         <w:rPr>
           <w:rFonts w:cs="Times New Roman"/>
+          <w:noProof/>
         </w:rPr>
         <w:drawing>
           <wp:inline distT="0" distB="0" distL="0" distR="0" wp14:anchorId="7F6498D2" wp14:editId="7077FD95">
@@ -1847,611 +1872,1960 @@
         <w:t>Mở Win + R → eventvwr.msc → Windows Logs → Security → Filter Current Log → nhập 4624,4625,4648. Chọn event 4625 có lab3user.</w:t>
       </w:r>
     </w:p>
+    <w:p>
+      <w:pPr>
+        <w:pStyle w:val="Heading2"/>
+        <w:rPr>
+          <w:rFonts w:ascii="Times New Roman" w:hAnsi="Times New Roman" w:cs="Times New Roman"/>
+        </w:rPr>
+      </w:pPr>
+      <w:r>
+        <w:rPr>
+          <w:rFonts w:ascii="Times New Roman" w:hAnsi="Times New Roman" w:cs="Times New Roman"/>
+        </w:rPr>
+        <w:t>Bước 6.4 – Đổi mật khẩu</w:t>
+      </w:r>
+    </w:p>
+    <w:p>
+      <w:pPr>
+        <w:pStyle w:val="Code"/>
+        <w:spacing w:before="60" w:after="120"/>
+        <w:rPr>
+          <w:rFonts w:ascii="Times New Roman" w:hAnsi="Times New Roman" w:cs="Times New Roman"/>
+        </w:rPr>
+      </w:pPr>
+      <w:r>
+        <w:rPr>
+          <w:rFonts w:ascii="Times New Roman" w:hAnsi="Times New Roman" w:cs="Times New Roman"/>
+        </w:rPr>
+        <w:t>$newPw = Read-Host 'Nhap mat khau LAB3 sau khi doi' -AsSecureString</w:t>
+      </w:r>
+      <w:r>
+        <w:rPr>
+          <w:rFonts w:ascii="Times New Roman" w:hAnsi="Times New Roman" w:cs="Times New Roman"/>
+        </w:rPr>
+        <w:br/>
+        <w:t>Set-LocalUser -Name 'lab3user' -Password $newPw</w:t>
+      </w:r>
+      <w:r>
+        <w:rPr>
+          <w:rFonts w:ascii="Times New Roman" w:hAnsi="Times New Roman" w:cs="Times New Roman"/>
+        </w:rPr>
+        <w:br/>
+        <w:t>runas /user:.\lab3user cmd.exe</w:t>
+      </w:r>
+    </w:p>
+    <w:p>
+      <w:pPr>
+        <w:pStyle w:val="Heading1"/>
+        <w:rPr>
+          <w:rFonts w:ascii="Times New Roman" w:hAnsi="Times New Roman" w:cs="Times New Roman"/>
+        </w:rPr>
+      </w:pPr>
+      <w:r>
+        <w:rPr>
+          <w:rFonts w:ascii="Times New Roman" w:hAnsi="Times New Roman" w:cs="Times New Roman"/>
+        </w:rPr>
+        <w:t>7. Tình huống 4 – Persistence và listener cục bộ</w:t>
+      </w:r>
+    </w:p>
+    <w:p>
+      <w:pPr>
+        <w:pStyle w:val="Heading2"/>
+        <w:rPr>
+          <w:rFonts w:ascii="Times New Roman" w:hAnsi="Times New Roman" w:cs="Times New Roman"/>
+        </w:rPr>
+      </w:pPr>
+      <w:r>
+        <w:rPr>
+          <w:rFonts w:ascii="Times New Roman" w:hAnsi="Times New Roman" w:cs="Times New Roman"/>
+        </w:rPr>
+        <w:t>Bước 7.1 – Cài Sysmon và lấy Autoruns baseline</w:t>
+      </w:r>
+    </w:p>
+    <w:p>
+      <w:pPr>
+        <w:pStyle w:val="Code"/>
+        <w:spacing w:before="60" w:after="120"/>
+        <w:rPr>
+          <w:rFonts w:ascii="Times New Roman" w:hAnsi="Times New Roman" w:cs="Times New Roman"/>
+        </w:rPr>
+      </w:pPr>
+      <w:r>
+        <w:rPr>
+          <w:rFonts w:ascii="Times New Roman" w:hAnsi="Times New Roman" w:cs="Times New Roman"/>
+        </w:rPr>
+        <w:t>C:\LAB3\Tools\Sysmon\Sysmon64.exe -accepteula -i C:\LAB3\lab3_assets\sysmon-lab.xml</w:t>
+      </w:r>
+      <w:r>
+        <w:rPr>
+          <w:rFonts w:ascii="Times New Roman" w:hAnsi="Times New Roman" w:cs="Times New Roman"/>
+        </w:rPr>
+        <w:br/>
+        <w:t>C:\LAB3\Tools\Sysmon\Sysmon64.exe -c</w:t>
+      </w:r>
+      <w:r>
+        <w:rPr>
+          <w:rFonts w:ascii="Times New Roman" w:hAnsi="Times New Roman" w:cs="Times New Roman"/>
+        </w:rPr>
+        <w:br/>
+        <w:t>C:\LAB3\Tools\Autoruns\autorunsc64.exe -a * -c -h -s &gt; C:\LAB3\Evidence\autoruns_before.csv</w:t>
+      </w:r>
+    </w:p>
+    <w:p>
+      <w:pPr>
+        <w:rPr>
+          <w:rFonts w:cs="Times New Roman"/>
+        </w:rPr>
+      </w:pPr>
+      <w:r>
+        <w:rPr>
+          <w:rFonts w:cs="Times New Roman"/>
+        </w:rPr>
+        <w:t>Mở eventvwr.msc → Applications and Services Logs → Microsoft → Windows → Sysmon → Operational. Mở Notepad, Refresh và tìm Event ID 1.</w:t>
+      </w:r>
+    </w:p>
+    <w:p>
+      <w:pPr>
+        <w:rPr>
+          <w:rFonts w:cs="Times New Roman"/>
+        </w:rPr>
+      </w:pPr>
+      <w:r>
+        <w:rPr>
+          <w:rFonts w:cs="Times New Roman"/>
+        </w:rPr>
+        <w:lastRenderedPageBreak/>
+        <w:drawing>
+          <wp:inline distT="0" distB="0" distL="0" distR="0" wp14:anchorId="60A81322" wp14:editId="1D8625DA">
+            <wp:extent cx="6309360" cy="3354705"/>
+            <wp:effectExtent l="0" t="0" r="0" b="0"/>
+            <wp:docPr id="445451501" name="Picture 1"/>
+            <wp:cNvGraphicFramePr>
+              <a:graphicFrameLocks xmlns:a="http://schemas.openxmlformats.org/drawingml/2006/main" noChangeAspect="1"/>
+            </wp:cNvGraphicFramePr>
+            <a:graphic xmlns:a="http://schemas.openxmlformats.org/drawingml/2006/main">
+              <a:graphicData uri="http://schemas.openxmlformats.org/drawingml/2006/picture">
+                <pic:pic xmlns:pic="http://schemas.openxmlformats.org/drawingml/2006/picture">
+                  <pic:nvPicPr>
+                    <pic:cNvPr id="445451501" name=""/>
+                    <pic:cNvPicPr/>
+                  </pic:nvPicPr>
+                  <pic:blipFill>
+                    <a:blip r:embed="rId12"/>
+                    <a:stretch>
+                      <a:fillRect/>
+                    </a:stretch>
+                  </pic:blipFill>
+                  <pic:spPr>
+                    <a:xfrm>
+                      <a:off x="0" y="0"/>
+                      <a:ext cx="6309360" cy="3354705"/>
+                    </a:xfrm>
+                    <a:prstGeom prst="rect">
+                      <a:avLst/>
+                    </a:prstGeom>
+                  </pic:spPr>
+                </pic:pic>
+              </a:graphicData>
+            </a:graphic>
+          </wp:inline>
+        </w:drawing>
+      </w:r>
+    </w:p>
+    <w:p>
+      <w:pPr>
+        <w:pStyle w:val="Heading2"/>
+        <w:rPr>
+          <w:rFonts w:ascii="Times New Roman" w:hAnsi="Times New Roman" w:cs="Times New Roman"/>
+        </w:rPr>
+      </w:pPr>
+      <w:r>
+        <w:rPr>
+          <w:rFonts w:ascii="Times New Roman" w:hAnsi="Times New Roman" w:cs="Times New Roman"/>
+        </w:rPr>
+        <w:t>Bước 7.2 – Tạo persistence lành tính</w:t>
+      </w:r>
+    </w:p>
+    <w:p>
+      <w:pPr>
+        <w:pStyle w:val="Code"/>
+        <w:spacing w:before="60" w:after="120"/>
+        <w:rPr>
+          <w:rFonts w:ascii="Times New Roman" w:hAnsi="Times New Roman" w:cs="Times New Roman"/>
+        </w:rPr>
+      </w:pPr>
+      <w:r>
+        <w:rPr>
+          <w:rFonts w:ascii="Times New Roman" w:hAnsi="Times New Roman" w:cs="Times New Roman"/>
+        </w:rPr>
+        <w:t>$run='HKCU:\Software\Microsoft\Windows\CurrentVersion\Run'</w:t>
+      </w:r>
+      <w:r>
+        <w:rPr>
+          <w:rFonts w:ascii="Times New Roman" w:hAnsi="Times New Roman" w:cs="Times New Roman"/>
+        </w:rPr>
+        <w:br/>
+        <w:t>New-ItemProperty -Path $run -Name 'LAB3_Run_Demo' -PropertyType String `</w:t>
+      </w:r>
+      <w:r>
+        <w:rPr>
+          <w:rFonts w:ascii="Times New Roman" w:hAnsi="Times New Roman" w:cs="Times New Roman"/>
+        </w:rPr>
+        <w:br/>
+        <w:t xml:space="preserve"> -Value 'notepad.exe' -Force | Out-Null</w:t>
+      </w:r>
+      <w:r>
+        <w:rPr>
+          <w:rFonts w:ascii="Times New Roman" w:hAnsi="Times New Roman" w:cs="Times New Roman"/>
+        </w:rPr>
+        <w:br/>
+      </w:r>
+      <w:r>
+        <w:rPr>
+          <w:rFonts w:ascii="Times New Roman" w:hAnsi="Times New Roman" w:cs="Times New Roman"/>
+        </w:rPr>
+        <w:br/>
+        <w:t>$action=New-ScheduledTaskAction -Execute 'cmd.exe' `</w:t>
+      </w:r>
+      <w:r>
+        <w:rPr>
+          <w:rFonts w:ascii="Times New Roman" w:hAnsi="Times New Roman" w:cs="Times New Roman"/>
+        </w:rPr>
+        <w:br/>
+        <w:t xml:space="preserve"> -Argument '/c echo LAB3_TASK_OK&gt;&gt;C:\LAB3\Evidence\task_ran.txt'</w:t>
+      </w:r>
+      <w:r>
+        <w:rPr>
+          <w:rFonts w:ascii="Times New Roman" w:hAnsi="Times New Roman" w:cs="Times New Roman"/>
+        </w:rPr>
+        <w:br/>
+        <w:t>$trigger=New-ScheduledTaskTrigger -AtLogOn -User $env:USERNAME</w:t>
+      </w:r>
+      <w:r>
+        <w:rPr>
+          <w:rFonts w:ascii="Times New Roman" w:hAnsi="Times New Roman" w:cs="Times New Roman"/>
+        </w:rPr>
+        <w:br/>
+        <w:t>Register-ScheduledTask -TaskName 'LAB3_Persistence_Demo' -Action $action -Trigger $trigger `</w:t>
+      </w:r>
+      <w:r>
+        <w:rPr>
+          <w:rFonts w:ascii="Times New Roman" w:hAnsi="Times New Roman" w:cs="Times New Roman"/>
+        </w:rPr>
+        <w:br/>
+        <w:t xml:space="preserve"> -Description 'Benign LAB3 persistence demonstration' -Force | Out-Null</w:t>
+      </w:r>
+      <w:r>
+        <w:rPr>
+          <w:rFonts w:ascii="Times New Roman" w:hAnsi="Times New Roman" w:cs="Times New Roman"/>
+        </w:rPr>
+        <w:br/>
+      </w:r>
+      <w:r>
+        <w:rPr>
+          <w:rFonts w:ascii="Times New Roman" w:hAnsi="Times New Roman" w:cs="Times New Roman"/>
+        </w:rPr>
+        <w:br/>
+        <w:t>Get-ItemProperty $run -Name LAB3_Run_Demo</w:t>
+      </w:r>
+      <w:r>
+        <w:rPr>
+          <w:rFonts w:ascii="Times New Roman" w:hAnsi="Times New Roman" w:cs="Times New Roman"/>
+        </w:rPr>
+        <w:br/>
+        <w:t>Get-ScheduledTask -TaskName LAB3_Persistence_Demo</w:t>
+      </w:r>
+    </w:p>
+    <w:p>
+      <w:pPr>
+        <w:rPr>
+          <w:rFonts w:cs="Times New Roman"/>
+        </w:rPr>
+      </w:pPr>
+      <w:r>
+        <w:rPr>
+          <w:rFonts w:cs="Times New Roman"/>
+        </w:rPr>
+        <w:t>Lưu công việc → restart VM → đăng nhập lại đúng tài khoản. Kiểm tra Notepad tự mở hoặc Run value còn tồn tại và C:\LAB3\Evidence\task_ran.txt có LAB3_TASK_OK.</w:t>
+      </w:r>
+    </w:p>
+    <w:p>
+      <w:pPr>
+        <w:rPr>
+          <w:rFonts w:cs="Times New Roman"/>
+        </w:rPr>
+      </w:pPr>
+      <w:r>
+        <w:rPr>
+          <w:rFonts w:cs="Times New Roman"/>
+        </w:rPr>
+        <w:t>Mở C:\LAB3\Tools\Autoruns\Autoruns64.exe bằng Run as administrator → tab Logon → tìm LAB3_Run_Demo.</w:t>
+      </w:r>
+    </w:p>
+    <w:p>
+      <w:pPr>
+        <w:rPr>
+          <w:rFonts w:cs="Times New Roman"/>
+        </w:rPr>
+      </w:pPr>
+      <w:r>
+        <w:rPr>
+          <w:rFonts w:cs="Times New Roman"/>
+        </w:rPr>
+        <w:lastRenderedPageBreak/>
+        <w:drawing>
+          <wp:inline distT="0" distB="0" distL="0" distR="0" wp14:anchorId="0E06370A" wp14:editId="30BC0374">
+            <wp:extent cx="6309360" cy="3345815"/>
+            <wp:effectExtent l="0" t="0" r="0" b="6985"/>
+            <wp:docPr id="1984775963" name="Picture 1"/>
+            <wp:cNvGraphicFramePr>
+              <a:graphicFrameLocks xmlns:a="http://schemas.openxmlformats.org/drawingml/2006/main" noChangeAspect="1"/>
+            </wp:cNvGraphicFramePr>
+            <a:graphic xmlns:a="http://schemas.openxmlformats.org/drawingml/2006/main">
+              <a:graphicData uri="http://schemas.openxmlformats.org/drawingml/2006/picture">
+                <pic:pic xmlns:pic="http://schemas.openxmlformats.org/drawingml/2006/picture">
+                  <pic:nvPicPr>
+                    <pic:cNvPr id="1984775963" name=""/>
+                    <pic:cNvPicPr/>
+                  </pic:nvPicPr>
+                  <pic:blipFill>
+                    <a:blip r:embed="rId13"/>
+                    <a:stretch>
+                      <a:fillRect/>
+                    </a:stretch>
+                  </pic:blipFill>
+                  <pic:spPr>
+                    <a:xfrm>
+                      <a:off x="0" y="0"/>
+                      <a:ext cx="6309360" cy="3345815"/>
+                    </a:xfrm>
+                    <a:prstGeom prst="rect">
+                      <a:avLst/>
+                    </a:prstGeom>
+                  </pic:spPr>
+                </pic:pic>
+              </a:graphicData>
+            </a:graphic>
+          </wp:inline>
+        </w:drawing>
+      </w:r>
+    </w:p>
+    <w:p>
+      <w:pPr>
+        <w:pStyle w:val="Heading2"/>
+        <w:rPr>
+          <w:rFonts w:ascii="Times New Roman" w:hAnsi="Times New Roman" w:cs="Times New Roman"/>
+        </w:rPr>
+      </w:pPr>
+      <w:r>
+        <w:rPr>
+          <w:rFonts w:ascii="Times New Roman" w:hAnsi="Times New Roman" w:cs="Times New Roman"/>
+        </w:rPr>
+        <w:t>Bước 7.3 – Truy vấn Sysmon</w:t>
+      </w:r>
+    </w:p>
+    <w:p>
+      <w:pPr>
+        <w:pStyle w:val="Code"/>
+        <w:spacing w:before="60" w:after="120"/>
+        <w:rPr>
+          <w:rFonts w:ascii="Times New Roman" w:hAnsi="Times New Roman" w:cs="Times New Roman"/>
+        </w:rPr>
+      </w:pPr>
+      <w:r>
+        <w:rPr>
+          <w:rFonts w:ascii="Times New Roman" w:hAnsi="Times New Roman" w:cs="Times New Roman"/>
+        </w:rPr>
+        <w:t>$ids=1,11,12,13,14</w:t>
+      </w:r>
+      <w:r>
+        <w:rPr>
+          <w:rFonts w:ascii="Times New Roman" w:hAnsi="Times New Roman" w:cs="Times New Roman"/>
+        </w:rPr>
+        <w:br/>
+        <w:t>Get-WinEvent -FilterHashtable @{LogName='Microsoft-Windows-Sysmon/Operational';Id=$ids;StartTime=(Get-Date).AddMinutes(-30)} |</w:t>
+      </w:r>
+      <w:r>
+        <w:rPr>
+          <w:rFonts w:ascii="Times New Roman" w:hAnsi="Times New Roman" w:cs="Times New Roman"/>
+        </w:rPr>
+        <w:br/>
+        <w:t xml:space="preserve"> Where-Object { $_.Message -match 'LAB3_Run_Demo|LAB3_Persistence_Demo|notepad.exe|task_ran.txt' } |</w:t>
+      </w:r>
+      <w:r>
+        <w:rPr>
+          <w:rFonts w:ascii="Times New Roman" w:hAnsi="Times New Roman" w:cs="Times New Roman"/>
+        </w:rPr>
+        <w:br/>
+        <w:t xml:space="preserve"> Select TimeCreated,Id,Message | Out-File C:\LAB3\Evidence\sysmon_persistence.txt -Width 300</w:t>
+      </w:r>
+    </w:p>
+    <w:p>
+      <w:pPr>
+        <w:pStyle w:val="Heading2"/>
+        <w:rPr>
+          <w:rFonts w:ascii="Times New Roman" w:hAnsi="Times New Roman" w:cs="Times New Roman"/>
+        </w:rPr>
+      </w:pPr>
+      <w:r>
+        <w:rPr>
+          <w:rFonts w:ascii="Times New Roman" w:hAnsi="Times New Roman" w:cs="Times New Roman"/>
+        </w:rPr>
+        <w:t>Bước 7.4 – Tạo HTTP listener chỉ trên localhost</w:t>
+      </w:r>
+    </w:p>
+    <w:p>
+      <w:pPr>
+        <w:rPr>
+          <w:rFonts w:cs="Times New Roman"/>
+        </w:rPr>
+      </w:pPr>
+      <w:r>
+        <w:rPr>
+          <w:rFonts w:cs="Times New Roman"/>
+        </w:rPr>
+        <w:t>Mở PowerShell thường, không cần Admin, chạy và GIỮ CỬA SỔ NÀY MỞ:</w:t>
+      </w:r>
+    </w:p>
+    <w:p>
+      <w:pPr>
+        <w:pStyle w:val="Code"/>
+        <w:spacing w:before="60" w:after="120"/>
+        <w:rPr>
+          <w:rFonts w:ascii="Times New Roman" w:hAnsi="Times New Roman" w:cs="Times New Roman"/>
+        </w:rPr>
+      </w:pPr>
+      <w:r>
+        <w:rPr>
+          <w:rFonts w:ascii="Times New Roman" w:hAnsi="Times New Roman" w:cs="Times New Roman"/>
+        </w:rPr>
+        <w:t>Set-Location C:\LAB3\lab3_assets\www</w:t>
+      </w:r>
+      <w:r>
+        <w:rPr>
+          <w:rFonts w:ascii="Times New Roman" w:hAnsi="Times New Roman" w:cs="Times New Roman"/>
+        </w:rPr>
+        <w:br/>
+        <w:t>python -m http.server 8080 --bind 127.0.0.1</w:t>
+      </w:r>
+    </w:p>
+    <w:p>
+      <w:pPr>
+        <w:rPr>
+          <w:rFonts w:cs="Times New Roman"/>
+        </w:rPr>
+      </w:pPr>
+      <w:r>
+        <w:rPr>
+          <w:rFonts w:cs="Times New Roman"/>
+        </w:rPr>
+        <w:t>Mở PowerShell khác:</w:t>
+      </w:r>
+    </w:p>
+    <w:p>
+      <w:pPr>
+        <w:pStyle w:val="Code"/>
+        <w:spacing w:before="60" w:after="120"/>
+        <w:rPr>
+          <w:rFonts w:ascii="Times New Roman" w:hAnsi="Times New Roman" w:cs="Times New Roman"/>
+        </w:rPr>
+      </w:pPr>
+      <w:r>
+        <w:rPr>
+          <w:rFonts w:ascii="Times New Roman" w:hAnsi="Times New Roman" w:cs="Times New Roman"/>
+        </w:rPr>
+        <w:t>$tcp=Get-NetTCPConnection -LocalPort 8080 -State Listen</w:t>
+      </w:r>
+      <w:r>
+        <w:rPr>
+          <w:rFonts w:ascii="Times New Roman" w:hAnsi="Times New Roman" w:cs="Times New Roman"/>
+        </w:rPr>
+        <w:br/>
+        <w:t>$tcp | Format-Table LocalAddress,LocalPort,State,OwningProcess -Auto</w:t>
+      </w:r>
+      <w:r>
+        <w:rPr>
+          <w:rFonts w:ascii="Times New Roman" w:hAnsi="Times New Roman" w:cs="Times New Roman"/>
+        </w:rPr>
+        <w:br/>
+        <w:t>Get-Process -Id $tcp.OwningProcess | Select Id,ProcessName,Path</w:t>
+      </w:r>
+    </w:p>
+    <w:p>
+      <w:pPr>
+        <w:rPr>
+          <w:rFonts w:cs="Times New Roman"/>
+        </w:rPr>
+      </w:pPr>
+      <w:r>
+        <w:rPr>
+          <w:rFonts w:cs="Times New Roman"/>
+        </w:rPr>
+        <w:t>Mở Process Explorer bằng Run as administrator → tìm PID vừa hiện → Properties → kiểm tra Image, Command line, User.</w:t>
+      </w:r>
+    </w:p>
+    <w:p>
+      <w:pPr>
+        <w:pStyle w:val="Heading1"/>
+        <w:rPr>
+          <w:rFonts w:ascii="Times New Roman" w:hAnsi="Times New Roman" w:cs="Times New Roman"/>
+        </w:rPr>
+      </w:pPr>
+      <w:r>
+        <w:rPr>
+          <w:rFonts w:ascii="Times New Roman" w:hAnsi="Times New Roman" w:cs="Times New Roman"/>
+        </w:rPr>
+        <w:t>8. Tình huống 5 – HTTP so với HTTPS trong Wireshark</w:t>
+      </w:r>
+    </w:p>
+    <w:p>
+      <w:pPr>
+        <w:pStyle w:val="Heading2"/>
+        <w:rPr>
+          <w:rFonts w:ascii="Times New Roman" w:hAnsi="Times New Roman" w:cs="Times New Roman"/>
+        </w:rPr>
+      </w:pPr>
+      <w:r>
+        <w:rPr>
+          <w:rFonts w:ascii="Times New Roman" w:hAnsi="Times New Roman" w:cs="Times New Roman"/>
+        </w:rPr>
+        <w:t>Bước 8.1 – Capture HTTP localhost</w:t>
+      </w:r>
+    </w:p>
+    <w:p>
+      <w:pPr>
+        <w:rPr>
+          <w:rFonts w:cs="Times New Roman"/>
+        </w:rPr>
+      </w:pPr>
+      <w:r>
+        <w:rPr>
+          <w:rFonts w:cs="Times New Roman"/>
+        </w:rPr>
+        <w:t>Mở Wireshark → chọn Adapter for loopback traffic capture (hoặc interface loopback tương ứng 127.0.0.1) → Start.</w:t>
+      </w:r>
+    </w:p>
+    <w:p>
+      <w:pPr>
+        <w:pStyle w:val="Code"/>
+        <w:spacing w:before="60" w:after="120"/>
+        <w:rPr>
+          <w:rFonts w:ascii="Times New Roman" w:hAnsi="Times New Roman" w:cs="Times New Roman"/>
+        </w:rPr>
+      </w:pPr>
+      <w:r>
+        <w:rPr>
+          <w:rFonts w:ascii="Times New Roman" w:hAnsi="Times New Roman" w:cs="Times New Roman"/>
+        </w:rPr>
+        <w:t xml:space="preserve">curl.exe "http://127.0.0.1:8080/?lab_user=lab3_student&amp;lab_code=TRAINING_ONLY" </w:t>
+      </w:r>
+    </w:p>
+    <w:p>
+      <w:pPr>
+        <w:rPr>
+          <w:rFonts w:cs="Times New Roman"/>
+        </w:rPr>
+      </w:pPr>
+      <w:r>
+        <w:rPr>
+          <w:rFonts w:cs="Times New Roman"/>
+        </w:rPr>
+        <w:t>Trong ô Display Filter của Wireshark nhập (đây KHÔNG phải lệnh PowerShell):</w:t>
+      </w:r>
+    </w:p>
+    <w:p>
+      <w:pPr>
+        <w:pStyle w:val="Code"/>
+        <w:spacing w:before="60" w:after="120"/>
+        <w:rPr>
+          <w:rFonts w:ascii="Times New Roman" w:hAnsi="Times New Roman" w:cs="Times New Roman"/>
+        </w:rPr>
+      </w:pPr>
+      <w:r>
+        <w:rPr>
+          <w:rFonts w:ascii="Times New Roman" w:hAnsi="Times New Roman" w:cs="Times New Roman"/>
+        </w:rPr>
+        <w:lastRenderedPageBreak/>
+        <w:t>http.request || tcp.port == 8080</w:t>
+      </w:r>
+    </w:p>
+    <w:p>
+      <w:pPr>
+        <w:rPr>
+          <w:rFonts w:cs="Times New Roman"/>
+        </w:rPr>
+      </w:pPr>
+      <w:r>
+        <w:rPr>
+          <w:rFonts w:cs="Times New Roman"/>
+        </w:rPr>
+        <w:t>Chọn packet HTTP GET → Packet Details → tìm Request URI.</w:t>
+      </w:r>
+    </w:p>
+    <w:p>
+      <w:pPr>
+        <w:rPr>
+          <w:rFonts w:cs="Times New Roman"/>
+        </w:rPr>
+      </w:pPr>
+      <w:r>
+        <w:rPr>
+          <w:rFonts w:cs="Times New Roman"/>
+        </w:rPr>
+        <w:drawing>
+          <wp:inline distT="0" distB="0" distL="0" distR="0" wp14:anchorId="78384710" wp14:editId="4A211CF6">
+            <wp:extent cx="6309360" cy="3357245"/>
+            <wp:effectExtent l="0" t="0" r="0" b="0"/>
+            <wp:docPr id="650712698" name="Picture 1"/>
+            <wp:cNvGraphicFramePr>
+              <a:graphicFrameLocks xmlns:a="http://schemas.openxmlformats.org/drawingml/2006/main" noChangeAspect="1"/>
+            </wp:cNvGraphicFramePr>
+            <a:graphic xmlns:a="http://schemas.openxmlformats.org/drawingml/2006/main">
+              <a:graphicData uri="http://schemas.openxmlformats.org/drawingml/2006/picture">
+                <pic:pic xmlns:pic="http://schemas.openxmlformats.org/drawingml/2006/picture">
+                  <pic:nvPicPr>
+                    <pic:cNvPr id="650712698" name=""/>
+                    <pic:cNvPicPr/>
+                  </pic:nvPicPr>
+                  <pic:blipFill>
+                    <a:blip r:embed="rId14"/>
+                    <a:stretch>
+                      <a:fillRect/>
+                    </a:stretch>
+                  </pic:blipFill>
+                  <pic:spPr>
+                    <a:xfrm>
+                      <a:off x="0" y="0"/>
+                      <a:ext cx="6309360" cy="3357245"/>
+                    </a:xfrm>
+                    <a:prstGeom prst="rect">
+                      <a:avLst/>
+                    </a:prstGeom>
+                  </pic:spPr>
+                </pic:pic>
+              </a:graphicData>
+            </a:graphic>
+          </wp:inline>
+        </w:drawing>
+      </w:r>
+    </w:p>
+    <w:p>
+      <w:pPr>
+        <w:pStyle w:val="Heading2"/>
+        <w:rPr>
+          <w:rFonts w:ascii="Times New Roman" w:hAnsi="Times New Roman" w:cs="Times New Roman"/>
+        </w:rPr>
+      </w:pPr>
+      <w:r>
+        <w:rPr>
+          <w:rFonts w:ascii="Times New Roman" w:hAnsi="Times New Roman" w:cs="Times New Roman"/>
+        </w:rPr>
+        <w:t>Bước 8.2 – Capture HTTPS/TLS</w:t>
+      </w:r>
+    </w:p>
+    <w:p>
+      <w:pPr>
+        <w:rPr>
+          <w:rFonts w:cs="Times New Roman"/>
+        </w:rPr>
+      </w:pPr>
+      <w:r>
+        <w:rPr>
+          <w:rFonts w:cs="Times New Roman"/>
+        </w:rPr>
+        <w:t>Nếu Host-only không có Internet, tạm đổi VM sang NAT. Capture NIC đang hoạt động rồi chạy:</w:t>
+      </w:r>
+    </w:p>
+    <w:p>
+      <w:pPr>
+        <w:pStyle w:val="Code"/>
+        <w:spacing w:before="60" w:after="120"/>
+        <w:rPr>
+          <w:rFonts w:ascii="Times New Roman" w:hAnsi="Times New Roman" w:cs="Times New Roman"/>
+        </w:rPr>
+      </w:pPr>
+      <w:r>
+        <w:rPr>
+          <w:rFonts w:ascii="Times New Roman" w:hAnsi="Times New Roman" w:cs="Times New Roman"/>
+        </w:rPr>
+        <w:t xml:space="preserve">curl.exe -I "https://example.com/?lab_user=lab3_student&amp;lab_code=TRAINING_ONLY" </w:t>
+      </w:r>
+    </w:p>
+    <w:p>
+      <w:pPr>
+        <w:rPr>
+          <w:rFonts w:cs="Times New Roman"/>
+        </w:rPr>
+      </w:pPr>
+      <w:r>
+        <w:rPr>
+          <w:rFonts w:cs="Times New Roman"/>
+        </w:rPr>
+        <w:t>Display Filter:</w:t>
+      </w:r>
+    </w:p>
+    <w:p>
+      <w:pPr>
+        <w:pStyle w:val="Code"/>
+        <w:spacing w:before="60" w:after="120"/>
+        <w:rPr>
+          <w:rFonts w:ascii="Times New Roman" w:hAnsi="Times New Roman" w:cs="Times New Roman"/>
+        </w:rPr>
+      </w:pPr>
+      <w:r>
+        <w:rPr>
+          <w:rFonts w:ascii="Times New Roman" w:hAnsi="Times New Roman" w:cs="Times New Roman"/>
+        </w:rPr>
+        <w:t>tls || tcp.port == 443</w:t>
+      </w:r>
+    </w:p>
+    <w:p>
+      <w:pPr>
+        <w:rPr>
+          <w:rFonts w:cs="Times New Roman"/>
+        </w:rPr>
+      </w:pPr>
+      <w:r>
+        <w:rPr>
+          <w:rFonts w:cs="Times New Roman"/>
+        </w:rPr>
+        <w:t>Quan sát metadata như IP, port, kích thước, thời gian và handshake tùy phiên bản TLS; không kết luận rằng Request URI/payload ứng dụng đã đọc được. Xong thì chuyển VM về Host-only.</w:t>
+      </w:r>
+    </w:p>
+    <w:p>
+      <w:pPr>
+        <w:pStyle w:val="Heading1"/>
+        <w:rPr>
+          <w:rFonts w:ascii="Times New Roman" w:hAnsi="Times New Roman" w:cs="Times New Roman"/>
+        </w:rPr>
+      </w:pPr>
+      <w:r>
+        <w:rPr>
+          <w:rFonts w:ascii="Times New Roman" w:hAnsi="Times New Roman" w:cs="Times New Roman"/>
+        </w:rPr>
+        <w:t>9. Tình huống 6 – DoS, DDoS và Mail Bombing</w:t>
+      </w:r>
+    </w:p>
+    <w:p>
+      <w:pPr>
+        <w:rPr>
+          <w:rFonts w:cs="Times New Roman"/>
+        </w:rPr>
+      </w:pPr>
+      <w:r>
+        <w:rPr>
+          <w:rFonts w:cs="Times New Roman"/>
+        </w:rPr>
+        <w:t>HTTP server 127.0.0.1:8080 phải còn chạy. Chỉ chạy script do bài cung cấp, không sửa target.</w:t>
+      </w:r>
+    </w:p>
+    <w:p>
+      <w:pPr>
+        <w:pStyle w:val="Heading2"/>
+        <w:rPr>
+          <w:rFonts w:ascii="Times New Roman" w:hAnsi="Times New Roman" w:cs="Times New Roman"/>
+        </w:rPr>
+      </w:pPr>
+      <w:r>
+        <w:rPr>
+          <w:rFonts w:ascii="Times New Roman" w:hAnsi="Times New Roman" w:cs="Times New Roman"/>
+        </w:rPr>
+        <w:t>Bước 9.1 – Local load test</w:t>
+      </w:r>
+    </w:p>
+    <w:p>
+      <w:pPr>
+        <w:pStyle w:val="Code"/>
+        <w:spacing w:before="60" w:after="120"/>
+        <w:rPr>
+          <w:rFonts w:ascii="Times New Roman" w:hAnsi="Times New Roman" w:cs="Times New Roman"/>
+        </w:rPr>
+      </w:pPr>
+      <w:r>
+        <w:rPr>
+          <w:rFonts w:ascii="Times New Roman" w:hAnsi="Times New Roman" w:cs="Times New Roman"/>
+        </w:rPr>
+        <w:t>python C:\LAB3\lab3_assets\scripts\local_load_test.py |</w:t>
+      </w:r>
+      <w:r>
+        <w:rPr>
+          <w:rFonts w:ascii="Times New Roman" w:hAnsi="Times New Roman" w:cs="Times New Roman"/>
+        </w:rPr>
+        <w:br/>
+        <w:t xml:space="preserve"> Tee-Object C:\LAB3\Evidence\local_load_test.txt</w:t>
+      </w:r>
+    </w:p>
+    <w:p>
+      <w:pPr>
+        <w:rPr>
+          <w:rFonts w:cs="Times New Roman"/>
+        </w:rPr>
+      </w:pPr>
+      <w:r>
+        <w:rPr>
+          <w:rFonts w:cs="Times New Roman"/>
+        </w:rPr>
+        <w:t>Ghi lại requests, workers, ok/failures, elapsed_s, avg_latency_s. Đây chỉ là minh họa tải nhỏ trên localhost.</w:t>
+      </w:r>
+    </w:p>
+    <w:p>
+      <w:pPr>
+        <w:pStyle w:val="Heading2"/>
+        <w:rPr>
+          <w:rFonts w:ascii="Times New Roman" w:hAnsi="Times New Roman" w:cs="Times New Roman"/>
+        </w:rPr>
+      </w:pPr>
+      <w:r>
+        <w:rPr>
+          <w:rFonts w:ascii="Times New Roman" w:hAnsi="Times New Roman" w:cs="Times New Roman"/>
+        </w:rPr>
+        <w:t>Bước 9.2 – Phân tích DDoS dataset</w:t>
+      </w:r>
+    </w:p>
+    <w:p>
+      <w:pPr>
+        <w:pStyle w:val="Code"/>
+        <w:spacing w:before="60" w:after="120"/>
+        <w:rPr>
+          <w:rFonts w:ascii="Times New Roman" w:hAnsi="Times New Roman" w:cs="Times New Roman"/>
+        </w:rPr>
+      </w:pPr>
+      <w:r>
+        <w:rPr>
+          <w:rFonts w:ascii="Times New Roman" w:hAnsi="Times New Roman" w:cs="Times New Roman"/>
+        </w:rPr>
+        <w:t>Import-Csv C:\LAB3\lab3_assets\data\ddos_sample.csv |</w:t>
+      </w:r>
+      <w:r>
+        <w:rPr>
+          <w:rFonts w:ascii="Times New Roman" w:hAnsi="Times New Roman" w:cs="Times New Roman"/>
+        </w:rPr>
+        <w:br/>
+        <w:t xml:space="preserve"> Group-Object SourceIP | Sort-Object Count -Descending |</w:t>
+      </w:r>
+      <w:r>
+        <w:rPr>
+          <w:rFonts w:ascii="Times New Roman" w:hAnsi="Times New Roman" w:cs="Times New Roman"/>
+        </w:rPr>
+        <w:br/>
+        <w:t xml:space="preserve"> Select-Object Count,Name |</w:t>
+      </w:r>
+      <w:r>
+        <w:rPr>
+          <w:rFonts w:ascii="Times New Roman" w:hAnsi="Times New Roman" w:cs="Times New Roman"/>
+        </w:rPr>
+        <w:br/>
+        <w:t xml:space="preserve"> Tee-Object C:\LAB3\Evidence\ddos_sources.txt</w:t>
+      </w:r>
+    </w:p>
+    <w:p>
+      <w:pPr>
+        <w:pStyle w:val="Heading2"/>
+        <w:rPr>
+          <w:rFonts w:ascii="Times New Roman" w:hAnsi="Times New Roman" w:cs="Times New Roman"/>
+        </w:rPr>
+      </w:pPr>
+      <w:r>
+        <w:rPr>
+          <w:rFonts w:ascii="Times New Roman" w:hAnsi="Times New Roman" w:cs="Times New Roman"/>
+        </w:rPr>
+        <w:lastRenderedPageBreak/>
+        <w:t>Bước 9.3 – Phân tích Mail Bombing offline</w:t>
+      </w:r>
+    </w:p>
+    <w:p>
+      <w:pPr>
+        <w:pStyle w:val="Code"/>
+        <w:spacing w:before="60" w:after="120"/>
+        <w:rPr>
+          <w:rFonts w:ascii="Times New Roman" w:hAnsi="Times New Roman" w:cs="Times New Roman"/>
+        </w:rPr>
+      </w:pPr>
+      <w:r>
+        <w:rPr>
+          <w:rFonts w:ascii="Times New Roman" w:hAnsi="Times New Roman" w:cs="Times New Roman"/>
+        </w:rPr>
+        <w:t>$log=Import-Csv C:\LAB3\lab3_assets\data\mailbomb_sample.csv</w:t>
+      </w:r>
+      <w:r>
+        <w:rPr>
+          <w:rFonts w:ascii="Times New Roman" w:hAnsi="Times New Roman" w:cs="Times New Roman"/>
+        </w:rPr>
+        <w:br/>
+        <w:t>$log | Group-Object Sender | Sort-Object Count -Descending | Select Count,Name |</w:t>
+      </w:r>
+      <w:r>
+        <w:rPr>
+          <w:rFonts w:ascii="Times New Roman" w:hAnsi="Times New Roman" w:cs="Times New Roman"/>
+        </w:rPr>
+        <w:br/>
+        <w:t xml:space="preserve"> Tee-Object C:\LAB3\Evidence\mail_sender_counts.txt</w:t>
+      </w:r>
+      <w:r>
+        <w:rPr>
+          <w:rFonts w:ascii="Times New Roman" w:hAnsi="Times New Roman" w:cs="Times New Roman"/>
+        </w:rPr>
+        <w:br/>
+        <w:t>$log | Measure-Object SizeBytes -Sum -Average |</w:t>
+      </w:r>
+      <w:r>
+        <w:rPr>
+          <w:rFonts w:ascii="Times New Roman" w:hAnsi="Times New Roman" w:cs="Times New Roman"/>
+        </w:rPr>
+        <w:br/>
+        <w:t xml:space="preserve"> Tee-Object C:\LAB3\Evidence\mail_volume.txt</w:t>
+      </w:r>
+    </w:p>
+    <w:p>
+      <w:pPr>
+        <w:pStyle w:val="Heading1"/>
+        <w:rPr>
+          <w:rFonts w:ascii="Times New Roman" w:hAnsi="Times New Roman" w:cs="Times New Roman"/>
+        </w:rPr>
+      </w:pPr>
+      <w:r>
+        <w:rPr>
+          <w:rFonts w:ascii="Times New Roman" w:hAnsi="Times New Roman" w:cs="Times New Roman"/>
+        </w:rPr>
+        <w:t>10. Tình huống 7 – Social Engineering / Phishing</w:t>
+      </w:r>
+    </w:p>
+    <w:p>
+      <w:pPr>
+        <w:pStyle w:val="Code"/>
+        <w:spacing w:before="60" w:after="120"/>
+        <w:rPr>
+          <w:rFonts w:ascii="Times New Roman" w:hAnsi="Times New Roman" w:cs="Times New Roman"/>
+        </w:rPr>
+      </w:pPr>
+      <w:r>
+        <w:rPr>
+          <w:rFonts w:ascii="Times New Roman" w:hAnsi="Times New Roman" w:cs="Times New Roman"/>
+        </w:rPr>
+        <w:t>notepad.exe C:\LAB3\lab3_assets\samples\phishing_email.txt</w:t>
+      </w:r>
+    </w:p>
+    <w:p>
+      <w:pPr>
+        <w:rPr>
+          <w:rFonts w:cs="Times New Roman"/>
+        </w:rPr>
+      </w:pPr>
+      <w:r>
+        <w:rPr>
+          <w:rFonts w:cs="Times New Roman"/>
+        </w:rPr>
+        <w:t>Trong mẫu, đánh dấu/ghi nhận tối thiểu 5 chỉ dấu: cảm giác khẩn cấp; display name có vẻ đáng tin; domain cần xác minh; Reply-To khác From; yêu cầu truy cập link/cung cấp thông tin xác thực. Không truy cập domain trong mẫu.</w:t>
+      </w:r>
+    </w:p>
+    <w:p>
+      <w:pPr>
+        <w:pStyle w:val="Code"/>
+        <w:spacing w:before="60" w:after="120"/>
+        <w:rPr>
+          <w:rFonts w:ascii="Times New Roman" w:hAnsi="Times New Roman" w:cs="Times New Roman"/>
+        </w:rPr>
+      </w:pPr>
+      <w:r>
+        <w:rPr>
+          <w:rFonts w:ascii="Times New Roman" w:hAnsi="Times New Roman" w:cs="Times New Roman"/>
+        </w:rPr>
+        <w:t>Import-Csv C:\LAB3\lab3_assets\samples\social_engineering_cases.csv | Format-Table -Wrap</w:t>
+      </w:r>
+    </w:p>
+    <w:p>
+      <w:pPr>
+        <w:rPr>
+          <w:rFonts w:cs="Times New Roman"/>
+        </w:rPr>
+      </w:pPr>
+      <w:r>
+        <w:rPr>
+          <w:rFonts w:cs="Times New Roman"/>
+        </w:rPr>
+        <w:t>Trong báo cáo tạo bảng: CaseID → loại tấn công → dấu hiệu → biện pháp phòng tránh. Với Spear Phishing, nêu yếu tố cá nhân hóa.</w:t>
+      </w:r>
+    </w:p>
+    <w:p>
+      <w:pPr>
+        <w:pStyle w:val="Heading1"/>
+        <w:rPr>
+          <w:rFonts w:ascii="Times New Roman" w:hAnsi="Times New Roman" w:cs="Times New Roman"/>
+        </w:rPr>
+      </w:pPr>
+      <w:r>
+        <w:rPr>
+          <w:rFonts w:ascii="Times New Roman" w:hAnsi="Times New Roman" w:cs="Times New Roman"/>
+        </w:rPr>
+        <w:t>11. Cleanup, phục hồi và kiểm tra lại</w:t>
+      </w:r>
+    </w:p>
+    <w:p>
+      <w:pPr>
+        <w:rPr>
+          <w:rFonts w:cs="Times New Roman"/>
+        </w:rPr>
+      </w:pPr>
+      <w:r>
+        <w:rPr>
+          <w:rFonts w:cs="Times New Roman"/>
+        </w:rPr>
+        <w:t>CHỈ làm phần này sau khi đã chụp đủ H1–H10 và lưu Evidence.</w:t>
+      </w:r>
+    </w:p>
+    <w:p>
+      <w:pPr>
+        <w:pStyle w:val="Code"/>
+        <w:spacing w:before="60" w:after="120"/>
+        <w:rPr>
+          <w:rFonts w:ascii="Times New Roman" w:hAnsi="Times New Roman" w:cs="Times New Roman"/>
+        </w:rPr>
+      </w:pPr>
+      <w:r>
+        <w:rPr>
+          <w:rFonts w:ascii="Times New Roman" w:hAnsi="Times New Roman" w:cs="Times New Roman"/>
+        </w:rPr>
+        <w:t># 1) Xoa persistence LAB3</w:t>
+      </w:r>
+      <w:r>
+        <w:rPr>
+          <w:rFonts w:ascii="Times New Roman" w:hAnsi="Times New Roman" w:cs="Times New Roman"/>
+        </w:rPr>
+        <w:br/>
+        <w:t>Remove-ItemProperty -Path 'HKCU:\Software\Microsoft\Windows\CurrentVersion\Run' `</w:t>
+      </w:r>
+      <w:r>
+        <w:rPr>
+          <w:rFonts w:ascii="Times New Roman" w:hAnsi="Times New Roman" w:cs="Times New Roman"/>
+        </w:rPr>
+        <w:br/>
+        <w:t xml:space="preserve"> -Name 'LAB3_Run_Demo' -ErrorAction SilentlyContinue</w:t>
+      </w:r>
+      <w:r>
+        <w:rPr>
+          <w:rFonts w:ascii="Times New Roman" w:hAnsi="Times New Roman" w:cs="Times New Roman"/>
+        </w:rPr>
+        <w:br/>
+        <w:t>Unregister-ScheduledTask -TaskName 'LAB3_Persistence_Demo' -Confirm:$false `</w:t>
+      </w:r>
+      <w:r>
+        <w:rPr>
+          <w:rFonts w:ascii="Times New Roman" w:hAnsi="Times New Roman" w:cs="Times New Roman"/>
+        </w:rPr>
+        <w:br/>
+        <w:t xml:space="preserve"> -ErrorAction SilentlyContinue</w:t>
+      </w:r>
+      <w:r>
+        <w:rPr>
+          <w:rFonts w:ascii="Times New Roman" w:hAnsi="Times New Roman" w:cs="Times New Roman"/>
+        </w:rPr>
+        <w:br/>
+      </w:r>
+      <w:r>
+        <w:rPr>
+          <w:rFonts w:ascii="Times New Roman" w:hAnsi="Times New Roman" w:cs="Times New Roman"/>
+        </w:rPr>
+        <w:br/>
+        <w:t># 2) Dung HTTP server dang listen tren 8080</w:t>
+      </w:r>
+      <w:r>
+        <w:rPr>
+          <w:rFonts w:ascii="Times New Roman" w:hAnsi="Times New Roman" w:cs="Times New Roman"/>
+        </w:rPr>
+        <w:br/>
+        <w:t>$serverPid=(Get-NetTCPConnection -LocalPort 8080 -State Listen -ErrorAction SilentlyContinue).OwningProcess</w:t>
+      </w:r>
+      <w:r>
+        <w:rPr>
+          <w:rFonts w:ascii="Times New Roman" w:hAnsi="Times New Roman" w:cs="Times New Roman"/>
+        </w:rPr>
+        <w:br/>
+        <w:t>if ($serverPid) { Stop-Process -Id $serverPid -Force }</w:t>
+      </w:r>
+      <w:r>
+        <w:rPr>
+          <w:rFonts w:ascii="Times New Roman" w:hAnsi="Times New Roman" w:cs="Times New Roman"/>
+        </w:rPr>
+        <w:br/>
+      </w:r>
+      <w:r>
+        <w:rPr>
+          <w:rFonts w:ascii="Times New Roman" w:hAnsi="Times New Roman" w:cs="Times New Roman"/>
+        </w:rPr>
+        <w:br/>
+        <w:t># 3) Xoa tai khoan lab</w:t>
+      </w:r>
+      <w:r>
+        <w:rPr>
+          <w:rFonts w:ascii="Times New Roman" w:hAnsi="Times New Roman" w:cs="Times New Roman"/>
+        </w:rPr>
+        <w:br/>
+        <w:t>Get-Process -IncludeUserName -ErrorAction SilentlyContinue | Out-Null</w:t>
+      </w:r>
+      <w:r>
+        <w:rPr>
+          <w:rFonts w:ascii="Times New Roman" w:hAnsi="Times New Roman" w:cs="Times New Roman"/>
+        </w:rPr>
+        <w:br/>
+        <w:t>Remove-LocalUser -Name 'lab3user' -ErrorAction SilentlyContinue</w:t>
+      </w:r>
+      <w:r>
+        <w:rPr>
+          <w:rFonts w:ascii="Times New Roman" w:hAnsi="Times New Roman" w:cs="Times New Roman"/>
+        </w:rPr>
+        <w:br/>
+      </w:r>
+      <w:r>
+        <w:rPr>
+          <w:rFonts w:ascii="Times New Roman" w:hAnsi="Times New Roman" w:cs="Times New Roman"/>
+        </w:rPr>
+        <w:br/>
+        <w:t># 4) Kiem tra lai</w:t>
+      </w:r>
+      <w:r>
+        <w:rPr>
+          <w:rFonts w:ascii="Times New Roman" w:hAnsi="Times New Roman" w:cs="Times New Roman"/>
+        </w:rPr>
+        <w:br/>
+        <w:t>Get-ItemProperty 'HKCU:\Software\Microsoft\Windows\CurrentVersion\Run' `</w:t>
+      </w:r>
+      <w:r>
+        <w:rPr>
+          <w:rFonts w:ascii="Times New Roman" w:hAnsi="Times New Roman" w:cs="Times New Roman"/>
+        </w:rPr>
+        <w:br/>
+        <w:t xml:space="preserve"> -Name 'LAB3_Run_Demo' -ErrorAction SilentlyContinue</w:t>
+      </w:r>
+      <w:r>
+        <w:rPr>
+          <w:rFonts w:ascii="Times New Roman" w:hAnsi="Times New Roman" w:cs="Times New Roman"/>
+        </w:rPr>
+        <w:br/>
+        <w:t>Get-ScheduledTask -TaskName 'LAB3_Persistence_Demo' -ErrorAction SilentlyContinue</w:t>
+      </w:r>
+      <w:r>
+        <w:rPr>
+          <w:rFonts w:ascii="Times New Roman" w:hAnsi="Times New Roman" w:cs="Times New Roman"/>
+        </w:rPr>
+        <w:br/>
+        <w:t>Get-NetTCPConnection -LocalPort 8080 -ErrorAction SilentlyContinue</w:t>
+      </w:r>
+      <w:r>
+        <w:rPr>
+          <w:rFonts w:ascii="Times New Roman" w:hAnsi="Times New Roman" w:cs="Times New Roman"/>
+        </w:rPr>
+        <w:br/>
+        <w:t>Get-MpComputerStatus | Select AntivirusEnabled,RealTimeProtectionEnabled,IsTamperProtected</w:t>
+      </w:r>
+    </w:p>
+    <w:p>
+      <w:pPr>
+        <w:pStyle w:val="Heading2"/>
+        <w:rPr>
+          <w:rFonts w:ascii="Times New Roman" w:hAnsi="Times New Roman" w:cs="Times New Roman"/>
+        </w:rPr>
+      </w:pPr>
+      <w:r>
+        <w:rPr>
+          <w:rFonts w:ascii="Times New Roman" w:hAnsi="Times New Roman" w:cs="Times New Roman"/>
+        </w:rPr>
+        <w:t>Bước 11.1 – Autoruns sau cleanup</w:t>
+      </w:r>
+    </w:p>
+    <w:p>
+      <w:pPr>
+        <w:pStyle w:val="Code"/>
+        <w:spacing w:before="60" w:after="120"/>
+        <w:rPr>
+          <w:rFonts w:ascii="Times New Roman" w:hAnsi="Times New Roman" w:cs="Times New Roman"/>
+        </w:rPr>
+      </w:pPr>
+      <w:r>
+        <w:rPr>
+          <w:rFonts w:ascii="Times New Roman" w:hAnsi="Times New Roman" w:cs="Times New Roman"/>
+        </w:rPr>
+        <w:t>C:\LAB3\Tools\Autoruns\autorunsc64.exe -a * -c -h -s &gt; C:\LAB3\Evidence\autoruns_after.csv</w:t>
+      </w:r>
+      <w:r>
+        <w:rPr>
+          <w:rFonts w:ascii="Times New Roman" w:hAnsi="Times New Roman" w:cs="Times New Roman"/>
+        </w:rPr>
+        <w:br/>
+        <w:t>Compare-Object (Get-Content C:\LAB3\Evidence\autoruns_before.csv) `</w:t>
+      </w:r>
+      <w:r>
+        <w:rPr>
+          <w:rFonts w:ascii="Times New Roman" w:hAnsi="Times New Roman" w:cs="Times New Roman"/>
+        </w:rPr>
+        <w:br/>
+        <w:t xml:space="preserve"> (Get-Content C:\LAB3\Evidence\autoruns_after.csv) |</w:t>
+      </w:r>
+      <w:r>
+        <w:rPr>
+          <w:rFonts w:ascii="Times New Roman" w:hAnsi="Times New Roman" w:cs="Times New Roman"/>
+        </w:rPr>
+        <w:br/>
+        <w:t xml:space="preserve"> Out-File C:\LAB3\Evidence\autoruns_diff.txt -Width 240</w:t>
+      </w:r>
+    </w:p>
+    <w:p>
+      <w:pPr>
+        <w:pStyle w:val="Heading2"/>
+        <w:rPr>
+          <w:rFonts w:ascii="Times New Roman" w:hAnsi="Times New Roman" w:cs="Times New Roman"/>
+        </w:rPr>
+      </w:pPr>
+      <w:r>
+        <w:rPr>
+          <w:rFonts w:ascii="Times New Roman" w:hAnsi="Times New Roman" w:cs="Times New Roman"/>
+        </w:rPr>
+        <w:lastRenderedPageBreak/>
+        <w:t>Bước 11.2 – Tính SHA-256 Evidence</w:t>
+      </w:r>
+    </w:p>
+    <w:p>
+      <w:pPr>
+        <w:pStyle w:val="Code"/>
+        <w:spacing w:before="60" w:after="120"/>
+        <w:rPr>
+          <w:rFonts w:ascii="Times New Roman" w:hAnsi="Times New Roman" w:cs="Times New Roman"/>
+        </w:rPr>
+      </w:pPr>
+      <w:r>
+        <w:rPr>
+          <w:rFonts w:ascii="Times New Roman" w:hAnsi="Times New Roman" w:cs="Times New Roman"/>
+        </w:rPr>
+        <w:t>Get-ChildItem C:\LAB3\Evidence -File |</w:t>
+      </w:r>
+      <w:r>
+        <w:rPr>
+          <w:rFonts w:ascii="Times New Roman" w:hAnsi="Times New Roman" w:cs="Times New Roman"/>
+        </w:rPr>
+        <w:br/>
+        <w:t xml:space="preserve"> Get-FileHash -Algorithm SHA256 |</w:t>
+      </w:r>
+      <w:r>
+        <w:rPr>
+          <w:rFonts w:ascii="Times New Roman" w:hAnsi="Times New Roman" w:cs="Times New Roman"/>
+        </w:rPr>
+        <w:br/>
+        <w:t xml:space="preserve"> Export-Csv C:\LAB3\Evidence\evidence_sha256.csv -NoTypeInformation -Encoding UTF8</w:t>
+      </w:r>
+    </w:p>
+    <w:p>
+      <w:pPr>
+        <w:rPr>
+          <w:rFonts w:cs="Times New Roman"/>
+          <w:lang w:val="vi-VN"/>
+        </w:rPr>
+      </w:pPr>
+      <w:r>
+        <w:rPr>
+          <w:rFonts w:cs="Times New Roman"/>
+          <w:lang w:val="vi-VN"/>
+        </w:rPr>
+        <w:t xml:space="preserve">Được. Dưới đây là phần </w:t>
+      </w:r>
+      <w:r>
+        <w:rPr>
+          <w:rFonts w:cs="Times New Roman"/>
+          <w:b/>
+          <w:bCs/>
+          <w:lang w:val="vi-VN"/>
+        </w:rPr>
+        <w:t>trả lời 20 câu hỏi</w:t>
+      </w:r>
+      <w:r>
+        <w:rPr>
+          <w:rFonts w:cs="Times New Roman"/>
+          <w:lang w:val="vi-VN"/>
+        </w:rPr>
+        <w:t xml:space="preserve"> theo nội dung LAB 3 của bạn. Mình viết theo kiểu có thể đưa vào báo cáo, nhưng câu 6 và một số câu liên quan kết quả thực nghiệm nên bạn chỉnh lại nếu output thực tế trên VM của bạn khác. Tài liệu yêu cầu bằng chứng/output phải khớp với VM thực tế của sinh viên. LAB3_CacMoiDeDoa_ATTT_2026</w:t>
+      </w:r>
+    </w:p>
+    <w:p>
+      <w:pPr>
+        <w:rPr>
+          <w:rFonts w:cs="Times New Roman"/>
+          <w:b/>
+          <w:bCs/>
+          <w:lang w:val="vi-VN"/>
+        </w:rPr>
+      </w:pPr>
+      <w:r>
+        <w:rPr>
+          <w:rFonts w:cs="Times New Roman"/>
+          <w:b/>
+          <w:bCs/>
+          <w:lang w:val="vi-VN"/>
+        </w:rPr>
+        <w:t>C. CÂU HỎI</w:t>
+      </w:r>
+    </w:p>
+    <w:p>
+      <w:pPr>
+        <w:rPr>
+          <w:rFonts w:cs="Times New Roman"/>
+          <w:lang w:val="vi-VN"/>
+        </w:rPr>
+      </w:pPr>
+      <w:r>
+        <w:rPr>
+          <w:rFonts w:cs="Times New Roman"/>
+          <w:b/>
+          <w:bCs/>
+          <w:lang w:val="vi-VN"/>
+        </w:rPr>
+        <w:t>Câu 1. Dùng một ví dụ từ VM để phân biệt Asset, Vulnerability, Threat, Risk và Attack.</w:t>
+      </w:r>
+    </w:p>
+    <w:p>
+      <w:pPr>
+        <w:rPr>
+          <w:rFonts w:cs="Times New Roman"/>
+          <w:lang w:val="vi-VN"/>
+        </w:rPr>
+      </w:pPr>
+      <w:r>
+        <w:rPr>
+          <w:rFonts w:cs="Times New Roman"/>
+          <w:lang w:val="vi-VN"/>
+        </w:rPr>
+        <w:t>Ví dụ với tài khoản lab3user trên máy ảo:</w:t>
+      </w:r>
+    </w:p>
+    <w:p>
+      <w:pPr>
+        <w:numPr>
+          <w:ilvl w:val="0"/>
+          <w:numId w:val="10"/>
+        </w:numPr>
+        <w:rPr>
+          <w:rFonts w:cs="Times New Roman"/>
+          <w:lang w:val="vi-VN"/>
+        </w:rPr>
+      </w:pPr>
+      <w:r>
+        <w:rPr>
+          <w:rFonts w:cs="Times New Roman"/>
+          <w:b/>
+          <w:bCs/>
+          <w:lang w:val="vi-VN"/>
+        </w:rPr>
+        <w:t>Asset (Tài sản):</w:t>
+      </w:r>
+      <w:r>
+        <w:rPr>
+          <w:rFonts w:cs="Times New Roman"/>
+          <w:lang w:val="vi-VN"/>
+        </w:rPr>
+        <w:t xml:space="preserve"> tài khoản lab3user và thông tin xác thực của tài khoản.</w:t>
+      </w:r>
+    </w:p>
+    <w:p>
+      <w:pPr>
+        <w:numPr>
+          <w:ilvl w:val="0"/>
+          <w:numId w:val="10"/>
+        </w:numPr>
+        <w:rPr>
+          <w:rFonts w:cs="Times New Roman"/>
+          <w:lang w:val="vi-VN"/>
+        </w:rPr>
+      </w:pPr>
+      <w:r>
+        <w:rPr>
+          <w:rFonts w:cs="Times New Roman"/>
+          <w:b/>
+          <w:bCs/>
+          <w:lang w:val="vi-VN"/>
+        </w:rPr>
+        <w:t>Vulnerability (Lỗ hổng):</w:t>
+      </w:r>
+      <w:r>
+        <w:rPr>
+          <w:rFonts w:cs="Times New Roman"/>
+          <w:lang w:val="vi-VN"/>
+        </w:rPr>
+        <w:t xml:space="preserve"> mật khẩu yếu hoặc người dùng nhập mật khẩu vào phần mềm không đáng tin cậy.</w:t>
+      </w:r>
+    </w:p>
+    <w:p>
+      <w:pPr>
+        <w:numPr>
+          <w:ilvl w:val="0"/>
+          <w:numId w:val="10"/>
+        </w:numPr>
+        <w:rPr>
+          <w:rFonts w:cs="Times New Roman"/>
+          <w:lang w:val="vi-VN"/>
+        </w:rPr>
+      </w:pPr>
+      <w:r>
+        <w:rPr>
+          <w:rFonts w:cs="Times New Roman"/>
+          <w:b/>
+          <w:bCs/>
+          <w:lang w:val="vi-VN"/>
+        </w:rPr>
+        <w:t>Threat (Mối đe dọa):</w:t>
+      </w:r>
+      <w:r>
+        <w:rPr>
+          <w:rFonts w:cs="Times New Roman"/>
+          <w:lang w:val="vi-VN"/>
+        </w:rPr>
+        <w:t xml:space="preserve"> kẻ tấn công có thể sử dụng dò mật khẩu, phishing hoặc keylogging để lấy thông tin xác thực.</w:t>
+      </w:r>
+    </w:p>
+    <w:p>
+      <w:pPr>
+        <w:numPr>
+          <w:ilvl w:val="0"/>
+          <w:numId w:val="10"/>
+        </w:numPr>
+        <w:rPr>
+          <w:rFonts w:cs="Times New Roman"/>
+          <w:lang w:val="vi-VN"/>
+        </w:rPr>
+      </w:pPr>
+      <w:r>
+        <w:rPr>
+          <w:rFonts w:cs="Times New Roman"/>
+          <w:b/>
+          <w:bCs/>
+          <w:lang w:val="vi-VN"/>
+        </w:rPr>
+        <w:t>Risk (Rủi ro):</w:t>
+      </w:r>
+      <w:r>
+        <w:rPr>
+          <w:rFonts w:cs="Times New Roman"/>
+          <w:lang w:val="vi-VN"/>
+        </w:rPr>
+        <w:t xml:space="preserve"> nếu mối đe dọa khai thác thành công lỗ hổng, tài khoản có thể bị chiếm quyền, dẫn đến truy cập trái phép hoặc mất dữ liệu.</w:t>
+      </w:r>
+    </w:p>
+    <w:p>
+      <w:pPr>
+        <w:numPr>
+          <w:ilvl w:val="0"/>
+          <w:numId w:val="10"/>
+        </w:numPr>
+        <w:rPr>
+          <w:rFonts w:cs="Times New Roman"/>
+          <w:lang w:val="vi-VN"/>
+        </w:rPr>
+      </w:pPr>
+      <w:r>
+        <w:rPr>
+          <w:rFonts w:cs="Times New Roman"/>
+          <w:b/>
+          <w:bCs/>
+          <w:lang w:val="vi-VN"/>
+        </w:rPr>
+        <w:t>Attack (Cuộc tấn công):</w:t>
+      </w:r>
+      <w:r>
+        <w:rPr>
+          <w:rFonts w:cs="Times New Roman"/>
+          <w:lang w:val="vi-VN"/>
+        </w:rPr>
+        <w:t xml:space="preserve"> hành động cụ thể như thực hiện nhiều lần đăng nhập bằng mật khẩu đoán được nhằm truy cập tài khoản.</w:t>
+      </w:r>
+    </w:p>
+    <w:p>
+      <w:pPr>
+        <w:rPr>
+          <w:rFonts w:cs="Times New Roman"/>
+        </w:rPr>
+      </w:pPr>
+      <w:r>
+        <w:rPr>
+          <w:rFonts w:cs="Times New Roman"/>
+          <w:lang w:val="vi-VN"/>
+        </w:rPr>
+        <w:t xml:space="preserve">Điểm khác biệt quan trọng là </w:t>
+      </w:r>
+      <w:r>
+        <w:rPr>
+          <w:rFonts w:cs="Times New Roman"/>
+          <w:b/>
+          <w:bCs/>
+          <w:lang w:val="vi-VN"/>
+        </w:rPr>
+        <w:t>Threat</w:t>
+      </w:r>
+      <w:r>
+        <w:rPr>
+          <w:rFonts w:cs="Times New Roman"/>
+          <w:lang w:val="vi-VN"/>
+        </w:rPr>
+        <w:t xml:space="preserve"> mô tả nguồn/nguy cơ có khả năng gây hại, còn </w:t>
+      </w:r>
+      <w:r>
+        <w:rPr>
+          <w:rFonts w:cs="Times New Roman"/>
+          <w:b/>
+          <w:bCs/>
+          <w:lang w:val="vi-VN"/>
+        </w:rPr>
+        <w:t>Risk</w:t>
+      </w:r>
+      <w:r>
+        <w:rPr>
+          <w:rFonts w:cs="Times New Roman"/>
+          <w:lang w:val="vi-VN"/>
+        </w:rPr>
+        <w:t xml:space="preserve"> mô tả khả năng và hậu quả khi nguy cơ đó tác động đến tài sản. Cách phân biệt này phù hợp với risk register của LAB. LAB3_CacMoiDeDoa_ATTT_2026</w:t>
+      </w:r>
+    </w:p>
+    <w:p>
+      <w:pPr>
+        <w:rPr>
+          <w:rFonts w:cs="Times New Roman"/>
+          <w:lang w:val="vi-VN"/>
+        </w:rPr>
+      </w:pPr>
+      <w:r>
+        <w:rPr>
+          <w:rFonts w:cs="Times New Roman"/>
+          <w:b/>
+          <w:bCs/>
+          <w:lang w:val="vi-VN"/>
+        </w:rPr>
+        <w:t>Câu 2. Phân loại năm tình huống ở TH1.</w:t>
+      </w:r>
+    </w:p>
     <w:tbl>
       <w:tblPr>
         <w:tblStyle w:val="TableGrid"/>
         <w:tblW w:w="0" w:type="auto"/>
-        <w:jc w:val="center"/>
         <w:tblLook w:val="04A0" w:firstRow="1" w:lastRow="0" w:firstColumn="1" w:lastColumn="0" w:noHBand="0" w:noVBand="1"/>
       </w:tblPr>
       <w:tblGrid>
-        <w:gridCol w:w="9936"/>
+        <w:gridCol w:w="3788"/>
+        <w:gridCol w:w="1522"/>
+        <w:gridCol w:w="4842"/>
       </w:tblGrid>
       <w:tr>
-        <w:trPr>
-          <w:jc w:val="center"/>
-        </w:trPr>
         <w:tc>
           <w:tcPr>
-            <w:tcW w:w="9936" w:type="dxa"/>
-            <w:shd w:val="clear" w:color="auto" w:fill="D9EAF7"/>
+            <w:tcW w:w="0" w:type="auto"/>
+            <w:hideMark/>
           </w:tcPr>
           <w:p>
             <w:pPr>
-              <w:jc w:val="center"/>
-              <w:rPr>
-                <w:rFonts w:cs="Times New Roman"/>
-              </w:rPr>
-            </w:pPr>
-            <w:r>
-              <w:rPr>
-                <w:rFonts w:ascii="Segoe UI Emoji" w:hAnsi="Segoe UI Emoji" w:cs="Segoe UI Emoji"/>
-                <w:b/>
-              </w:rPr>
-              <w:t>📸</w:t>
-            </w:r>
-            <w:r>
+              <w:spacing w:after="200" w:line="276" w:lineRule="auto"/>
               <w:rPr>
                 <w:rFonts w:cs="Times New Roman"/>
                 <w:b/>
-              </w:rPr>
-              <w:t xml:space="preserve"> HÌNH H5 – Event ID 4625</w:t>
-            </w:r>
-          </w:p>
-        </w:tc>
-      </w:tr>
-      <w:tr>
-        <w:trPr>
-          <w:jc w:val="center"/>
-        </w:trPr>
-        <w:tc>
-          <w:tcPr>
-            <w:tcW w:w="9936" w:type="dxa"/>
-          </w:tcPr>
-          <w:p>
-            <w:pPr>
-              <w:jc w:val="center"/>
-              <w:rPr>
-                <w:rFonts w:cs="Times New Roman"/>
+                <w:bCs/>
+                <w:lang w:val="vi-VN"/>
               </w:rPr>
             </w:pPr>
             <w:r>
               <w:rPr>
                 <w:rFonts w:cs="Times New Roman"/>
                 <w:b/>
+                <w:bCs/>
+                <w:lang w:val="vi-VN"/>
               </w:rPr>
-              <w:t xml:space="preserve">Chụp hình: </w:t>
+              <w:t>Tình huống</w:t>
             </w:r>
-            <w:r>
-              <w:rPr>
-                <w:rFonts w:cs="Times New Roman"/>
-              </w:rPr>
-              <w:t>Chụp Event Viewer tại Security log, chọn Event ID 4625 liên quan lab3user. Phần General phải thấy account và thời gian.</w:t>
-            </w:r>
-            <w:r>
-              <w:rPr>
-                <w:rFonts w:cs="Times New Roman"/>
-              </w:rPr>
-              <w:br/>
-            </w:r>
-            <w:r>
+          </w:p>
+        </w:tc>
+        <w:tc>
+          <w:tcPr>
+            <w:tcW w:w="0" w:type="auto"/>
+            <w:hideMark/>
+          </w:tcPr>
+          <w:p>
+            <w:pPr>
+              <w:spacing w:after="200" w:line="276" w:lineRule="auto"/>
               <w:rPr>
                 <w:rFonts w:cs="Times New Roman"/>
                 <w:b/>
-              </w:rPr>
-              <w:t xml:space="preserve">Tên file đề nghị: </w:t>
-            </w:r>
-            <w:r>
-              <w:rPr>
-                <w:rFonts w:cs="Times New Roman"/>
-              </w:rPr>
-              <w:t>H5_Event4625.png</w:t>
-            </w:r>
-            <w:r>
-              <w:rPr>
-                <w:rFonts w:cs="Times New Roman"/>
-              </w:rPr>
-              <w:br/>
-            </w:r>
-            <w:r>
-              <w:rPr>
-                <w:rFonts w:cs="Times New Roman"/>
-              </w:rPr>
-              <w:br/>
-            </w:r>
-            <w:r>
-              <w:rPr>
-                <w:rFonts w:cs="Times New Roman"/>
-                <w:b/>
-              </w:rPr>
-              <w:t>[ DÁN ẢNH CHỤP CỦA BẠN VÀO ĐÂY ]</w:t>
-            </w:r>
-          </w:p>
-        </w:tc>
-      </w:tr>
-    </w:tbl>
-    <w:p>
-      <w:pPr>
-        <w:rPr>
-          <w:rFonts w:cs="Times New Roman"/>
-        </w:rPr>
-      </w:pPr>
-    </w:p>
-    <w:p>
-      <w:pPr>
-        <w:pStyle w:val="Heading2"/>
-        <w:rPr>
-          <w:rFonts w:ascii="Times New Roman" w:hAnsi="Times New Roman" w:cs="Times New Roman"/>
-        </w:rPr>
-      </w:pPr>
-      <w:r>
-        <w:rPr>
-          <w:rFonts w:ascii="Times New Roman" w:hAnsi="Times New Roman" w:cs="Times New Roman"/>
-        </w:rPr>
-        <w:t>Bước 6.4 – Đổi mật khẩu</w:t>
-      </w:r>
-    </w:p>
-    <w:p>
-      <w:pPr>
-        <w:pStyle w:val="Code"/>
-        <w:spacing w:before="60" w:after="120"/>
-        <w:rPr>
-          <w:rFonts w:ascii="Times New Roman" w:hAnsi="Times New Roman" w:cs="Times New Roman"/>
-        </w:rPr>
-      </w:pPr>
-      <w:r>
-        <w:rPr>
-          <w:rFonts w:ascii="Times New Roman" w:hAnsi="Times New Roman" w:cs="Times New Roman"/>
-        </w:rPr>
-        <w:t>$newPw = Read-Host 'Nhap mat khau LAB3 sau khi doi' -AsSecureString</w:t>
-      </w:r>
-      <w:r>
-        <w:rPr>
-          <w:rFonts w:ascii="Times New Roman" w:hAnsi="Times New Roman" w:cs="Times New Roman"/>
-        </w:rPr>
-        <w:br/>
-        <w:t>Set-LocalUser -Name 'lab3user' -Password $newPw</w:t>
-      </w:r>
-      <w:r>
-        <w:rPr>
-          <w:rFonts w:ascii="Times New Roman" w:hAnsi="Times New Roman" w:cs="Times New Roman"/>
-        </w:rPr>
-        <w:br/>
-        <w:t>runas /user:.\lab3user cmd.exe</w:t>
-      </w:r>
-    </w:p>
-    <w:p>
-      <w:pPr>
-        <w:rPr>
-          <w:rFonts w:cs="Times New Roman"/>
-        </w:rPr>
-      </w:pPr>
-      <w:r>
-        <w:rPr>
-          <w:rFonts w:cs="Times New Roman"/>
-        </w:rPr>
-        <w:t>Kiểm chứng: mật khẩu cũ phải thất bại; mật khẩu mới phải thành công. Trong phần nhận xét, giải thích mật khẩu dài/phức tạp không ngăn keylogger thu trực tiếp phím gõ; các biện pháp liên quan gồm endpoint protection, kiểm soát phần mềm, MFA/passkey và credential rotation.</w:t>
-      </w:r>
-    </w:p>
-    <w:p>
-      <w:pPr>
-        <w:pStyle w:val="Heading1"/>
-        <w:rPr>
-          <w:rFonts w:ascii="Times New Roman" w:hAnsi="Times New Roman" w:cs="Times New Roman"/>
-        </w:rPr>
-      </w:pPr>
-      <w:r>
-        <w:rPr>
-          <w:rFonts w:ascii="Times New Roman" w:hAnsi="Times New Roman" w:cs="Times New Roman"/>
-        </w:rPr>
-        <w:t>7. Tình huống 4 – Persistence và listener cục bộ</w:t>
-      </w:r>
-    </w:p>
-    <w:p>
-      <w:pPr>
-        <w:pStyle w:val="Heading2"/>
-        <w:rPr>
-          <w:rFonts w:ascii="Times New Roman" w:hAnsi="Times New Roman" w:cs="Times New Roman"/>
-        </w:rPr>
-      </w:pPr>
-      <w:r>
-        <w:rPr>
-          <w:rFonts w:ascii="Times New Roman" w:hAnsi="Times New Roman" w:cs="Times New Roman"/>
-        </w:rPr>
-        <w:t>Bước 7.1 – Cài Sysmon và lấy Autoruns baseline</w:t>
-      </w:r>
-    </w:p>
-    <w:p>
-      <w:pPr>
-        <w:pStyle w:val="Code"/>
-        <w:spacing w:before="60" w:after="120"/>
-        <w:rPr>
-          <w:rFonts w:ascii="Times New Roman" w:hAnsi="Times New Roman" w:cs="Times New Roman"/>
-        </w:rPr>
-      </w:pPr>
-      <w:r>
-        <w:rPr>
-          <w:rFonts w:ascii="Times New Roman" w:hAnsi="Times New Roman" w:cs="Times New Roman"/>
-        </w:rPr>
-        <w:t>C:\LAB3\Tools\Sysmon\Sysmon64.exe -accepteula -i C:\LAB3\lab3_assets\sysmon-lab.xml</w:t>
-      </w:r>
-      <w:r>
-        <w:rPr>
-          <w:rFonts w:ascii="Times New Roman" w:hAnsi="Times New Roman" w:cs="Times New Roman"/>
-        </w:rPr>
-        <w:br/>
-        <w:t>C:\LAB3\Tools\Sysmon\Sysmon64.exe -c</w:t>
-      </w:r>
-      <w:r>
-        <w:rPr>
-          <w:rFonts w:ascii="Times New Roman" w:hAnsi="Times New Roman" w:cs="Times New Roman"/>
-        </w:rPr>
-        <w:br/>
-        <w:t>C:\LAB3\Tools\Autoruns\autorunsc64.exe -a * -c -h -s &gt; C:\LAB3\Evidence\autoruns_before.csv</w:t>
-      </w:r>
-    </w:p>
-    <w:p>
-      <w:pPr>
-        <w:rPr>
-          <w:rFonts w:cs="Times New Roman"/>
-        </w:rPr>
-      </w:pPr>
-      <w:r>
-        <w:rPr>
-          <w:rFonts w:cs="Times New Roman"/>
-        </w:rPr>
-        <w:t>Mở eventvwr.msc → Applications and Services Logs → Microsoft → Windows → Sysmon → Operational. Mở Notepad, Refresh và tìm Event ID 1.</w:t>
-      </w:r>
-    </w:p>
-    <w:tbl>
-      <w:tblPr>
-        <w:tblStyle w:val="TableGrid"/>
-        <w:tblW w:w="0" w:type="auto"/>
-        <w:jc w:val="center"/>
-        <w:tblLook w:val="04A0" w:firstRow="1" w:lastRow="0" w:firstColumn="1" w:lastColumn="0" w:noHBand="0" w:noVBand="1"/>
-      </w:tblPr>
-      <w:tblGrid>
-        <w:gridCol w:w="9936"/>
-      </w:tblGrid>
-      <w:tr>
-        <w:trPr>
-          <w:jc w:val="center"/>
-        </w:trPr>
-        <w:tc>
-          <w:tcPr>
-            <w:tcW w:w="9936" w:type="dxa"/>
-            <w:shd w:val="clear" w:color="auto" w:fill="D9EAF7"/>
-          </w:tcPr>
-          <w:p>
-            <w:pPr>
-              <w:jc w:val="center"/>
-              <w:rPr>
-                <w:rFonts w:cs="Times New Roman"/>
-              </w:rPr>
-            </w:pPr>
-            <w:r>
-              <w:rPr>
-                <w:rFonts w:ascii="Segoe UI Emoji" w:hAnsi="Segoe UI Emoji" w:cs="Segoe UI Emoji"/>
-                <w:b/>
-              </w:rPr>
-              <w:t>📸</w:t>
-            </w:r>
-            <w:r>
-              <w:rPr>
-                <w:rFonts w:cs="Times New Roman"/>
-                <w:b/>
-              </w:rPr>
-              <w:t xml:space="preserve"> HÌNH H6 – Sysmon Event ID 1</w:t>
-            </w:r>
-          </w:p>
-        </w:tc>
-      </w:tr>
-      <w:tr>
-        <w:trPr>
-          <w:jc w:val="center"/>
-        </w:trPr>
-        <w:tc>
-          <w:tcPr>
-            <w:tcW w:w="9936" w:type="dxa"/>
-          </w:tcPr>
-          <w:p>
-            <w:pPr>
-              <w:jc w:val="center"/>
-              <w:rPr>
-                <w:rFonts w:cs="Times New Roman"/>
+                <w:bCs/>
+                <w:lang w:val="vi-VN"/>
               </w:rPr>
             </w:pPr>
             <w:r>
               <w:rPr>
                 <w:rFonts w:cs="Times New Roman"/>
                 <w:b/>
+                <w:bCs/>
+                <w:lang w:val="vi-VN"/>
               </w:rPr>
-              <w:t xml:space="preserve">Chụp hình: </w:t>
+              <w:t>Phân loại</w:t>
             </w:r>
-            <w:r>
-              <w:rPr>
-                <w:rFonts w:cs="Times New Roman"/>
-              </w:rPr>
-              <w:t>Chụp Microsoft-Windows-Sysmon/Operational với Event ID 1 (Process Create).</w:t>
-            </w:r>
-            <w:r>
-              <w:rPr>
-                <w:rFonts w:cs="Times New Roman"/>
-              </w:rPr>
-              <w:br/>
-            </w:r>
-            <w:r>
+          </w:p>
+        </w:tc>
+        <w:tc>
+          <w:tcPr>
+            <w:tcW w:w="0" w:type="auto"/>
+            <w:hideMark/>
+          </w:tcPr>
+          <w:p>
+            <w:pPr>
+              <w:spacing w:after="200" w:line="276" w:lineRule="auto"/>
               <w:rPr>
                 <w:rFonts w:cs="Times New Roman"/>
                 <w:b/>
-              </w:rPr>
-              <w:t xml:space="preserve">Tên file đề nghị: </w:t>
-            </w:r>
-            <w:r>
-              <w:rPr>
-                <w:rFonts w:cs="Times New Roman"/>
-              </w:rPr>
-              <w:t>H6_Sysmon_Event1.png</w:t>
-            </w:r>
-            <w:r>
-              <w:rPr>
-                <w:rFonts w:cs="Times New Roman"/>
-              </w:rPr>
-              <w:br/>
-            </w:r>
-            <w:r>
-              <w:rPr>
-                <w:rFonts w:cs="Times New Roman"/>
-              </w:rPr>
-              <w:br/>
-            </w:r>
-            <w:r>
-              <w:rPr>
-                <w:rFonts w:cs="Times New Roman"/>
-                <w:b/>
-              </w:rPr>
-              <w:t>[ DÁN ẢNH CHỤP CỦA BẠN VÀO ĐÂY ]</w:t>
-            </w:r>
-          </w:p>
-        </w:tc>
-      </w:tr>
-    </w:tbl>
-    <w:p>
-      <w:pPr>
-        <w:rPr>
-          <w:rFonts w:cs="Times New Roman"/>
-        </w:rPr>
-      </w:pPr>
-    </w:p>
-    <w:p>
-      <w:pPr>
-        <w:pStyle w:val="Heading2"/>
-        <w:rPr>
-          <w:rFonts w:ascii="Times New Roman" w:hAnsi="Times New Roman" w:cs="Times New Roman"/>
-        </w:rPr>
-      </w:pPr>
-      <w:r>
-        <w:rPr>
-          <w:rFonts w:ascii="Times New Roman" w:hAnsi="Times New Roman" w:cs="Times New Roman"/>
-        </w:rPr>
-        <w:lastRenderedPageBreak/>
-        <w:t>Bước 7.2 – Tạo persistence lành tính</w:t>
-      </w:r>
-    </w:p>
-    <w:p>
-      <w:pPr>
-        <w:pStyle w:val="Code"/>
-        <w:spacing w:before="60" w:after="120"/>
-        <w:rPr>
-          <w:rFonts w:ascii="Times New Roman" w:hAnsi="Times New Roman" w:cs="Times New Roman"/>
-        </w:rPr>
-      </w:pPr>
-      <w:r>
-        <w:rPr>
-          <w:rFonts w:ascii="Times New Roman" w:hAnsi="Times New Roman" w:cs="Times New Roman"/>
-        </w:rPr>
-        <w:t>$run='HKCU:\Software\Microsoft\Windows\CurrentVersion\Run'</w:t>
-      </w:r>
-      <w:r>
-        <w:rPr>
-          <w:rFonts w:ascii="Times New Roman" w:hAnsi="Times New Roman" w:cs="Times New Roman"/>
-        </w:rPr>
-        <w:br/>
-        <w:t>New-ItemProperty -Path $run -Name 'LAB3_Run_Demo' -PropertyType String `</w:t>
-      </w:r>
-      <w:r>
-        <w:rPr>
-          <w:rFonts w:ascii="Times New Roman" w:hAnsi="Times New Roman" w:cs="Times New Roman"/>
-        </w:rPr>
-        <w:br/>
-        <w:t xml:space="preserve"> -Value 'notepad.exe' -Force | Out-Null</w:t>
-      </w:r>
-      <w:r>
-        <w:rPr>
-          <w:rFonts w:ascii="Times New Roman" w:hAnsi="Times New Roman" w:cs="Times New Roman"/>
-        </w:rPr>
-        <w:br/>
-      </w:r>
-      <w:r>
-        <w:rPr>
-          <w:rFonts w:ascii="Times New Roman" w:hAnsi="Times New Roman" w:cs="Times New Roman"/>
-        </w:rPr>
-        <w:br/>
-        <w:t>$action=New-ScheduledTaskAction -Execute 'cmd.exe' `</w:t>
-      </w:r>
-      <w:r>
-        <w:rPr>
-          <w:rFonts w:ascii="Times New Roman" w:hAnsi="Times New Roman" w:cs="Times New Roman"/>
-        </w:rPr>
-        <w:br/>
-        <w:t xml:space="preserve"> -Argument '/c echo LAB3_TASK_OK&gt;&gt;C:\LAB3\Evidence\task_ran.txt'</w:t>
-      </w:r>
-      <w:r>
-        <w:rPr>
-          <w:rFonts w:ascii="Times New Roman" w:hAnsi="Times New Roman" w:cs="Times New Roman"/>
-        </w:rPr>
-        <w:br/>
-        <w:t>$trigger=New-ScheduledTaskTrigger -AtLogOn -User $env:USERNAME</w:t>
-      </w:r>
-      <w:r>
-        <w:rPr>
-          <w:rFonts w:ascii="Times New Roman" w:hAnsi="Times New Roman" w:cs="Times New Roman"/>
-        </w:rPr>
-        <w:br/>
-        <w:t>Register-ScheduledTask -TaskName 'LAB3_Persistence_Demo' -Action $action -Trigger $trigger `</w:t>
-      </w:r>
-      <w:r>
-        <w:rPr>
-          <w:rFonts w:ascii="Times New Roman" w:hAnsi="Times New Roman" w:cs="Times New Roman"/>
-        </w:rPr>
-        <w:br/>
-        <w:t xml:space="preserve"> -Description 'Benign LAB3 persistence demonstration' -Force | Out-Null</w:t>
-      </w:r>
-      <w:r>
-        <w:rPr>
-          <w:rFonts w:ascii="Times New Roman" w:hAnsi="Times New Roman" w:cs="Times New Roman"/>
-        </w:rPr>
-        <w:br/>
-      </w:r>
-      <w:r>
-        <w:rPr>
-          <w:rFonts w:ascii="Times New Roman" w:hAnsi="Times New Roman" w:cs="Times New Roman"/>
-        </w:rPr>
-        <w:br/>
-        <w:t>Get-ItemProperty $run -Name LAB3_Run_Demo</w:t>
-      </w:r>
-      <w:r>
-        <w:rPr>
-          <w:rFonts w:ascii="Times New Roman" w:hAnsi="Times New Roman" w:cs="Times New Roman"/>
-        </w:rPr>
-        <w:br/>
-        <w:t>Get-ScheduledTask -TaskName LAB3_Persistence_Demo</w:t>
-      </w:r>
-    </w:p>
-    <w:p>
-      <w:pPr>
-        <w:rPr>
-          <w:rFonts w:cs="Times New Roman"/>
-        </w:rPr>
-      </w:pPr>
-      <w:r>
-        <w:rPr>
-          <w:rFonts w:cs="Times New Roman"/>
-        </w:rPr>
-        <w:t>Lưu công việc → restart VM → đăng nhập lại đúng tài khoản. Kiểm tra Notepad tự mở hoặc Run value còn tồn tại và C:\LAB3\Evidence\task_ran.txt có LAB3_TASK_OK.</w:t>
-      </w:r>
-    </w:p>
-    <w:p>
-      <w:pPr>
-        <w:rPr>
-          <w:rFonts w:cs="Times New Roman"/>
-        </w:rPr>
-      </w:pPr>
-      <w:r>
-        <w:rPr>
-          <w:rFonts w:cs="Times New Roman"/>
-        </w:rPr>
-        <w:t>Mở C:\LAB3\Tools\Autoruns\Autoruns64.exe bằng Run as administrator → tab Logon → tìm LAB3_Run_Demo.</w:t>
-      </w:r>
-    </w:p>
-    <w:tbl>
-      <w:tblPr>
-        <w:tblStyle w:val="TableGrid"/>
-        <w:tblW w:w="0" w:type="auto"/>
-        <w:jc w:val="center"/>
-        <w:tblLook w:val="04A0" w:firstRow="1" w:lastRow="0" w:firstColumn="1" w:lastColumn="0" w:noHBand="0" w:noVBand="1"/>
-      </w:tblPr>
-      <w:tblGrid>
-        <w:gridCol w:w="9936"/>
-      </w:tblGrid>
-      <w:tr>
-        <w:trPr>
-          <w:jc w:val="center"/>
-        </w:trPr>
-        <w:tc>
-          <w:tcPr>
-            <w:tcW w:w="9936" w:type="dxa"/>
-            <w:shd w:val="clear" w:color="auto" w:fill="D9EAF7"/>
-          </w:tcPr>
-          <w:p>
-            <w:pPr>
-              <w:jc w:val="center"/>
-              <w:rPr>
-                <w:rFonts w:cs="Times New Roman"/>
-              </w:rPr>
-            </w:pPr>
-            <w:r>
-              <w:rPr>
-                <w:rFonts w:ascii="Segoe UI Emoji" w:hAnsi="Segoe UI Emoji" w:cs="Segoe UI Emoji"/>
-                <w:b/>
-              </w:rPr>
-              <w:t>📸</w:t>
-            </w:r>
-            <w:r>
-              <w:rPr>
-                <w:rFonts w:cs="Times New Roman"/>
-                <w:b/>
-              </w:rPr>
-              <w:t xml:space="preserve"> HÌNH H7 – Autoruns LAB3_Run_Demo</w:t>
-            </w:r>
-          </w:p>
-        </w:tc>
-      </w:tr>
-      <w:tr>
-        <w:trPr>
-          <w:jc w:val="center"/>
-        </w:trPr>
-        <w:tc>
-          <w:tcPr>
-            <w:tcW w:w="9936" w:type="dxa"/>
-          </w:tcPr>
-          <w:p>
-            <w:pPr>
-              <w:jc w:val="center"/>
-              <w:rPr>
-                <w:rFonts w:cs="Times New Roman"/>
+                <w:bCs/>
+                <w:lang w:val="vi-VN"/>
               </w:rPr>
             </w:pPr>
             <w:r>
               <w:rPr>
                 <w:rFonts w:cs="Times New Roman"/>
                 <w:b/>
+                <w:bCs/>
+                <w:lang w:val="vi-VN"/>
               </w:rPr>
-              <w:t xml:space="preserve">Chụp hình: </w:t>
+              <w:t>Giải thích</w:t>
             </w:r>
+          </w:p>
+        </w:tc>
+      </w:tr>
+      <w:tr>
+        <w:tc>
+          <w:tcPr>
+            <w:tcW w:w="0" w:type="auto"/>
+            <w:hideMark/>
+          </w:tcPr>
+          <w:p>
+            <w:pPr>
+              <w:spacing w:after="200" w:line="276" w:lineRule="auto"/>
+              <w:rPr>
+                <w:rFonts w:cs="Times New Roman"/>
+                <w:lang w:val="vi-VN"/>
+              </w:rPr>
+            </w:pPr>
             <w:r>
               <w:rPr>
                 <w:rFonts w:cs="Times New Roman"/>
+                <w:lang w:val="vi-VN"/>
               </w:rPr>
-              <w:t>Chụp Autoruns tab Logon hiển thị LAB3_Run_Demo và Image Path = notepad.exe.</w:t>
+              <w:t>Nhân viên xóa nhầm tệp cấu hình</w:t>
             </w:r>
+          </w:p>
+        </w:tc>
+        <w:tc>
+          <w:tcPr>
+            <w:tcW w:w="0" w:type="auto"/>
+            <w:hideMark/>
+          </w:tcPr>
+          <w:p>
+            <w:pPr>
+              <w:spacing w:after="200" w:line="276" w:lineRule="auto"/>
+              <w:rPr>
+                <w:rFonts w:cs="Times New Roman"/>
+                <w:lang w:val="vi-VN"/>
+              </w:rPr>
+            </w:pPr>
             <w:r>
               <w:rPr>
                 <w:rFonts w:cs="Times New Roman"/>
+                <w:lang w:val="vi-VN"/>
               </w:rPr>
-              <w:br/>
+              <w:t>Hành động vô ý</w:t>
             </w:r>
+          </w:p>
+        </w:tc>
+        <w:tc>
+          <w:tcPr>
+            <w:tcW w:w="0" w:type="auto"/>
+            <w:hideMark/>
+          </w:tcPr>
+          <w:p>
+            <w:pPr>
+              <w:spacing w:after="200" w:line="276" w:lineRule="auto"/>
+              <w:rPr>
+                <w:rFonts w:cs="Times New Roman"/>
+                <w:lang w:val="vi-VN"/>
+              </w:rPr>
+            </w:pPr>
             <w:r>
               <w:rPr>
                 <w:rFonts w:cs="Times New Roman"/>
-                <w:b/>
+                <w:lang w:val="vi-VN"/>
               </w:rPr>
-              <w:t xml:space="preserve">Tên file đề nghị: </w:t>
+              <w:t>Người dùng gây ra sự cố nhưng không có chủ đích phá hoại.</w:t>
             </w:r>
+          </w:p>
+        </w:tc>
+      </w:tr>
+      <w:tr>
+        <w:tc>
+          <w:tcPr>
+            <w:tcW w:w="0" w:type="auto"/>
+            <w:hideMark/>
+          </w:tcPr>
+          <w:p>
+            <w:pPr>
+              <w:spacing w:after="200" w:line="276" w:lineRule="auto"/>
+              <w:rPr>
+                <w:rFonts w:cs="Times New Roman"/>
+                <w:lang w:val="vi-VN"/>
+              </w:rPr>
+            </w:pPr>
             <w:r>
               <w:rPr>
                 <w:rFonts w:cs="Times New Roman"/>
+                <w:lang w:val="vi-VN"/>
               </w:rPr>
-              <w:t>H7_Autoruns_LAB3_Run_Demo.png</w:t>
+              <w:t>Người có ác ý cài phần mềm thu thập dữ liệu</w:t>
             </w:r>
+          </w:p>
+        </w:tc>
+        <w:tc>
+          <w:tcPr>
+            <w:tcW w:w="0" w:type="auto"/>
+            <w:hideMark/>
+          </w:tcPr>
+          <w:p>
+            <w:pPr>
+              <w:spacing w:after="200" w:line="276" w:lineRule="auto"/>
+              <w:rPr>
+                <w:rFonts w:cs="Times New Roman"/>
+                <w:lang w:val="vi-VN"/>
+              </w:rPr>
+            </w:pPr>
             <w:r>
               <w:rPr>
                 <w:rFonts w:cs="Times New Roman"/>
+                <w:lang w:val="vi-VN"/>
               </w:rPr>
-              <w:br/>
+              <w:t>Hành động cố ý</w:t>
             </w:r>
+          </w:p>
+        </w:tc>
+        <w:tc>
+          <w:tcPr>
+            <w:tcW w:w="0" w:type="auto"/>
+            <w:hideMark/>
+          </w:tcPr>
+          <w:p>
+            <w:pPr>
+              <w:spacing w:after="200" w:line="276" w:lineRule="auto"/>
+              <w:rPr>
+                <w:rFonts w:cs="Times New Roman"/>
+                <w:lang w:val="vi-VN"/>
+              </w:rPr>
+            </w:pPr>
             <w:r>
               <w:rPr>
                 <w:rFonts w:cs="Times New Roman"/>
+                <w:lang w:val="vi-VN"/>
               </w:rPr>
-              <w:br/>
+              <w:t>Có chủ đích thu thập dữ liệu hoặc gây hại hệ thống.</w:t>
             </w:r>
+          </w:p>
+        </w:tc>
+      </w:tr>
+      <w:tr>
+        <w:tc>
+          <w:tcPr>
+            <w:tcW w:w="0" w:type="auto"/>
+            <w:hideMark/>
+          </w:tcPr>
+          <w:p>
+            <w:pPr>
+              <w:spacing w:after="200" w:line="276" w:lineRule="auto"/>
+              <w:rPr>
+                <w:rFonts w:cs="Times New Roman"/>
+                <w:lang w:val="vi-VN"/>
+              </w:rPr>
+            </w:pPr>
             <w:r>
               <w:rPr>
                 <w:rFonts w:cs="Times New Roman"/>
-                <w:b/>
+                <w:lang w:val="vi-VN"/>
               </w:rPr>
-              <w:t>[ DÁN ẢNH CHỤP CỦA BẠN VÀO ĐÂY ]</w:t>
+              <w:t>Mất điện kéo dài làm dịch vụ dừng</w:t>
+            </w:r>
+          </w:p>
+        </w:tc>
+        <w:tc>
+          <w:tcPr>
+            <w:tcW w:w="0" w:type="auto"/>
+            <w:hideMark/>
+          </w:tcPr>
+          <w:p>
+            <w:pPr>
+              <w:spacing w:after="200" w:line="276" w:lineRule="auto"/>
+              <w:rPr>
+                <w:rFonts w:cs="Times New Roman"/>
+                <w:lang w:val="vi-VN"/>
+              </w:rPr>
+            </w:pPr>
+            <w:r>
+              <w:rPr>
+                <w:rFonts w:cs="Times New Roman"/>
+                <w:lang w:val="vi-VN"/>
+              </w:rPr>
+              <w:t>Thảm họa tự nhiên</w:t>
+            </w:r>
+          </w:p>
+        </w:tc>
+        <w:tc>
+          <w:tcPr>
+            <w:tcW w:w="0" w:type="auto"/>
+            <w:hideMark/>
+          </w:tcPr>
+          <w:p>
+            <w:pPr>
+              <w:spacing w:after="200" w:line="276" w:lineRule="auto"/>
+              <w:rPr>
+                <w:rFonts w:cs="Times New Roman"/>
+                <w:lang w:val="vi-VN"/>
+              </w:rPr>
+            </w:pPr>
+            <w:r>
+              <w:rPr>
+                <w:rFonts w:cs="Times New Roman"/>
+                <w:lang w:val="vi-VN"/>
+              </w:rPr>
+              <w:t>Sự cố môi trường/vật lý nằm ngoài hoạt động thông thường của hệ thống.</w:t>
+            </w:r>
+          </w:p>
+        </w:tc>
+      </w:tr>
+      <w:tr>
+        <w:tc>
+          <w:tcPr>
+            <w:tcW w:w="0" w:type="auto"/>
+            <w:hideMark/>
+          </w:tcPr>
+          <w:p>
+            <w:pPr>
+              <w:spacing w:after="200" w:line="276" w:lineRule="auto"/>
+              <w:rPr>
+                <w:rFonts w:cs="Times New Roman"/>
+                <w:lang w:val="vi-VN"/>
+              </w:rPr>
+            </w:pPr>
+            <w:r>
+              <w:rPr>
+                <w:rFonts w:cs="Times New Roman"/>
+                <w:lang w:val="vi-VN"/>
+              </w:rPr>
+              <w:t>Ổ đĩa hỏng hoặc dịch vụ treo do lỗi phần mềm</w:t>
+            </w:r>
+          </w:p>
+        </w:tc>
+        <w:tc>
+          <w:tcPr>
+            <w:tcW w:w="0" w:type="auto"/>
+            <w:hideMark/>
+          </w:tcPr>
+          <w:p>
+            <w:pPr>
+              <w:spacing w:after="200" w:line="276" w:lineRule="auto"/>
+              <w:rPr>
+                <w:rFonts w:cs="Times New Roman"/>
+                <w:lang w:val="vi-VN"/>
+              </w:rPr>
+            </w:pPr>
+            <w:r>
+              <w:rPr>
+                <w:rFonts w:cs="Times New Roman"/>
+                <w:lang w:val="vi-VN"/>
+              </w:rPr>
+              <w:t>Lỗi kỹ thuật</w:t>
+            </w:r>
+          </w:p>
+        </w:tc>
+        <w:tc>
+          <w:tcPr>
+            <w:tcW w:w="0" w:type="auto"/>
+            <w:hideMark/>
+          </w:tcPr>
+          <w:p>
+            <w:pPr>
+              <w:spacing w:after="200" w:line="276" w:lineRule="auto"/>
+              <w:rPr>
+                <w:rFonts w:cs="Times New Roman"/>
+                <w:lang w:val="vi-VN"/>
+              </w:rPr>
+            </w:pPr>
+            <w:r>
+              <w:rPr>
+                <w:rFonts w:cs="Times New Roman"/>
+                <w:lang w:val="vi-VN"/>
+              </w:rPr>
+              <w:t>Phát sinh từ phần cứng hoặc phần mềm.</w:t>
+            </w:r>
+          </w:p>
+        </w:tc>
+      </w:tr>
+      <w:tr>
+        <w:tc>
+          <w:tcPr>
+            <w:tcW w:w="0" w:type="auto"/>
+            <w:hideMark/>
+          </w:tcPr>
+          <w:p>
+            <w:pPr>
+              <w:spacing w:after="200" w:line="276" w:lineRule="auto"/>
+              <w:rPr>
+                <w:rFonts w:cs="Times New Roman"/>
+                <w:lang w:val="vi-VN"/>
+              </w:rPr>
+            </w:pPr>
+            <w:r>
+              <w:rPr>
+                <w:rFonts w:cs="Times New Roman"/>
+                <w:lang w:val="vi-VN"/>
+              </w:rPr>
+              <w:lastRenderedPageBreak/>
+              <w:t>Không thực hiện backup/patching dù đã có yêu cầu</w:t>
+            </w:r>
+          </w:p>
+        </w:tc>
+        <w:tc>
+          <w:tcPr>
+            <w:tcW w:w="0" w:type="auto"/>
+            <w:hideMark/>
+          </w:tcPr>
+          <w:p>
+            <w:pPr>
+              <w:spacing w:after="200" w:line="276" w:lineRule="auto"/>
+              <w:rPr>
+                <w:rFonts w:cs="Times New Roman"/>
+                <w:lang w:val="vi-VN"/>
+              </w:rPr>
+            </w:pPr>
+            <w:r>
+              <w:rPr>
+                <w:rFonts w:cs="Times New Roman"/>
+                <w:lang w:val="vi-VN"/>
+              </w:rPr>
+              <w:t>Lỗi quản lý</w:t>
+            </w:r>
+          </w:p>
+        </w:tc>
+        <w:tc>
+          <w:tcPr>
+            <w:tcW w:w="0" w:type="auto"/>
+            <w:hideMark/>
+          </w:tcPr>
+          <w:p>
+            <w:pPr>
+              <w:spacing w:after="200" w:line="276" w:lineRule="auto"/>
+              <w:rPr>
+                <w:rFonts w:cs="Times New Roman"/>
+                <w:lang w:val="vi-VN"/>
+              </w:rPr>
+            </w:pPr>
+            <w:r>
+              <w:rPr>
+                <w:rFonts w:cs="Times New Roman"/>
+                <w:lang w:val="vi-VN"/>
+              </w:rPr>
+              <w:t>Quy trình/chính sách quản lý không được thực hiện đúng.</w:t>
             </w:r>
           </w:p>
         </w:tc>
@@ -2463,994 +3837,629 @@
           <w:rFonts w:cs="Times New Roman"/>
         </w:rPr>
       </w:pPr>
-    </w:p>
-    <w:p>
-      <w:pPr>
-        <w:pStyle w:val="Heading2"/>
-        <w:rPr>
-          <w:rFonts w:ascii="Times New Roman" w:hAnsi="Times New Roman" w:cs="Times New Roman"/>
-        </w:rPr>
-      </w:pPr>
-      <w:r>
-        <w:rPr>
-          <w:rFonts w:ascii="Times New Roman" w:hAnsi="Times New Roman" w:cs="Times New Roman"/>
-        </w:rPr>
-        <w:t>Bước 7.3 – Truy vấn Sysmon</w:t>
-      </w:r>
-    </w:p>
-    <w:p>
-      <w:pPr>
-        <w:pStyle w:val="Code"/>
-        <w:spacing w:before="60" w:after="120"/>
-        <w:rPr>
-          <w:rFonts w:ascii="Times New Roman" w:hAnsi="Times New Roman" w:cs="Times New Roman"/>
-        </w:rPr>
-      </w:pPr>
-      <w:r>
-        <w:rPr>
-          <w:rFonts w:ascii="Times New Roman" w:hAnsi="Times New Roman" w:cs="Times New Roman"/>
-        </w:rPr>
-        <w:t>$ids=1,11,12,13,14</w:t>
-      </w:r>
-      <w:r>
-        <w:rPr>
-          <w:rFonts w:ascii="Times New Roman" w:hAnsi="Times New Roman" w:cs="Times New Roman"/>
-        </w:rPr>
-        <w:br/>
-        <w:t>Get-WinEvent -FilterHashtable @{LogName='Microsoft-Windows-Sysmon/Operational';Id=$ids;StartTime=(Get-Date).AddMinutes(-30)} |</w:t>
-      </w:r>
-      <w:r>
-        <w:rPr>
-          <w:rFonts w:ascii="Times New Roman" w:hAnsi="Times New Roman" w:cs="Times New Roman"/>
-        </w:rPr>
-        <w:br/>
-        <w:t xml:space="preserve"> Where-Object { $_.Message -match 'LAB3_Run_Demo|LAB3_Persistence_Demo|notepad.exe|task_ran.txt' } |</w:t>
-      </w:r>
-      <w:r>
-        <w:rPr>
-          <w:rFonts w:ascii="Times New Roman" w:hAnsi="Times New Roman" w:cs="Times New Roman"/>
-        </w:rPr>
-        <w:br/>
-        <w:t xml:space="preserve"> Select TimeCreated,Id,Message | Out-File C:\LAB3\Evidence\sysmon_persistence.txt -Width 300</w:t>
-      </w:r>
-    </w:p>
-    <w:p>
-      <w:pPr>
-        <w:pStyle w:val="Heading2"/>
-        <w:rPr>
-          <w:rFonts w:ascii="Times New Roman" w:hAnsi="Times New Roman" w:cs="Times New Roman"/>
-        </w:rPr>
-      </w:pPr>
-      <w:r>
-        <w:rPr>
-          <w:rFonts w:ascii="Times New Roman" w:hAnsi="Times New Roman" w:cs="Times New Roman"/>
-        </w:rPr>
-        <w:t>Bước 7.4 – Tạo HTTP listener chỉ trên localhost</w:t>
-      </w:r>
-    </w:p>
-    <w:p>
-      <w:pPr>
-        <w:rPr>
-          <w:rFonts w:cs="Times New Roman"/>
-        </w:rPr>
-      </w:pPr>
-      <w:r>
-        <w:rPr>
-          <w:rFonts w:cs="Times New Roman"/>
-        </w:rPr>
-        <w:t>Mở PowerShell thường, không cần Admin, chạy và GIỮ CỬA SỔ NÀY MỞ:</w:t>
-      </w:r>
-    </w:p>
-    <w:p>
-      <w:pPr>
-        <w:pStyle w:val="Code"/>
-        <w:spacing w:before="60" w:after="120"/>
-        <w:rPr>
-          <w:rFonts w:ascii="Times New Roman" w:hAnsi="Times New Roman" w:cs="Times New Roman"/>
-        </w:rPr>
-      </w:pPr>
-      <w:r>
-        <w:rPr>
-          <w:rFonts w:ascii="Times New Roman" w:hAnsi="Times New Roman" w:cs="Times New Roman"/>
-        </w:rPr>
-        <w:t>Set-Location C:\LAB3\lab3_assets\www</w:t>
-      </w:r>
-      <w:r>
-        <w:rPr>
-          <w:rFonts w:ascii="Times New Roman" w:hAnsi="Times New Roman" w:cs="Times New Roman"/>
-        </w:rPr>
-        <w:br/>
-        <w:t>python -m http.server 8080 --bind 127.0.0.1</w:t>
-      </w:r>
-    </w:p>
-    <w:p>
-      <w:pPr>
-        <w:rPr>
-          <w:rFonts w:cs="Times New Roman"/>
-        </w:rPr>
-      </w:pPr>
-      <w:r>
-        <w:rPr>
-          <w:rFonts w:cs="Times New Roman"/>
-        </w:rPr>
-        <w:t>Mở PowerShell khác:</w:t>
-      </w:r>
-    </w:p>
-    <w:p>
-      <w:pPr>
-        <w:pStyle w:val="Code"/>
-        <w:spacing w:before="60" w:after="120"/>
-        <w:rPr>
-          <w:rFonts w:ascii="Times New Roman" w:hAnsi="Times New Roman" w:cs="Times New Roman"/>
-        </w:rPr>
-      </w:pPr>
-      <w:r>
-        <w:rPr>
-          <w:rFonts w:ascii="Times New Roman" w:hAnsi="Times New Roman" w:cs="Times New Roman"/>
-        </w:rPr>
-        <w:t>$tcp=Get-NetTCPConnection -LocalPort 8080 -State Listen</w:t>
-      </w:r>
-      <w:r>
-        <w:rPr>
-          <w:rFonts w:ascii="Times New Roman" w:hAnsi="Times New Roman" w:cs="Times New Roman"/>
-        </w:rPr>
-        <w:br/>
-        <w:t>$tcp | Format-Table LocalAddress,LocalPort,State,OwningProcess -Auto</w:t>
-      </w:r>
-      <w:r>
-        <w:rPr>
-          <w:rFonts w:ascii="Times New Roman" w:hAnsi="Times New Roman" w:cs="Times New Roman"/>
-        </w:rPr>
-        <w:br/>
-        <w:t>Get-Process -Id $tcp.OwningProcess | Select Id,ProcessName,Path</w:t>
-      </w:r>
-    </w:p>
-    <w:p>
-      <w:pPr>
-        <w:rPr>
-          <w:rFonts w:cs="Times New Roman"/>
-        </w:rPr>
-      </w:pPr>
-      <w:r>
-        <w:rPr>
-          <w:rFonts w:cs="Times New Roman"/>
-        </w:rPr>
-        <w:t>Mở Process Explorer bằng Run as administrator → tìm PID vừa hiện → Properties → kiểm tra Image, Command line, User.</w:t>
+      <w:r>
+        <w:rPr>
+          <w:rFonts w:cs="Times New Roman"/>
+          <w:lang w:val="vi-VN"/>
+        </w:rPr>
+        <w:t>Đây chính là năm tình huống TH1 mà tài liệu đưa ra để phân loại. LAB3_CacMoiDeDoa_ATTT_2026</w:t>
+      </w:r>
+    </w:p>
+    <w:p>
+      <w:pPr>
+        <w:rPr>
+          <w:rFonts w:cs="Times New Roman"/>
+          <w:lang w:val="vi-VN"/>
+        </w:rPr>
+      </w:pPr>
+      <w:r>
+        <w:rPr>
+          <w:rFonts w:cs="Times New Roman"/>
+          <w:b/>
+          <w:bCs/>
+          <w:lang w:val="vi-VN"/>
+        </w:rPr>
+        <w:t>Câu 3. EICAR chứng minh được gì và không chứng minh được gì?</w:t>
+      </w:r>
+    </w:p>
+    <w:p>
+      <w:pPr>
+        <w:rPr>
+          <w:rFonts w:cs="Times New Roman"/>
+          <w:lang w:val="vi-VN"/>
+        </w:rPr>
+      </w:pPr>
+      <w:r>
+        <w:rPr>
+          <w:rFonts w:cs="Times New Roman"/>
+          <w:lang w:val="vi-VN"/>
+        </w:rPr>
+        <w:t xml:space="preserve">EICAR chứng minh rằng Microsoft Defender trên VM đang hoạt động và có khả năng </w:t>
+      </w:r>
+      <w:r>
+        <w:rPr>
+          <w:rFonts w:cs="Times New Roman"/>
+          <w:b/>
+          <w:bCs/>
+          <w:lang w:val="vi-VN"/>
+        </w:rPr>
+        <w:t>nhận diện, ghi nhận và xử lý/quarantine chuỗi kiểm thử antivirus</w:t>
+      </w:r>
+      <w:r>
+        <w:rPr>
+          <w:rFonts w:cs="Times New Roman"/>
+          <w:lang w:val="vi-VN"/>
+        </w:rPr>
+        <w:t>. Việc EICAR xuất hiện trong Protection History cũng cho thấy cơ chế ghi nhận sự kiện của Defender hoạt động.</w:t>
+      </w:r>
+    </w:p>
+    <w:p>
+      <w:pPr>
+        <w:rPr>
+          <w:rFonts w:cs="Times New Roman"/>
+        </w:rPr>
+      </w:pPr>
+      <w:r>
+        <w:rPr>
+          <w:rFonts w:cs="Times New Roman"/>
+          <w:lang w:val="vi-VN"/>
+        </w:rPr>
+        <w:t xml:space="preserve">Tuy nhiên, EICAR </w:t>
+      </w:r>
+      <w:r>
+        <w:rPr>
+          <w:rFonts w:cs="Times New Roman"/>
+          <w:b/>
+          <w:bCs/>
+          <w:lang w:val="vi-VN"/>
+        </w:rPr>
+        <w:t>không phải malware thật</w:t>
+      </w:r>
+      <w:r>
+        <w:rPr>
+          <w:rFonts w:cs="Times New Roman"/>
+          <w:lang w:val="vi-VN"/>
+        </w:rPr>
+        <w:t>, vì vậy kết quả này không chứng minh rằng VM đang nhiễm mã độc thật và cũng không chứng minh Defender có khả năng phát hiện mọi loại malware. Tài liệu LAB cũng nêu rõ EICAR chỉ dùng để kiểm tra detection/quarantine và thu thập bằng chứng. LAB3_CacMoiDeDoa_ATTT_2026</w:t>
+      </w:r>
+    </w:p>
+    <w:p>
+      <w:pPr>
+        <w:rPr>
+          <w:rFonts w:cs="Times New Roman"/>
+          <w:lang w:val="vi-VN"/>
+        </w:rPr>
+      </w:pPr>
+      <w:r>
+        <w:rPr>
+          <w:rFonts w:cs="Times New Roman"/>
+          <w:b/>
+          <w:bCs/>
+          <w:lang w:val="vi-VN"/>
+        </w:rPr>
+        <w:t>Câu 4. Vì sao không được tắt Defender/EDR để “cho mẫu chạy”?</w:t>
+      </w:r>
+    </w:p>
+    <w:p>
+      <w:pPr>
+        <w:rPr>
+          <w:rFonts w:cs="Times New Roman"/>
+          <w:lang w:val="vi-VN"/>
+        </w:rPr>
+      </w:pPr>
+      <w:r>
+        <w:rPr>
+          <w:rFonts w:cs="Times New Roman"/>
+          <w:lang w:val="vi-VN"/>
+        </w:rPr>
+        <w:t>Không nên tắt Defender/EDR vì việc này làm mất một lớp bảo vệ quan trọng của endpoint và có thể tạo điều kiện cho mã độc hoặc chương trình nguy hiểm hoạt động mà không bị phát hiện.</w:t>
+      </w:r>
+    </w:p>
+    <w:p>
+      <w:pPr>
+        <w:rPr>
+          <w:rFonts w:cs="Times New Roman"/>
+        </w:rPr>
+      </w:pPr>
+      <w:r>
+        <w:rPr>
+          <w:rFonts w:cs="Times New Roman"/>
+          <w:lang w:val="vi-VN"/>
+        </w:rPr>
+        <w:t>Nếu một phần mềm hợp lệ trong doanh nghiệp bị chặn, quy trình phù hợp là: xác định cảnh báo → thu thập thông tin file/hash/publisher → xác minh nguồn gốc và chữ ký số → phân tích cảnh báo → báo cáo cho bộ phận bảo mật → chỉ tạo allow-list/exclusion khi đã được xác minh và phê duyệt → tiếp tục giám sát sau khi cho phép. Không nên tắt toàn bộ cơ chế bảo vệ chỉ để chạy một chương trình.</w:t>
+      </w:r>
+    </w:p>
+    <w:p>
+      <w:pPr>
+        <w:rPr>
+          <w:rFonts w:cs="Times New Roman"/>
+          <w:lang w:val="vi-VN"/>
+        </w:rPr>
+      </w:pPr>
+      <w:r>
+        <w:rPr>
+          <w:rFonts w:cs="Times New Roman"/>
+          <w:b/>
+          <w:bCs/>
+          <w:lang w:val="vi-VN"/>
+        </w:rPr>
+        <w:t>Câu 5. So sánh Brute Force, Dictionary Attack và Key Logger Attack.</w:t>
       </w:r>
     </w:p>
     <w:tbl>
       <w:tblPr>
         <w:tblStyle w:val="TableGrid"/>
         <w:tblW w:w="0" w:type="auto"/>
-        <w:jc w:val="center"/>
         <w:tblLook w:val="04A0" w:firstRow="1" w:lastRow="0" w:firstColumn="1" w:lastColumn="0" w:noHBand="0" w:noVBand="1"/>
       </w:tblPr>
       <w:tblGrid>
-        <w:gridCol w:w="9936"/>
+        <w:gridCol w:w="1151"/>
+        <w:gridCol w:w="1817"/>
+        <w:gridCol w:w="2445"/>
+        <w:gridCol w:w="4739"/>
       </w:tblGrid>
       <w:tr>
-        <w:trPr>
-          <w:jc w:val="center"/>
-        </w:trPr>
         <w:tc>
           <w:tcPr>
-            <w:tcW w:w="9936" w:type="dxa"/>
-            <w:shd w:val="clear" w:color="auto" w:fill="D9EAF7"/>
+            <w:tcW w:w="0" w:type="auto"/>
+            <w:hideMark/>
           </w:tcPr>
           <w:p>
             <w:pPr>
-              <w:jc w:val="center"/>
-              <w:rPr>
-                <w:rFonts w:cs="Times New Roman"/>
-              </w:rPr>
-            </w:pPr>
-            <w:r>
-              <w:rPr>
-                <w:rFonts w:ascii="Segoe UI Emoji" w:hAnsi="Segoe UI Emoji" w:cs="Segoe UI Emoji"/>
-                <w:b/>
-              </w:rPr>
-              <w:t>📸</w:t>
-            </w:r>
-            <w:r>
+              <w:spacing w:after="200" w:line="276" w:lineRule="auto"/>
               <w:rPr>
                 <w:rFonts w:cs="Times New Roman"/>
                 <w:b/>
-              </w:rPr>
-              <w:t xml:space="preserve"> HÌNH H8 – Process Explorer Python listener</w:t>
-            </w:r>
-          </w:p>
-        </w:tc>
-      </w:tr>
-      <w:tr>
-        <w:trPr>
-          <w:jc w:val="center"/>
-        </w:trPr>
-        <w:tc>
-          <w:tcPr>
-            <w:tcW w:w="9936" w:type="dxa"/>
-          </w:tcPr>
-          <w:p>
-            <w:pPr>
-              <w:jc w:val="center"/>
-              <w:rPr>
-                <w:rFonts w:cs="Times New Roman"/>
+                <w:bCs/>
+                <w:lang w:val="vi-VN"/>
               </w:rPr>
             </w:pPr>
             <w:r>
               <w:rPr>
                 <w:rFonts w:cs="Times New Roman"/>
                 <w:b/>
+                <w:bCs/>
+                <w:lang w:val="vi-VN"/>
               </w:rPr>
-              <w:t xml:space="preserve">Chụp hình: </w:t>
+              <w:t>Nội dung</w:t>
             </w:r>
-            <w:r>
-              <w:rPr>
-                <w:rFonts w:cs="Times New Roman"/>
-              </w:rPr>
-              <w:t>Chụp process python.exe có PID trùng OwningProcess từ Get-NetTCPConnection; nên để thấy PID và Properties.</w:t>
-            </w:r>
-            <w:r>
-              <w:rPr>
-                <w:rFonts w:cs="Times New Roman"/>
-              </w:rPr>
-              <w:br/>
-            </w:r>
-            <w:r>
+          </w:p>
+        </w:tc>
+        <w:tc>
+          <w:tcPr>
+            <w:tcW w:w="0" w:type="auto"/>
+            <w:hideMark/>
+          </w:tcPr>
+          <w:p>
+            <w:pPr>
+              <w:spacing w:after="200" w:line="276" w:lineRule="auto"/>
               <w:rPr>
                 <w:rFonts w:cs="Times New Roman"/>
                 <w:b/>
-              </w:rPr>
-              <w:t xml:space="preserve">Tên file đề nghị: </w:t>
-            </w:r>
-            <w:r>
-              <w:rPr>
-                <w:rFonts w:cs="Times New Roman"/>
-              </w:rPr>
-              <w:t>H8_ProcessExplorer_Python.png</w:t>
-            </w:r>
-            <w:r>
-              <w:rPr>
-                <w:rFonts w:cs="Times New Roman"/>
-              </w:rPr>
-              <w:br/>
-            </w:r>
-            <w:r>
-              <w:rPr>
-                <w:rFonts w:cs="Times New Roman"/>
-              </w:rPr>
-              <w:lastRenderedPageBreak/>
-              <w:br/>
-            </w:r>
-            <w:r>
-              <w:rPr>
-                <w:rFonts w:cs="Times New Roman"/>
-                <w:b/>
-              </w:rPr>
-              <w:t>[ DÁN ẢNH CHỤP CỦA BẠN VÀO ĐÂY ]</w:t>
-            </w:r>
-          </w:p>
-        </w:tc>
-      </w:tr>
-    </w:tbl>
-    <w:p>
-      <w:pPr>
-        <w:rPr>
-          <w:rFonts w:cs="Times New Roman"/>
-        </w:rPr>
-      </w:pPr>
-    </w:p>
-    <w:p>
-      <w:pPr>
-        <w:pStyle w:val="Heading1"/>
-        <w:rPr>
-          <w:rFonts w:ascii="Times New Roman" w:hAnsi="Times New Roman" w:cs="Times New Roman"/>
-        </w:rPr>
-      </w:pPr>
-      <w:r>
-        <w:rPr>
-          <w:rFonts w:ascii="Times New Roman" w:hAnsi="Times New Roman" w:cs="Times New Roman"/>
-        </w:rPr>
-        <w:t>8. Tình huống 5 – HTTP so với HTTPS trong Wireshark</w:t>
-      </w:r>
-    </w:p>
-    <w:p>
-      <w:pPr>
-        <w:pStyle w:val="Heading2"/>
-        <w:rPr>
-          <w:rFonts w:ascii="Times New Roman" w:hAnsi="Times New Roman" w:cs="Times New Roman"/>
-        </w:rPr>
-      </w:pPr>
-      <w:r>
-        <w:rPr>
-          <w:rFonts w:ascii="Times New Roman" w:hAnsi="Times New Roman" w:cs="Times New Roman"/>
-        </w:rPr>
-        <w:t>Bước 8.1 – Capture HTTP localhost</w:t>
-      </w:r>
-    </w:p>
-    <w:p>
-      <w:pPr>
-        <w:rPr>
-          <w:rFonts w:cs="Times New Roman"/>
-        </w:rPr>
-      </w:pPr>
-      <w:r>
-        <w:rPr>
-          <w:rFonts w:cs="Times New Roman"/>
-        </w:rPr>
-        <w:t>Mở Wireshark → chọn Adapter for loopback traffic capture (hoặc interface loopback tương ứng 127.0.0.1) → Start.</w:t>
-      </w:r>
-    </w:p>
-    <w:p>
-      <w:pPr>
-        <w:pStyle w:val="Code"/>
-        <w:spacing w:before="60" w:after="120"/>
-        <w:rPr>
-          <w:rFonts w:ascii="Times New Roman" w:hAnsi="Times New Roman" w:cs="Times New Roman"/>
-        </w:rPr>
-      </w:pPr>
-      <w:r>
-        <w:rPr>
-          <w:rFonts w:ascii="Times New Roman" w:hAnsi="Times New Roman" w:cs="Times New Roman"/>
-        </w:rPr>
-        <w:t xml:space="preserve">curl.exe "http://127.0.0.1:8080/?lab_user=lab3_student&amp;lab_code=TRAINING_ONLY" </w:t>
-      </w:r>
-    </w:p>
-    <w:p>
-      <w:pPr>
-        <w:rPr>
-          <w:rFonts w:cs="Times New Roman"/>
-        </w:rPr>
-      </w:pPr>
-      <w:r>
-        <w:rPr>
-          <w:rFonts w:cs="Times New Roman"/>
-        </w:rPr>
-        <w:t>Trong ô Display Filter của Wireshark nhập (đây KHÔNG phải lệnh PowerShell):</w:t>
-      </w:r>
-    </w:p>
-    <w:p>
-      <w:pPr>
-        <w:pStyle w:val="Code"/>
-        <w:spacing w:before="60" w:after="120"/>
-        <w:rPr>
-          <w:rFonts w:ascii="Times New Roman" w:hAnsi="Times New Roman" w:cs="Times New Roman"/>
-        </w:rPr>
-      </w:pPr>
-      <w:r>
-        <w:rPr>
-          <w:rFonts w:ascii="Times New Roman" w:hAnsi="Times New Roman" w:cs="Times New Roman"/>
-        </w:rPr>
-        <w:t>http.request || tcp.port == 8080</w:t>
-      </w:r>
-    </w:p>
-    <w:p>
-      <w:pPr>
-        <w:rPr>
-          <w:rFonts w:cs="Times New Roman"/>
-        </w:rPr>
-      </w:pPr>
-      <w:r>
-        <w:rPr>
-          <w:rFonts w:cs="Times New Roman"/>
-        </w:rPr>
-        <w:t>Chọn packet HTTP GET → Packet Details → tìm Request URI.</w:t>
-      </w:r>
-    </w:p>
-    <w:tbl>
-      <w:tblPr>
-        <w:tblStyle w:val="TableGrid"/>
-        <w:tblW w:w="0" w:type="auto"/>
-        <w:jc w:val="center"/>
-        <w:tblLook w:val="04A0" w:firstRow="1" w:lastRow="0" w:firstColumn="1" w:lastColumn="0" w:noHBand="0" w:noVBand="1"/>
-      </w:tblPr>
-      <w:tblGrid>
-        <w:gridCol w:w="9936"/>
-      </w:tblGrid>
-      <w:tr>
-        <w:trPr>
-          <w:jc w:val="center"/>
-        </w:trPr>
-        <w:tc>
-          <w:tcPr>
-            <w:tcW w:w="9936" w:type="dxa"/>
-            <w:shd w:val="clear" w:color="auto" w:fill="D9EAF7"/>
-          </w:tcPr>
-          <w:p>
-            <w:pPr>
-              <w:jc w:val="center"/>
-              <w:rPr>
-                <w:rFonts w:cs="Times New Roman"/>
-              </w:rPr>
-            </w:pPr>
-            <w:r>
-              <w:rPr>
-                <w:rFonts w:ascii="Segoe UI Emoji" w:hAnsi="Segoe UI Emoji" w:cs="Segoe UI Emoji"/>
-                <w:b/>
-              </w:rPr>
-              <w:t>📸</w:t>
-            </w:r>
-            <w:r>
-              <w:rPr>
-                <w:rFonts w:cs="Times New Roman"/>
-                <w:b/>
-              </w:rPr>
-              <w:t xml:space="preserve"> HÌNH H9 – HTTP plaintext</w:t>
-            </w:r>
-          </w:p>
-        </w:tc>
-      </w:tr>
-      <w:tr>
-        <w:trPr>
-          <w:jc w:val="center"/>
-        </w:trPr>
-        <w:tc>
-          <w:tcPr>
-            <w:tcW w:w="9936" w:type="dxa"/>
-          </w:tcPr>
-          <w:p>
-            <w:pPr>
-              <w:jc w:val="center"/>
-              <w:rPr>
-                <w:rFonts w:cs="Times New Roman"/>
+                <w:bCs/>
+                <w:lang w:val="vi-VN"/>
               </w:rPr>
             </w:pPr>
             <w:r>
               <w:rPr>
                 <w:rFonts w:cs="Times New Roman"/>
                 <w:b/>
+                <w:bCs/>
+                <w:lang w:val="vi-VN"/>
               </w:rPr>
-              <w:t xml:space="preserve">Chụp hình: </w:t>
+              <w:t>Brute Force</w:t>
             </w:r>
-            <w:r>
-              <w:rPr>
-                <w:rFonts w:cs="Times New Roman"/>
-              </w:rPr>
-              <w:t>Chụp Wireshark có HTTP GET tới 127.0.0.1:8080 và Request URI thấy chuỗi TRAINING_ONLY.</w:t>
-            </w:r>
-            <w:r>
-              <w:rPr>
-                <w:rFonts w:cs="Times New Roman"/>
-              </w:rPr>
-              <w:br/>
-            </w:r>
-            <w:r>
+          </w:p>
+        </w:tc>
+        <w:tc>
+          <w:tcPr>
+            <w:tcW w:w="0" w:type="auto"/>
+            <w:hideMark/>
+          </w:tcPr>
+          <w:p>
+            <w:pPr>
+              <w:spacing w:after="200" w:line="276" w:lineRule="auto"/>
               <w:rPr>
                 <w:rFonts w:cs="Times New Roman"/>
                 <w:b/>
-              </w:rPr>
-              <w:t xml:space="preserve">Tên file đề nghị: </w:t>
-            </w:r>
-            <w:r>
-              <w:rPr>
-                <w:rFonts w:cs="Times New Roman"/>
-              </w:rPr>
-              <w:t>H9_HTTP_Plaintext.png</w:t>
-            </w:r>
-            <w:r>
-              <w:rPr>
-                <w:rFonts w:cs="Times New Roman"/>
-              </w:rPr>
-              <w:br/>
-            </w:r>
-            <w:r>
-              <w:rPr>
-                <w:rFonts w:cs="Times New Roman"/>
-              </w:rPr>
-              <w:br/>
-            </w:r>
-            <w:r>
-              <w:rPr>
-                <w:rFonts w:cs="Times New Roman"/>
-                <w:b/>
-              </w:rPr>
-              <w:t>[ DÁN ẢNH CHỤP CỦA BẠN VÀO ĐÂY ]</w:t>
-            </w:r>
-          </w:p>
-        </w:tc>
-      </w:tr>
-    </w:tbl>
-    <w:p>
-      <w:pPr>
-        <w:rPr>
-          <w:rFonts w:cs="Times New Roman"/>
-        </w:rPr>
-      </w:pPr>
-    </w:p>
-    <w:p>
-      <w:pPr>
-        <w:pStyle w:val="Heading2"/>
-        <w:rPr>
-          <w:rFonts w:ascii="Times New Roman" w:hAnsi="Times New Roman" w:cs="Times New Roman"/>
-        </w:rPr>
-      </w:pPr>
-      <w:r>
-        <w:rPr>
-          <w:rFonts w:ascii="Times New Roman" w:hAnsi="Times New Roman" w:cs="Times New Roman"/>
-        </w:rPr>
-        <w:t>Bước 8.2 – Capture HTTPS/TLS</w:t>
-      </w:r>
-    </w:p>
-    <w:p>
-      <w:pPr>
-        <w:rPr>
-          <w:rFonts w:cs="Times New Roman"/>
-        </w:rPr>
-      </w:pPr>
-      <w:r>
-        <w:rPr>
-          <w:rFonts w:cs="Times New Roman"/>
-        </w:rPr>
-        <w:t>Nếu Host-only không có Internet, tạm đổi VM sang NAT. Capture NIC đang hoạt động rồi chạy:</w:t>
-      </w:r>
-    </w:p>
-    <w:p>
-      <w:pPr>
-        <w:pStyle w:val="Code"/>
-        <w:spacing w:before="60" w:after="120"/>
-        <w:rPr>
-          <w:rFonts w:ascii="Times New Roman" w:hAnsi="Times New Roman" w:cs="Times New Roman"/>
-        </w:rPr>
-      </w:pPr>
-      <w:r>
-        <w:rPr>
-          <w:rFonts w:ascii="Times New Roman" w:hAnsi="Times New Roman" w:cs="Times New Roman"/>
-        </w:rPr>
-        <w:t xml:space="preserve">curl.exe -I "https://example.com/?lab_user=lab3_student&amp;lab_code=TRAINING_ONLY" </w:t>
-      </w:r>
-    </w:p>
-    <w:p>
-      <w:pPr>
-        <w:rPr>
-          <w:rFonts w:cs="Times New Roman"/>
-        </w:rPr>
-      </w:pPr>
-      <w:r>
-        <w:rPr>
-          <w:rFonts w:cs="Times New Roman"/>
-        </w:rPr>
-        <w:t>Display Filter:</w:t>
-      </w:r>
-    </w:p>
-    <w:p>
-      <w:pPr>
-        <w:pStyle w:val="Code"/>
-        <w:spacing w:before="60" w:after="120"/>
-        <w:rPr>
-          <w:rFonts w:ascii="Times New Roman" w:hAnsi="Times New Roman" w:cs="Times New Roman"/>
-        </w:rPr>
-      </w:pPr>
-      <w:r>
-        <w:rPr>
-          <w:rFonts w:ascii="Times New Roman" w:hAnsi="Times New Roman" w:cs="Times New Roman"/>
-        </w:rPr>
-        <w:t>tls || tcp.port == 443</w:t>
-      </w:r>
-    </w:p>
-    <w:p>
-      <w:pPr>
-        <w:rPr>
-          <w:rFonts w:cs="Times New Roman"/>
-        </w:rPr>
-      </w:pPr>
-      <w:r>
-        <w:rPr>
-          <w:rFonts w:cs="Times New Roman"/>
-        </w:rPr>
-        <w:t>Quan sát metadata như IP, port, kích thước, thời gian và handshake tùy phiên bản TLS; không kết luận rằng Request URI/payload ứng dụng đã đọc được. Xong thì chuyển VM về Host-only.</w:t>
-      </w:r>
-    </w:p>
-    <w:tbl>
-      <w:tblPr>
-        <w:tblStyle w:val="TableGrid"/>
-        <w:tblW w:w="0" w:type="auto"/>
-        <w:jc w:val="center"/>
-        <w:tblLook w:val="04A0" w:firstRow="1" w:lastRow="0" w:firstColumn="1" w:lastColumn="0" w:noHBand="0" w:noVBand="1"/>
-      </w:tblPr>
-      <w:tblGrid>
-        <w:gridCol w:w="9936"/>
-      </w:tblGrid>
-      <w:tr>
-        <w:trPr>
-          <w:jc w:val="center"/>
-        </w:trPr>
-        <w:tc>
-          <w:tcPr>
-            <w:tcW w:w="9936" w:type="dxa"/>
-            <w:shd w:val="clear" w:color="auto" w:fill="D9EAF7"/>
-          </w:tcPr>
-          <w:p>
-            <w:pPr>
-              <w:jc w:val="center"/>
-              <w:rPr>
-                <w:rFonts w:cs="Times New Roman"/>
-              </w:rPr>
-            </w:pPr>
-            <w:r>
-              <w:rPr>
-                <w:rFonts w:ascii="Segoe UI Emoji" w:hAnsi="Segoe UI Emoji" w:cs="Segoe UI Emoji"/>
-                <w:b/>
-              </w:rPr>
-              <w:t>📸</w:t>
-            </w:r>
-            <w:r>
-              <w:rPr>
-                <w:rFonts w:cs="Times New Roman"/>
-                <w:b/>
-              </w:rPr>
-              <w:t xml:space="preserve"> HÌNH H10A – TLS/443</w:t>
-            </w:r>
-          </w:p>
-        </w:tc>
-      </w:tr>
-      <w:tr>
-        <w:trPr>
-          <w:jc w:val="center"/>
-        </w:trPr>
-        <w:tc>
-          <w:tcPr>
-            <w:tcW w:w="9936" w:type="dxa"/>
-          </w:tcPr>
-          <w:p>
-            <w:pPr>
-              <w:jc w:val="center"/>
-              <w:rPr>
-                <w:rFonts w:cs="Times New Roman"/>
+                <w:bCs/>
+                <w:lang w:val="vi-VN"/>
               </w:rPr>
             </w:pPr>
             <w:r>
               <w:rPr>
                 <w:rFonts w:cs="Times New Roman"/>
                 <w:b/>
+                <w:bCs/>
+                <w:lang w:val="vi-VN"/>
               </w:rPr>
-              <w:t xml:space="preserve">Chụp hình: </w:t>
+              <w:t>Dictionary Attack</w:t>
             </w:r>
-            <w:r>
-              <w:rPr>
-                <w:rFonts w:cs="Times New Roman"/>
-              </w:rPr>
-              <w:t>Chụp Wireshark có TLS traffic sau curl tới example.com; để thấy filter tls || tcp.port == 443 và packet details.</w:t>
-            </w:r>
-            <w:r>
-              <w:rPr>
-                <w:rFonts w:cs="Times New Roman"/>
-              </w:rPr>
-              <w:br/>
-            </w:r>
-            <w:r>
+          </w:p>
+        </w:tc>
+        <w:tc>
+          <w:tcPr>
+            <w:tcW w:w="0" w:type="auto"/>
+            <w:hideMark/>
+          </w:tcPr>
+          <w:p>
+            <w:pPr>
+              <w:spacing w:after="200" w:line="276" w:lineRule="auto"/>
               <w:rPr>
                 <w:rFonts w:cs="Times New Roman"/>
                 <w:b/>
-              </w:rPr>
-              <w:t xml:space="preserve">Tên file đề nghị: </w:t>
-            </w:r>
-            <w:r>
-              <w:rPr>
-                <w:rFonts w:cs="Times New Roman"/>
-              </w:rPr>
-              <w:t>H10_TLS_443.png</w:t>
-            </w:r>
-            <w:r>
-              <w:rPr>
-                <w:rFonts w:cs="Times New Roman"/>
-              </w:rPr>
-              <w:br/>
-            </w:r>
-            <w:r>
-              <w:rPr>
-                <w:rFonts w:cs="Times New Roman"/>
-              </w:rPr>
-              <w:br/>
-            </w:r>
-            <w:r>
-              <w:rPr>
-                <w:rFonts w:cs="Times New Roman"/>
-                <w:b/>
-              </w:rPr>
-              <w:t>[ DÁN ẢNH CHỤP CỦA BẠN VÀO ĐÂY ]</w:t>
-            </w:r>
-          </w:p>
-        </w:tc>
-      </w:tr>
-    </w:tbl>
-    <w:p>
-      <w:pPr>
-        <w:rPr>
-          <w:rFonts w:cs="Times New Roman"/>
-        </w:rPr>
-      </w:pPr>
-    </w:p>
-    <w:p>
-      <w:pPr>
-        <w:pStyle w:val="Heading1"/>
-        <w:rPr>
-          <w:rFonts w:ascii="Times New Roman" w:hAnsi="Times New Roman" w:cs="Times New Roman"/>
-        </w:rPr>
-      </w:pPr>
-      <w:r>
-        <w:rPr>
-          <w:rFonts w:ascii="Times New Roman" w:hAnsi="Times New Roman" w:cs="Times New Roman"/>
-        </w:rPr>
-        <w:t>9. Tình huống 6 – DoS, DDoS và Mail Bombing</w:t>
-      </w:r>
-    </w:p>
-    <w:p>
-      <w:pPr>
-        <w:rPr>
-          <w:rFonts w:cs="Times New Roman"/>
-        </w:rPr>
-      </w:pPr>
-      <w:r>
-        <w:rPr>
-          <w:rFonts w:cs="Times New Roman"/>
-        </w:rPr>
-        <w:t>HTTP server 127.0.0.1:8080 phải còn chạy. Chỉ chạy script do bài cung cấp, không sửa target.</w:t>
-      </w:r>
-    </w:p>
-    <w:p>
-      <w:pPr>
-        <w:pStyle w:val="Heading2"/>
-        <w:rPr>
-          <w:rFonts w:ascii="Times New Roman" w:hAnsi="Times New Roman" w:cs="Times New Roman"/>
-        </w:rPr>
-      </w:pPr>
-      <w:r>
-        <w:rPr>
-          <w:rFonts w:ascii="Times New Roman" w:hAnsi="Times New Roman" w:cs="Times New Roman"/>
-        </w:rPr>
-        <w:lastRenderedPageBreak/>
-        <w:t>Bước 9.1 – Local load test</w:t>
-      </w:r>
-    </w:p>
-    <w:p>
-      <w:pPr>
-        <w:pStyle w:val="Code"/>
-        <w:spacing w:before="60" w:after="120"/>
-        <w:rPr>
-          <w:rFonts w:ascii="Times New Roman" w:hAnsi="Times New Roman" w:cs="Times New Roman"/>
-        </w:rPr>
-      </w:pPr>
-      <w:r>
-        <w:rPr>
-          <w:rFonts w:ascii="Times New Roman" w:hAnsi="Times New Roman" w:cs="Times New Roman"/>
-        </w:rPr>
-        <w:t>python C:\LAB3\lab3_assets\scripts\local_load_test.py |</w:t>
-      </w:r>
-      <w:r>
-        <w:rPr>
-          <w:rFonts w:ascii="Times New Roman" w:hAnsi="Times New Roman" w:cs="Times New Roman"/>
-        </w:rPr>
-        <w:br/>
-        <w:t xml:space="preserve"> Tee-Object C:\LAB3\Evidence\local_load_test.txt</w:t>
-      </w:r>
-    </w:p>
-    <w:p>
-      <w:pPr>
-        <w:rPr>
-          <w:rFonts w:cs="Times New Roman"/>
-        </w:rPr>
-      </w:pPr>
-      <w:r>
-        <w:rPr>
-          <w:rFonts w:cs="Times New Roman"/>
-        </w:rPr>
-        <w:t>Ghi lại requests, workers, ok/failures, elapsed_s, avg_latency_s. Đây chỉ là minh họa tải nhỏ trên localhost.</w:t>
-      </w:r>
-    </w:p>
-    <w:p>
-      <w:pPr>
-        <w:pStyle w:val="Heading2"/>
-        <w:rPr>
-          <w:rFonts w:ascii="Times New Roman" w:hAnsi="Times New Roman" w:cs="Times New Roman"/>
-        </w:rPr>
-      </w:pPr>
-      <w:r>
-        <w:rPr>
-          <w:rFonts w:ascii="Times New Roman" w:hAnsi="Times New Roman" w:cs="Times New Roman"/>
-        </w:rPr>
-        <w:t>Bước 9.2 – Phân tích DDoS dataset</w:t>
-      </w:r>
-    </w:p>
-    <w:p>
-      <w:pPr>
-        <w:pStyle w:val="Code"/>
-        <w:spacing w:before="60" w:after="120"/>
-        <w:rPr>
-          <w:rFonts w:ascii="Times New Roman" w:hAnsi="Times New Roman" w:cs="Times New Roman"/>
-        </w:rPr>
-      </w:pPr>
-      <w:r>
-        <w:rPr>
-          <w:rFonts w:ascii="Times New Roman" w:hAnsi="Times New Roman" w:cs="Times New Roman"/>
-        </w:rPr>
-        <w:t>Import-Csv C:\LAB3\lab3_assets\data\ddos_sample.csv |</w:t>
-      </w:r>
-      <w:r>
-        <w:rPr>
-          <w:rFonts w:ascii="Times New Roman" w:hAnsi="Times New Roman" w:cs="Times New Roman"/>
-        </w:rPr>
-        <w:br/>
-        <w:t xml:space="preserve"> Group-Object SourceIP | Sort-Object Count -Descending |</w:t>
-      </w:r>
-      <w:r>
-        <w:rPr>
-          <w:rFonts w:ascii="Times New Roman" w:hAnsi="Times New Roman" w:cs="Times New Roman"/>
-        </w:rPr>
-        <w:br/>
-        <w:t xml:space="preserve"> Select-Object Count,Name |</w:t>
-      </w:r>
-      <w:r>
-        <w:rPr>
-          <w:rFonts w:ascii="Times New Roman" w:hAnsi="Times New Roman" w:cs="Times New Roman"/>
-        </w:rPr>
-        <w:br/>
-        <w:t xml:space="preserve"> Tee-Object C:\LAB3\Evidence\ddos_sources.txt</w:t>
-      </w:r>
-    </w:p>
-    <w:p>
-      <w:pPr>
-        <w:pStyle w:val="Heading2"/>
-        <w:rPr>
-          <w:rFonts w:ascii="Times New Roman" w:hAnsi="Times New Roman" w:cs="Times New Roman"/>
-        </w:rPr>
-      </w:pPr>
-      <w:r>
-        <w:rPr>
-          <w:rFonts w:ascii="Times New Roman" w:hAnsi="Times New Roman" w:cs="Times New Roman"/>
-        </w:rPr>
-        <w:t>Bước 9.3 – Phân tích Mail Bombing offline</w:t>
-      </w:r>
-    </w:p>
-    <w:p>
-      <w:pPr>
-        <w:pStyle w:val="Code"/>
-        <w:spacing w:before="60" w:after="120"/>
-        <w:rPr>
-          <w:rFonts w:ascii="Times New Roman" w:hAnsi="Times New Roman" w:cs="Times New Roman"/>
-        </w:rPr>
-      </w:pPr>
-      <w:r>
-        <w:rPr>
-          <w:rFonts w:ascii="Times New Roman" w:hAnsi="Times New Roman" w:cs="Times New Roman"/>
-        </w:rPr>
-        <w:t>$log=Import-Csv C:\LAB3\lab3_assets\data\mailbomb_sample.csv</w:t>
-      </w:r>
-      <w:r>
-        <w:rPr>
-          <w:rFonts w:ascii="Times New Roman" w:hAnsi="Times New Roman" w:cs="Times New Roman"/>
-        </w:rPr>
-        <w:br/>
-        <w:t>$log | Group-Object Sender | Sort-Object Count -Descending | Select Count,Name |</w:t>
-      </w:r>
-      <w:r>
-        <w:rPr>
-          <w:rFonts w:ascii="Times New Roman" w:hAnsi="Times New Roman" w:cs="Times New Roman"/>
-        </w:rPr>
-        <w:br/>
-        <w:t xml:space="preserve"> Tee-Object C:\LAB3\Evidence\mail_sender_counts.txt</w:t>
-      </w:r>
-      <w:r>
-        <w:rPr>
-          <w:rFonts w:ascii="Times New Roman" w:hAnsi="Times New Roman" w:cs="Times New Roman"/>
-        </w:rPr>
-        <w:br/>
-        <w:t>$log | Measure-Object SizeBytes -Sum -Average |</w:t>
-      </w:r>
-      <w:r>
-        <w:rPr>
-          <w:rFonts w:ascii="Times New Roman" w:hAnsi="Times New Roman" w:cs="Times New Roman"/>
-        </w:rPr>
-        <w:br/>
-        <w:t xml:space="preserve"> Tee-Object C:\LAB3\Evidence\mail_volume.txt</w:t>
-      </w:r>
-    </w:p>
-    <w:tbl>
-      <w:tblPr>
-        <w:tblStyle w:val="TableGrid"/>
-        <w:tblW w:w="0" w:type="auto"/>
-        <w:jc w:val="center"/>
-        <w:tblLook w:val="04A0" w:firstRow="1" w:lastRow="0" w:firstColumn="1" w:lastColumn="0" w:noHBand="0" w:noVBand="1"/>
-      </w:tblPr>
-      <w:tblGrid>
-        <w:gridCol w:w="9936"/>
-      </w:tblGrid>
-      <w:tr>
-        <w:trPr>
-          <w:jc w:val="center"/>
-        </w:trPr>
-        <w:tc>
-          <w:tcPr>
-            <w:tcW w:w="9936" w:type="dxa"/>
-            <w:shd w:val="clear" w:color="auto" w:fill="D9EAF7"/>
-          </w:tcPr>
-          <w:p>
-            <w:pPr>
-              <w:jc w:val="center"/>
-              <w:rPr>
-                <w:rFonts w:cs="Times New Roman"/>
-              </w:rPr>
-            </w:pPr>
-            <w:r>
-              <w:rPr>
-                <w:rFonts w:ascii="Segoe UI Emoji" w:hAnsi="Segoe UI Emoji" w:cs="Segoe UI Emoji"/>
-                <w:b/>
-              </w:rPr>
-              <w:t>📸</w:t>
-            </w:r>
-            <w:r>
-              <w:rPr>
-                <w:rFonts w:cs="Times New Roman"/>
-                <w:b/>
-              </w:rPr>
-              <w:t xml:space="preserve"> HÌNH H10B – Load và phân tích log</w:t>
-            </w:r>
-          </w:p>
-        </w:tc>
-      </w:tr>
-      <w:tr>
-        <w:trPr>
-          <w:jc w:val="center"/>
-        </w:trPr>
-        <w:tc>
-          <w:tcPr>
-            <w:tcW w:w="9936" w:type="dxa"/>
-          </w:tcPr>
-          <w:p>
-            <w:pPr>
-              <w:jc w:val="center"/>
-              <w:rPr>
-                <w:rFonts w:cs="Times New Roman"/>
+                <w:bCs/>
+                <w:lang w:val="vi-VN"/>
               </w:rPr>
             </w:pPr>
             <w:r>
               <w:rPr>
                 <w:rFonts w:cs="Times New Roman"/>
                 <w:b/>
+                <w:bCs/>
+                <w:lang w:val="vi-VN"/>
               </w:rPr>
-              <w:t xml:space="preserve">Chụp hình: </w:t>
+              <w:t>Key Logger</w:t>
             </w:r>
+          </w:p>
+        </w:tc>
+      </w:tr>
+      <w:tr>
+        <w:tc>
+          <w:tcPr>
+            <w:tcW w:w="0" w:type="auto"/>
+            <w:hideMark/>
+          </w:tcPr>
+          <w:p>
+            <w:pPr>
+              <w:spacing w:after="200" w:line="276" w:lineRule="auto"/>
+              <w:rPr>
+                <w:rFonts w:cs="Times New Roman"/>
+                <w:lang w:val="vi-VN"/>
+              </w:rPr>
+            </w:pPr>
             <w:r>
               <w:rPr>
                 <w:rFonts w:cs="Times New Roman"/>
+                <w:lang w:val="vi-VN"/>
               </w:rPr>
-              <w:t>Chụp PowerShell có kết quả local_load_test và thống kê DDoS/mail log. Ảnh phải thể hiện target local 127.0.0.1:8080.</w:t>
+              <w:t>Cách hoạt động</w:t>
             </w:r>
+          </w:p>
+        </w:tc>
+        <w:tc>
+          <w:tcPr>
+            <w:tcW w:w="0" w:type="auto"/>
+            <w:hideMark/>
+          </w:tcPr>
+          <w:p>
+            <w:pPr>
+              <w:spacing w:after="200" w:line="276" w:lineRule="auto"/>
+              <w:rPr>
+                <w:rFonts w:cs="Times New Roman"/>
+                <w:lang w:val="vi-VN"/>
+              </w:rPr>
+            </w:pPr>
             <w:r>
               <w:rPr>
                 <w:rFonts w:cs="Times New Roman"/>
+                <w:lang w:val="vi-VN"/>
               </w:rPr>
-              <w:br/>
+              <w:t>Thử rất nhiều tổ hợp mật khẩu</w:t>
             </w:r>
+          </w:p>
+        </w:tc>
+        <w:tc>
+          <w:tcPr>
+            <w:tcW w:w="0" w:type="auto"/>
+            <w:hideMark/>
+          </w:tcPr>
+          <w:p>
+            <w:pPr>
+              <w:spacing w:after="200" w:line="276" w:lineRule="auto"/>
+              <w:rPr>
+                <w:rFonts w:cs="Times New Roman"/>
+                <w:lang w:val="vi-VN"/>
+              </w:rPr>
+            </w:pPr>
             <w:r>
               <w:rPr>
                 <w:rFonts w:cs="Times New Roman"/>
-                <w:b/>
+                <w:lang w:val="vi-VN"/>
               </w:rPr>
-              <w:t xml:space="preserve">Tên file đề nghị: </w:t>
+              <w:t>Thử danh sách mật khẩu/từ phổ biến</w:t>
             </w:r>
+          </w:p>
+        </w:tc>
+        <w:tc>
+          <w:tcPr>
+            <w:tcW w:w="0" w:type="auto"/>
+            <w:hideMark/>
+          </w:tcPr>
+          <w:p>
+            <w:pPr>
+              <w:spacing w:after="200" w:line="276" w:lineRule="auto"/>
+              <w:rPr>
+                <w:rFonts w:cs="Times New Roman"/>
+                <w:lang w:val="vi-VN"/>
+              </w:rPr>
+            </w:pPr>
             <w:r>
               <w:rPr>
                 <w:rFonts w:cs="Times New Roman"/>
+                <w:lang w:val="vi-VN"/>
               </w:rPr>
-              <w:t>H10_Load_and_Log_Analysis.png</w:t>
+              <w:t>Ghi lại thao tác bàn phím</w:t>
             </w:r>
+          </w:p>
+        </w:tc>
+      </w:tr>
+      <w:tr>
+        <w:tc>
+          <w:tcPr>
+            <w:tcW w:w="0" w:type="auto"/>
+            <w:hideMark/>
+          </w:tcPr>
+          <w:p>
+            <w:pPr>
+              <w:spacing w:after="200" w:line="276" w:lineRule="auto"/>
+              <w:rPr>
+                <w:rFonts w:cs="Times New Roman"/>
+                <w:lang w:val="vi-VN"/>
+              </w:rPr>
+            </w:pPr>
             <w:r>
               <w:rPr>
                 <w:rFonts w:cs="Times New Roman"/>
+                <w:lang w:val="vi-VN"/>
               </w:rPr>
-              <w:br/>
+              <w:t>Dữ liệu đầu vào</w:t>
             </w:r>
+          </w:p>
+        </w:tc>
+        <w:tc>
+          <w:tcPr>
+            <w:tcW w:w="0" w:type="auto"/>
+            <w:hideMark/>
+          </w:tcPr>
+          <w:p>
+            <w:pPr>
+              <w:spacing w:after="200" w:line="276" w:lineRule="auto"/>
+              <w:rPr>
+                <w:rFonts w:cs="Times New Roman"/>
+                <w:lang w:val="vi-VN"/>
+              </w:rPr>
+            </w:pPr>
             <w:r>
               <w:rPr>
                 <w:rFonts w:cs="Times New Roman"/>
+                <w:lang w:val="vi-VN"/>
               </w:rPr>
-              <w:br/>
+              <w:t>Không gian ký tự/tổ hợp</w:t>
             </w:r>
+          </w:p>
+        </w:tc>
+        <w:tc>
+          <w:tcPr>
+            <w:tcW w:w="0" w:type="auto"/>
+            <w:hideMark/>
+          </w:tcPr>
+          <w:p>
+            <w:pPr>
+              <w:spacing w:after="200" w:line="276" w:lineRule="auto"/>
+              <w:rPr>
+                <w:rFonts w:cs="Times New Roman"/>
+                <w:lang w:val="vi-VN"/>
+              </w:rPr>
+            </w:pPr>
             <w:r>
               <w:rPr>
                 <w:rFonts w:cs="Times New Roman"/>
-                <w:b/>
+                <w:lang w:val="vi-VN"/>
               </w:rPr>
-              <w:t>[ DÁN ẢNH CHỤP CỦA BẠN VÀO ĐÂY ]</w:t>
+              <w:t>Wordlist/danh sách mật khẩu</w:t>
+            </w:r>
+          </w:p>
+        </w:tc>
+        <w:tc>
+          <w:tcPr>
+            <w:tcW w:w="0" w:type="auto"/>
+            <w:hideMark/>
+          </w:tcPr>
+          <w:p>
+            <w:pPr>
+              <w:spacing w:after="200" w:line="276" w:lineRule="auto"/>
+              <w:rPr>
+                <w:rFonts w:cs="Times New Roman"/>
+                <w:lang w:val="vi-VN"/>
+              </w:rPr>
+            </w:pPr>
+            <w:r>
+              <w:rPr>
+                <w:rFonts w:cs="Times New Roman"/>
+                <w:lang w:val="vi-VN"/>
+              </w:rPr>
+              <w:t>Phím người dùng thực sự gõ</w:t>
+            </w:r>
+          </w:p>
+        </w:tc>
+      </w:tr>
+      <w:tr>
+        <w:tc>
+          <w:tcPr>
+            <w:tcW w:w="0" w:type="auto"/>
+            <w:hideMark/>
+          </w:tcPr>
+          <w:p>
+            <w:pPr>
+              <w:spacing w:after="200" w:line="276" w:lineRule="auto"/>
+              <w:rPr>
+                <w:rFonts w:cs="Times New Roman"/>
+                <w:lang w:val="vi-VN"/>
+              </w:rPr>
+            </w:pPr>
+            <w:r>
+              <w:rPr>
+                <w:rFonts w:cs="Times New Roman"/>
+                <w:lang w:val="vi-VN"/>
+              </w:rPr>
+              <w:t>Phát hiện</w:t>
+            </w:r>
+          </w:p>
+        </w:tc>
+        <w:tc>
+          <w:tcPr>
+            <w:tcW w:w="0" w:type="auto"/>
+            <w:hideMark/>
+          </w:tcPr>
+          <w:p>
+            <w:pPr>
+              <w:spacing w:after="200" w:line="276" w:lineRule="auto"/>
+              <w:rPr>
+                <w:rFonts w:cs="Times New Roman"/>
+                <w:lang w:val="vi-VN"/>
+              </w:rPr>
+            </w:pPr>
+            <w:r>
+              <w:rPr>
+                <w:rFonts w:cs="Times New Roman"/>
+                <w:lang w:val="vi-VN"/>
+              </w:rPr>
+              <w:t>Nhiều lần login thất bại</w:t>
+            </w:r>
+          </w:p>
+        </w:tc>
+        <w:tc>
+          <w:tcPr>
+            <w:tcW w:w="0" w:type="auto"/>
+            <w:hideMark/>
+          </w:tcPr>
+          <w:p>
+            <w:pPr>
+              <w:spacing w:after="200" w:line="276" w:lineRule="auto"/>
+              <w:rPr>
+                <w:rFonts w:cs="Times New Roman"/>
+                <w:lang w:val="vi-VN"/>
+              </w:rPr>
+            </w:pPr>
+            <w:r>
+              <w:rPr>
+                <w:rFonts w:cs="Times New Roman"/>
+                <w:lang w:val="vi-VN"/>
+              </w:rPr>
+              <w:t>Nhiều login thất bại có quy luật</w:t>
+            </w:r>
+          </w:p>
+        </w:tc>
+        <w:tc>
+          <w:tcPr>
+            <w:tcW w:w="0" w:type="auto"/>
+            <w:hideMark/>
+          </w:tcPr>
+          <w:p>
+            <w:pPr>
+              <w:spacing w:after="200" w:line="276" w:lineRule="auto"/>
+              <w:rPr>
+                <w:rFonts w:cs="Times New Roman"/>
+                <w:lang w:val="vi-VN"/>
+              </w:rPr>
+            </w:pPr>
+            <w:r>
+              <w:rPr>
+                <w:rFonts w:cs="Times New Roman"/>
+                <w:lang w:val="vi-VN"/>
+              </w:rPr>
+              <w:t>Process/file/persistence/hành vi bất thường</w:t>
+            </w:r>
+          </w:p>
+        </w:tc>
+      </w:tr>
+      <w:tr>
+        <w:tc>
+          <w:tcPr>
+            <w:tcW w:w="0" w:type="auto"/>
+            <w:hideMark/>
+          </w:tcPr>
+          <w:p>
+            <w:pPr>
+              <w:spacing w:after="200" w:line="276" w:lineRule="auto"/>
+              <w:rPr>
+                <w:rFonts w:cs="Times New Roman"/>
+                <w:lang w:val="vi-VN"/>
+              </w:rPr>
+            </w:pPr>
+            <w:r>
+              <w:rPr>
+                <w:rFonts w:cs="Times New Roman"/>
+                <w:lang w:val="vi-VN"/>
+              </w:rPr>
+              <w:t>Giảm thiểu</w:t>
+            </w:r>
+          </w:p>
+        </w:tc>
+        <w:tc>
+          <w:tcPr>
+            <w:tcW w:w="0" w:type="auto"/>
+            <w:hideMark/>
+          </w:tcPr>
+          <w:p>
+            <w:pPr>
+              <w:spacing w:after="200" w:line="276" w:lineRule="auto"/>
+              <w:rPr>
+                <w:rFonts w:cs="Times New Roman"/>
+                <w:lang w:val="vi-VN"/>
+              </w:rPr>
+            </w:pPr>
+            <w:r>
+              <w:rPr>
+                <w:rFonts w:cs="Times New Roman"/>
+                <w:lang w:val="vi-VN"/>
+              </w:rPr>
+              <w:t>MFA, rate limit, lockout</w:t>
+            </w:r>
+          </w:p>
+        </w:tc>
+        <w:tc>
+          <w:tcPr>
+            <w:tcW w:w="0" w:type="auto"/>
+            <w:hideMark/>
+          </w:tcPr>
+          <w:p>
+            <w:pPr>
+              <w:spacing w:after="200" w:line="276" w:lineRule="auto"/>
+              <w:rPr>
+                <w:rFonts w:cs="Times New Roman"/>
+                <w:lang w:val="vi-VN"/>
+              </w:rPr>
+            </w:pPr>
+            <w:r>
+              <w:rPr>
+                <w:rFonts w:cs="Times New Roman"/>
+                <w:lang w:val="vi-VN"/>
+              </w:rPr>
+              <w:t>MFA, mật khẩu khó đoán, rate limit</w:t>
+            </w:r>
+          </w:p>
+        </w:tc>
+        <w:tc>
+          <w:tcPr>
+            <w:tcW w:w="0" w:type="auto"/>
+            <w:hideMark/>
+          </w:tcPr>
+          <w:p>
+            <w:pPr>
+              <w:spacing w:after="200" w:line="276" w:lineRule="auto"/>
+              <w:rPr>
+                <w:rFonts w:cs="Times New Roman"/>
+                <w:lang w:val="vi-VN"/>
+              </w:rPr>
+            </w:pPr>
+            <w:r>
+              <w:rPr>
+                <w:rFonts w:cs="Times New Roman"/>
+                <w:lang w:val="vi-VN"/>
+              </w:rPr>
+              <w:t>Endpoint protection, application control, MFA/passkey, giám sát endpoint</w:t>
             </w:r>
           </w:p>
         </w:tc>
@@ -3462,1605 +4471,1866 @@
           <w:rFonts w:cs="Times New Roman"/>
         </w:rPr>
       </w:pPr>
-    </w:p>
-    <w:p>
-      <w:pPr>
-        <w:pStyle w:val="Heading1"/>
-        <w:rPr>
-          <w:rFonts w:ascii="Times New Roman" w:hAnsi="Times New Roman" w:cs="Times New Roman"/>
-        </w:rPr>
-      </w:pPr>
-      <w:r>
-        <w:rPr>
-          <w:rFonts w:ascii="Times New Roman" w:hAnsi="Times New Roman" w:cs="Times New Roman"/>
-        </w:rPr>
-        <w:t>10. Tình huống 7 – Social Engineering / Phishing</w:t>
-      </w:r>
-    </w:p>
-    <w:p>
-      <w:pPr>
-        <w:pStyle w:val="Code"/>
-        <w:spacing w:before="60" w:after="120"/>
-        <w:rPr>
-          <w:rFonts w:ascii="Times New Roman" w:hAnsi="Times New Roman" w:cs="Times New Roman"/>
-        </w:rPr>
-      </w:pPr>
-      <w:r>
-        <w:rPr>
-          <w:rFonts w:ascii="Times New Roman" w:hAnsi="Times New Roman" w:cs="Times New Roman"/>
-        </w:rPr>
-        <w:t>notepad.exe C:\LAB3\lab3_assets\samples\phishing_email.txt</w:t>
-      </w:r>
-    </w:p>
-    <w:p>
-      <w:pPr>
-        <w:rPr>
-          <w:rFonts w:cs="Times New Roman"/>
-        </w:rPr>
-      </w:pPr>
-      <w:r>
-        <w:rPr>
-          <w:rFonts w:cs="Times New Roman"/>
-        </w:rPr>
-        <w:t>Trong mẫu, đánh dấu/ghi nhận tối thiểu 5 chỉ dấu: cảm giác khẩn cấp; display name có vẻ đáng tin; domain cần xác minh; Reply-To khác From; yêu cầu truy cập link/cung cấp thông tin xác thực. Không truy cập domain trong mẫu.</w:t>
-      </w:r>
-    </w:p>
-    <w:p>
-      <w:pPr>
-        <w:pStyle w:val="Code"/>
-        <w:spacing w:before="60" w:after="120"/>
-        <w:rPr>
-          <w:rFonts w:ascii="Times New Roman" w:hAnsi="Times New Roman" w:cs="Times New Roman"/>
-        </w:rPr>
-      </w:pPr>
-      <w:r>
-        <w:rPr>
-          <w:rFonts w:ascii="Times New Roman" w:hAnsi="Times New Roman" w:cs="Times New Roman"/>
-        </w:rPr>
-        <w:t>Import-Csv C:\LAB3\lab3_assets\samples\social_engineering_cases.csv | Format-Table -Wrap</w:t>
-      </w:r>
-    </w:p>
-    <w:p>
-      <w:pPr>
-        <w:rPr>
-          <w:rFonts w:cs="Times New Roman"/>
-        </w:rPr>
-      </w:pPr>
-      <w:r>
-        <w:rPr>
-          <w:rFonts w:cs="Times New Roman"/>
-        </w:rPr>
-        <w:t>Trong báo cáo tạo bảng: CaseID → loại tấn công → dấu hiệu → biện pháp phòng tránh. Với Spear Phishing, nêu yếu tố cá nhân hóa.</w:t>
-      </w:r>
-    </w:p>
-    <w:tbl>
-      <w:tblPr>
-        <w:tblStyle w:val="TableGrid"/>
-        <w:tblW w:w="0" w:type="auto"/>
-        <w:jc w:val="center"/>
-        <w:tblLook w:val="04A0" w:firstRow="1" w:lastRow="0" w:firstColumn="1" w:lastColumn="0" w:noHBand="0" w:noVBand="1"/>
-      </w:tblPr>
-      <w:tblGrid>
-        <w:gridCol w:w="9936"/>
-      </w:tblGrid>
-      <w:tr>
-        <w:trPr>
-          <w:jc w:val="center"/>
-        </w:trPr>
-        <w:tc>
-          <w:tcPr>
-            <w:tcW w:w="9936" w:type="dxa"/>
-            <w:shd w:val="clear" w:color="auto" w:fill="D9EAF7"/>
-          </w:tcPr>
-          <w:p>
-            <w:pPr>
-              <w:jc w:val="center"/>
-              <w:rPr>
-                <w:rFonts w:cs="Times New Roman"/>
-              </w:rPr>
-            </w:pPr>
-            <w:r>
-              <w:rPr>
-                <w:rFonts w:ascii="Segoe UI Emoji" w:hAnsi="Segoe UI Emoji" w:cs="Segoe UI Emoji"/>
-                <w:b/>
-              </w:rPr>
-              <w:t>📸</w:t>
-            </w:r>
-            <w:r>
-              <w:rPr>
-                <w:rFonts w:cs="Times New Roman"/>
-                <w:b/>
-              </w:rPr>
-              <w:t xml:space="preserve"> HÌNH H10C – Phishing offline</w:t>
-            </w:r>
-          </w:p>
-        </w:tc>
-      </w:tr>
-      <w:tr>
-        <w:trPr>
-          <w:jc w:val="center"/>
-        </w:trPr>
-        <w:tc>
-          <w:tcPr>
-            <w:tcW w:w="9936" w:type="dxa"/>
-          </w:tcPr>
-          <w:p>
-            <w:pPr>
-              <w:jc w:val="center"/>
-              <w:rPr>
-                <w:rFonts w:cs="Times New Roman"/>
-              </w:rPr>
-            </w:pPr>
-            <w:r>
-              <w:rPr>
-                <w:rFonts w:cs="Times New Roman"/>
-                <w:b/>
-              </w:rPr>
-              <w:t xml:space="preserve">Chụp hình: </w:t>
-            </w:r>
-            <w:r>
-              <w:rPr>
-                <w:rFonts w:cs="Times New Roman"/>
-              </w:rPr>
-              <w:t>Chụp Notepad mở phishing_email.txt và PowerShell hiển thị social_engineering_cases.csv. Không để lộ email/tài khoản thật.</w:t>
-            </w:r>
-            <w:r>
-              <w:rPr>
-                <w:rFonts w:cs="Times New Roman"/>
-              </w:rPr>
-              <w:br/>
-            </w:r>
-            <w:r>
-              <w:rPr>
-                <w:rFonts w:cs="Times New Roman"/>
-                <w:b/>
-              </w:rPr>
-              <w:t xml:space="preserve">Tên file đề nghị: </w:t>
-            </w:r>
-            <w:r>
-              <w:rPr>
-                <w:rFonts w:cs="Times New Roman"/>
-              </w:rPr>
-              <w:t>H10_Phishing_Offline.png</w:t>
-            </w:r>
-            <w:r>
-              <w:rPr>
-                <w:rFonts w:cs="Times New Roman"/>
-              </w:rPr>
-              <w:br/>
-            </w:r>
-            <w:r>
-              <w:rPr>
-                <w:rFonts w:cs="Times New Roman"/>
-              </w:rPr>
-              <w:br/>
-            </w:r>
-            <w:r>
-              <w:rPr>
-                <w:rFonts w:cs="Times New Roman"/>
-                <w:b/>
-              </w:rPr>
-              <w:t>[ DÁN ẢNH CHỤP CỦA BẠN VÀO ĐÂY ]</w:t>
-            </w:r>
-          </w:p>
-        </w:tc>
-      </w:tr>
-    </w:tbl>
-    <w:p>
-      <w:pPr>
-        <w:rPr>
-          <w:rFonts w:cs="Times New Roman"/>
-        </w:rPr>
-      </w:pPr>
-    </w:p>
-    <w:p>
-      <w:pPr>
-        <w:pStyle w:val="Heading1"/>
-        <w:rPr>
-          <w:rFonts w:ascii="Times New Roman" w:hAnsi="Times New Roman" w:cs="Times New Roman"/>
-        </w:rPr>
-      </w:pPr>
-      <w:r>
-        <w:rPr>
-          <w:rFonts w:ascii="Times New Roman" w:hAnsi="Times New Roman" w:cs="Times New Roman"/>
+      <w:r>
+        <w:rPr>
+          <w:rFonts w:cs="Times New Roman"/>
+          <w:lang w:val="vi-VN"/>
+        </w:rPr>
+        <w:t>Điểm đáng chú ý là mật khẩu dài giúp chống đoán mật khẩu tốt hơn nhưng không tự chống keylogger, bởi keylogger có thể thu lại chính mật khẩu người dùng gõ.</w:t>
+      </w:r>
+    </w:p>
+    <w:p>
+      <w:pPr>
+        <w:rPr>
+          <w:rFonts w:cs="Times New Roman"/>
+          <w:lang w:val="vi-VN"/>
+        </w:rPr>
+      </w:pPr>
+      <w:r>
+        <w:rPr>
+          <w:rFonts w:cs="Times New Roman"/>
+          <w:b/>
+          <w:bCs/>
+          <w:lang w:val="vi-VN"/>
+        </w:rPr>
+        <w:t>Câu 6. Event ID 4624, 4625 và 4648 thể hiện trạng thái xác thực như thế nào?</w:t>
+      </w:r>
+    </w:p>
+    <w:p>
+      <w:pPr>
+        <w:rPr>
+          <w:rFonts w:cs="Times New Roman"/>
+          <w:lang w:val="vi-VN"/>
+        </w:rPr>
+      </w:pPr>
+      <w:r>
+        <w:rPr>
+          <w:rFonts w:cs="Times New Roman"/>
+          <w:lang w:val="vi-VN"/>
         </w:rPr>
         <w:lastRenderedPageBreak/>
-        <w:t>11. Cleanup, phục hồi và kiểm tra lại</w:t>
-      </w:r>
-    </w:p>
-    <w:p>
-      <w:pPr>
-        <w:rPr>
-          <w:rFonts w:cs="Times New Roman"/>
-        </w:rPr>
-      </w:pPr>
-      <w:r>
-        <w:rPr>
-          <w:rFonts w:cs="Times New Roman"/>
-        </w:rPr>
-        <w:t>CHỈ làm phần này sau khi đã chụp đủ H1–H10 và lưu Evidence.</w:t>
-      </w:r>
-    </w:p>
-    <w:p>
-      <w:pPr>
-        <w:pStyle w:val="Code"/>
-        <w:spacing w:before="60" w:after="120"/>
-        <w:rPr>
-          <w:rFonts w:ascii="Times New Roman" w:hAnsi="Times New Roman" w:cs="Times New Roman"/>
-        </w:rPr>
-      </w:pPr>
-      <w:r>
-        <w:rPr>
-          <w:rFonts w:ascii="Times New Roman" w:hAnsi="Times New Roman" w:cs="Times New Roman"/>
-        </w:rPr>
-        <w:t># 1) Xoa persistence LAB3</w:t>
-      </w:r>
-      <w:r>
-        <w:rPr>
-          <w:rFonts w:ascii="Times New Roman" w:hAnsi="Times New Roman" w:cs="Times New Roman"/>
-        </w:rPr>
-        <w:br/>
-        <w:t>Remove-ItemProperty -Path 'HKCU:\Software\Microsoft\Windows\CurrentVersion\Run' `</w:t>
-      </w:r>
-      <w:r>
-        <w:rPr>
-          <w:rFonts w:ascii="Times New Roman" w:hAnsi="Times New Roman" w:cs="Times New Roman"/>
-        </w:rPr>
-        <w:br/>
-        <w:t xml:space="preserve"> -Name 'LAB3_Run_Demo' -ErrorAction SilentlyContinue</w:t>
-      </w:r>
-      <w:r>
-        <w:rPr>
-          <w:rFonts w:ascii="Times New Roman" w:hAnsi="Times New Roman" w:cs="Times New Roman"/>
-        </w:rPr>
-        <w:br/>
-        <w:t>Unregister-ScheduledTask -TaskName 'LAB3_Persistence_Demo' -Confirm:$false `</w:t>
-      </w:r>
-      <w:r>
-        <w:rPr>
-          <w:rFonts w:ascii="Times New Roman" w:hAnsi="Times New Roman" w:cs="Times New Roman"/>
-        </w:rPr>
-        <w:br/>
-        <w:t xml:space="preserve"> -ErrorAction SilentlyContinue</w:t>
-      </w:r>
-      <w:r>
-        <w:rPr>
-          <w:rFonts w:ascii="Times New Roman" w:hAnsi="Times New Roman" w:cs="Times New Roman"/>
-        </w:rPr>
-        <w:br/>
-      </w:r>
-      <w:r>
-        <w:rPr>
-          <w:rFonts w:ascii="Times New Roman" w:hAnsi="Times New Roman" w:cs="Times New Roman"/>
-        </w:rPr>
-        <w:br/>
-        <w:t># 2) Dung HTTP server dang listen tren 8080</w:t>
-      </w:r>
-      <w:r>
-        <w:rPr>
-          <w:rFonts w:ascii="Times New Roman" w:hAnsi="Times New Roman" w:cs="Times New Roman"/>
-        </w:rPr>
-        <w:br/>
-        <w:t>$serverPid=(Get-NetTCPConnection -LocalPort 8080 -State Listen -ErrorAction SilentlyContinue).OwningProcess</w:t>
-      </w:r>
-      <w:r>
-        <w:rPr>
-          <w:rFonts w:ascii="Times New Roman" w:hAnsi="Times New Roman" w:cs="Times New Roman"/>
-        </w:rPr>
-        <w:br/>
-        <w:t>if ($serverPid) { Stop-Process -Id $serverPid -Force }</w:t>
-      </w:r>
-      <w:r>
-        <w:rPr>
-          <w:rFonts w:ascii="Times New Roman" w:hAnsi="Times New Roman" w:cs="Times New Roman"/>
-        </w:rPr>
-        <w:br/>
-      </w:r>
-      <w:r>
-        <w:rPr>
-          <w:rFonts w:ascii="Times New Roman" w:hAnsi="Times New Roman" w:cs="Times New Roman"/>
-        </w:rPr>
-        <w:br/>
-        <w:t># 3) Xoa tai khoan lab</w:t>
-      </w:r>
-      <w:r>
-        <w:rPr>
-          <w:rFonts w:ascii="Times New Roman" w:hAnsi="Times New Roman" w:cs="Times New Roman"/>
-        </w:rPr>
-        <w:br/>
-        <w:t>Get-Process -IncludeUserName -ErrorAction SilentlyContinue | Out-Null</w:t>
-      </w:r>
-      <w:r>
-        <w:rPr>
-          <w:rFonts w:ascii="Times New Roman" w:hAnsi="Times New Roman" w:cs="Times New Roman"/>
-        </w:rPr>
-        <w:br/>
-        <w:t>Remove-LocalUser -Name 'lab3user' -ErrorAction SilentlyContinue</w:t>
-      </w:r>
-      <w:r>
-        <w:rPr>
-          <w:rFonts w:ascii="Times New Roman" w:hAnsi="Times New Roman" w:cs="Times New Roman"/>
-        </w:rPr>
-        <w:br/>
-      </w:r>
-      <w:r>
-        <w:rPr>
-          <w:rFonts w:ascii="Times New Roman" w:hAnsi="Times New Roman" w:cs="Times New Roman"/>
-        </w:rPr>
-        <w:br/>
-        <w:t># 4) Kiem tra lai</w:t>
-      </w:r>
-      <w:r>
-        <w:rPr>
-          <w:rFonts w:ascii="Times New Roman" w:hAnsi="Times New Roman" w:cs="Times New Roman"/>
-        </w:rPr>
-        <w:br/>
-        <w:t>Get-ItemProperty 'HKCU:\Software\Microsoft\Windows\CurrentVersion\Run' `</w:t>
-      </w:r>
-      <w:r>
-        <w:rPr>
-          <w:rFonts w:ascii="Times New Roman" w:hAnsi="Times New Roman" w:cs="Times New Roman"/>
-        </w:rPr>
-        <w:br/>
-        <w:t xml:space="preserve"> -Name 'LAB3_Run_Demo' -ErrorAction SilentlyContinue</w:t>
-      </w:r>
-      <w:r>
-        <w:rPr>
-          <w:rFonts w:ascii="Times New Roman" w:hAnsi="Times New Roman" w:cs="Times New Roman"/>
-        </w:rPr>
-        <w:br/>
-        <w:t>Get-ScheduledTask -TaskName 'LAB3_Persistence_Demo' -ErrorAction SilentlyContinue</w:t>
-      </w:r>
-      <w:r>
-        <w:rPr>
-          <w:rFonts w:ascii="Times New Roman" w:hAnsi="Times New Roman" w:cs="Times New Roman"/>
-        </w:rPr>
-        <w:br/>
-        <w:t>Get-NetTCPConnection -LocalPort 8080 -ErrorAction SilentlyContinue</w:t>
-      </w:r>
-      <w:r>
-        <w:rPr>
-          <w:rFonts w:ascii="Times New Roman" w:hAnsi="Times New Roman" w:cs="Times New Roman"/>
-        </w:rPr>
-        <w:br/>
-        <w:t>Get-MpComputerStatus | Select AntivirusEnabled,RealTimeProtectionEnabled,IsTamperProtected</w:t>
-      </w:r>
-    </w:p>
-    <w:p>
-      <w:pPr>
-        <w:pStyle w:val="Heading2"/>
-        <w:rPr>
-          <w:rFonts w:ascii="Times New Roman" w:hAnsi="Times New Roman" w:cs="Times New Roman"/>
-        </w:rPr>
-      </w:pPr>
-      <w:r>
-        <w:rPr>
-          <w:rFonts w:ascii="Times New Roman" w:hAnsi="Times New Roman" w:cs="Times New Roman"/>
-        </w:rPr>
-        <w:t>Bước 11.1 – Autoruns sau cleanup</w:t>
-      </w:r>
-    </w:p>
-    <w:p>
-      <w:pPr>
-        <w:pStyle w:val="Code"/>
-        <w:spacing w:before="60" w:after="120"/>
-        <w:rPr>
-          <w:rFonts w:ascii="Times New Roman" w:hAnsi="Times New Roman" w:cs="Times New Roman"/>
-        </w:rPr>
-      </w:pPr>
-      <w:r>
-        <w:rPr>
-          <w:rFonts w:ascii="Times New Roman" w:hAnsi="Times New Roman" w:cs="Times New Roman"/>
-        </w:rPr>
-        <w:t>C:\LAB3\Tools\Autoruns\autorunsc64.exe -a * -c -h -s &gt; C:\LAB3\Evidence\autoruns_after.csv</w:t>
-      </w:r>
-      <w:r>
-        <w:rPr>
-          <w:rFonts w:ascii="Times New Roman" w:hAnsi="Times New Roman" w:cs="Times New Roman"/>
-        </w:rPr>
-        <w:br/>
-        <w:t>Compare-Object (Get-Content C:\LAB3\Evidence\autoruns_before.csv) `</w:t>
-      </w:r>
-      <w:r>
-        <w:rPr>
-          <w:rFonts w:ascii="Times New Roman" w:hAnsi="Times New Roman" w:cs="Times New Roman"/>
-        </w:rPr>
-        <w:br/>
-        <w:t xml:space="preserve"> (Get-Content C:\LAB3\Evidence\autoruns_after.csv) |</w:t>
-      </w:r>
-      <w:r>
-        <w:rPr>
-          <w:rFonts w:ascii="Times New Roman" w:hAnsi="Times New Roman" w:cs="Times New Roman"/>
-        </w:rPr>
-        <w:br/>
-        <w:t xml:space="preserve"> Out-File C:\LAB3\Evidence\autoruns_diff.txt -Width 240</w:t>
-      </w:r>
-    </w:p>
-    <w:p>
-      <w:pPr>
-        <w:pStyle w:val="Heading2"/>
-        <w:rPr>
-          <w:rFonts w:ascii="Times New Roman" w:hAnsi="Times New Roman" w:cs="Times New Roman"/>
-        </w:rPr>
-      </w:pPr>
-      <w:r>
-        <w:rPr>
-          <w:rFonts w:ascii="Times New Roman" w:hAnsi="Times New Roman" w:cs="Times New Roman"/>
-        </w:rPr>
-        <w:t>Bước 11.2 – Tính SHA-256 Evidence</w:t>
-      </w:r>
-    </w:p>
-    <w:p>
-      <w:pPr>
-        <w:pStyle w:val="Code"/>
-        <w:spacing w:before="60" w:after="120"/>
-        <w:rPr>
-          <w:rFonts w:ascii="Times New Roman" w:hAnsi="Times New Roman" w:cs="Times New Roman"/>
-        </w:rPr>
-      </w:pPr>
-      <w:r>
-        <w:rPr>
-          <w:rFonts w:ascii="Times New Roman" w:hAnsi="Times New Roman" w:cs="Times New Roman"/>
-        </w:rPr>
-        <w:t>Get-ChildItem C:\LAB3\Evidence -File |</w:t>
-      </w:r>
-      <w:r>
-        <w:rPr>
-          <w:rFonts w:ascii="Times New Roman" w:hAnsi="Times New Roman" w:cs="Times New Roman"/>
-        </w:rPr>
-        <w:br/>
-        <w:t xml:space="preserve"> Get-FileHash -Algorithm SHA256 |</w:t>
-      </w:r>
-      <w:r>
-        <w:rPr>
-          <w:rFonts w:ascii="Times New Roman" w:hAnsi="Times New Roman" w:cs="Times New Roman"/>
-        </w:rPr>
-        <w:br/>
-        <w:t xml:space="preserve"> Export-Csv C:\LAB3\Evidence\evidence_sha256.csv -NoTypeInformation -Encoding UTF8</w:t>
-      </w:r>
-    </w:p>
-    <w:tbl>
-      <w:tblPr>
-        <w:tblStyle w:val="TableGrid"/>
-        <w:tblW w:w="0" w:type="auto"/>
-        <w:jc w:val="center"/>
-        <w:tblLook w:val="04A0" w:firstRow="1" w:lastRow="0" w:firstColumn="1" w:lastColumn="0" w:noHBand="0" w:noVBand="1"/>
-      </w:tblPr>
-      <w:tblGrid>
-        <w:gridCol w:w="9936"/>
-      </w:tblGrid>
-      <w:tr>
-        <w:trPr>
-          <w:jc w:val="center"/>
-        </w:trPr>
-        <w:tc>
-          <w:tcPr>
-            <w:tcW w:w="9936" w:type="dxa"/>
-            <w:shd w:val="clear" w:color="auto" w:fill="D9EAF7"/>
-          </w:tcPr>
-          <w:p>
-            <w:pPr>
-              <w:jc w:val="center"/>
-              <w:rPr>
-                <w:rFonts w:cs="Times New Roman"/>
-              </w:rPr>
-            </w:pPr>
-            <w:r>
-              <w:rPr>
-                <w:rFonts w:ascii="Segoe UI Emoji" w:hAnsi="Segoe UI Emoji" w:cs="Segoe UI Emoji"/>
-                <w:b/>
-              </w:rPr>
-              <w:t>📸</w:t>
-            </w:r>
-            <w:r>
-              <w:rPr>
-                <w:rFonts w:cs="Times New Roman"/>
-                <w:b/>
-              </w:rPr>
-              <w:t xml:space="preserve"> HÌNH H11 – Recovery Verification</w:t>
-            </w:r>
-          </w:p>
-        </w:tc>
-      </w:tr>
-      <w:tr>
-        <w:trPr>
-          <w:jc w:val="center"/>
-        </w:trPr>
-        <w:tc>
-          <w:tcPr>
-            <w:tcW w:w="9936" w:type="dxa"/>
-          </w:tcPr>
-          <w:p>
-            <w:pPr>
-              <w:jc w:val="center"/>
-              <w:rPr>
-                <w:rFonts w:cs="Times New Roman"/>
-              </w:rPr>
-            </w:pPr>
-            <w:r>
-              <w:rPr>
-                <w:rFonts w:cs="Times New Roman"/>
-                <w:b/>
-              </w:rPr>
-              <w:t xml:space="preserve">Chụp hình: </w:t>
-            </w:r>
-            <w:r>
-              <w:rPr>
-                <w:rFonts w:cs="Times New Roman"/>
-              </w:rPr>
-              <w:t>Chụp kết quả verify: không còn LAB3_Run_Demo, LAB3_Persistence_Demo hay listener 8080; Defender vẫn bật.</w:t>
-            </w:r>
-            <w:r>
-              <w:rPr>
-                <w:rFonts w:cs="Times New Roman"/>
-              </w:rPr>
-              <w:br/>
-            </w:r>
-            <w:r>
-              <w:rPr>
-                <w:rFonts w:cs="Times New Roman"/>
-                <w:b/>
-              </w:rPr>
-              <w:t xml:space="preserve">Tên file đề nghị: </w:t>
-            </w:r>
-            <w:r>
-              <w:rPr>
-                <w:rFonts w:cs="Times New Roman"/>
-              </w:rPr>
-              <w:t>H11_Recovery_Verification.png</w:t>
-            </w:r>
-            <w:r>
-              <w:rPr>
-                <w:rFonts w:cs="Times New Roman"/>
-              </w:rPr>
-              <w:br/>
-            </w:r>
-            <w:r>
-              <w:rPr>
-                <w:rFonts w:cs="Times New Roman"/>
-              </w:rPr>
-              <w:br/>
-            </w:r>
-            <w:r>
-              <w:rPr>
-                <w:rFonts w:cs="Times New Roman"/>
-                <w:b/>
-              </w:rPr>
-              <w:t>[ DÁN ẢNH CHỤP CỦA BẠN VÀO ĐÂY ]</w:t>
-            </w:r>
-          </w:p>
-        </w:tc>
-      </w:tr>
-    </w:tbl>
-    <w:p>
-      <w:pPr>
-        <w:rPr>
-          <w:rFonts w:cs="Times New Roman"/>
-        </w:rPr>
-      </w:pPr>
-    </w:p>
-    <w:p>
-      <w:pPr>
-        <w:pStyle w:val="Heading1"/>
-        <w:rPr>
-          <w:rFonts w:ascii="Times New Roman" w:hAnsi="Times New Roman" w:cs="Times New Roman"/>
-        </w:rPr>
-      </w:pPr>
-      <w:r>
-        <w:rPr>
-          <w:rFonts w:ascii="Times New Roman" w:hAnsi="Times New Roman" w:cs="Times New Roman"/>
-        </w:rPr>
-        <w:t>12. Cách trình bày báo cáo để nộp</w:t>
-      </w:r>
-    </w:p>
-    <w:p>
-      <w:pPr>
-        <w:rPr>
-          <w:rFonts w:cs="Times New Roman"/>
-        </w:rPr>
-      </w:pPr>
-      <w:r>
-        <w:rPr>
-          <w:rFonts w:cs="Times New Roman"/>
-        </w:rPr>
-        <w:t>Bạn có thể giữ nguyên cấu trúc dưới đây khi làm báo cáo:</w:t>
-      </w:r>
-    </w:p>
-    <w:p>
-      <w:pPr>
-        <w:pStyle w:val="ListBullet"/>
-        <w:rPr>
-          <w:rFonts w:cs="Times New Roman"/>
-        </w:rPr>
-      </w:pPr>
-      <w:r>
-        <w:rPr>
-          <w:rFonts w:cs="Times New Roman"/>
-        </w:rPr>
-        <w:t>1. Thông tin sinh viên: Họ tên, MSSV, tên bài Lab.</w:t>
-      </w:r>
-    </w:p>
-    <w:p>
-      <w:pPr>
-        <w:pStyle w:val="ListBullet"/>
-        <w:rPr>
-          <w:rFonts w:cs="Times New Roman"/>
-        </w:rPr>
-      </w:pPr>
-      <w:r>
-        <w:rPr>
-          <w:rFonts w:cs="Times New Roman"/>
-        </w:rPr>
-        <w:t>2. Mục tiêu bài Lab: nhận diện mối đe dọa và thực hiện quy trình Baseline → Observe → Detect → Contain → Recover → Verify.</w:t>
-      </w:r>
-    </w:p>
-    <w:p>
-      <w:pPr>
-        <w:pStyle w:val="ListBullet"/>
-        <w:rPr>
-          <w:rFonts w:cs="Times New Roman"/>
-        </w:rPr>
-      </w:pPr>
-      <w:r>
-        <w:rPr>
-          <w:rFonts w:cs="Times New Roman"/>
-        </w:rPr>
-        <w:t>3. Môi trường thực hành: Windows 11 VM, VMware, Defender, Sysmon, Autoruns, Process Explorer, Wireshark, Python.</w:t>
-      </w:r>
-    </w:p>
-    <w:p>
-      <w:pPr>
-        <w:pStyle w:val="ListBullet"/>
-        <w:rPr>
-          <w:rFonts w:cs="Times New Roman"/>
-        </w:rPr>
-      </w:pPr>
-      <w:r>
-        <w:rPr>
-          <w:rFonts w:cs="Times New Roman"/>
+        <w:t>Trong Windows Security Log:</w:t>
+      </w:r>
+    </w:p>
+    <w:p>
+      <w:pPr>
+        <w:numPr>
+          <w:ilvl w:val="0"/>
+          <w:numId w:val="11"/>
+        </w:numPr>
+        <w:rPr>
+          <w:rFonts w:cs="Times New Roman"/>
+          <w:lang w:val="vi-VN"/>
+        </w:rPr>
+      </w:pPr>
+      <w:r>
+        <w:rPr>
+          <w:rFonts w:cs="Times New Roman"/>
+          <w:b/>
+          <w:bCs/>
+          <w:lang w:val="vi-VN"/>
+        </w:rPr>
+        <w:t>4624:</w:t>
+      </w:r>
+      <w:r>
+        <w:rPr>
+          <w:rFonts w:cs="Times New Roman"/>
+          <w:lang w:val="vi-VN"/>
+        </w:rPr>
+        <w:t xml:space="preserve"> đăng nhập thành công.</w:t>
+      </w:r>
+    </w:p>
+    <w:p>
+      <w:pPr>
+        <w:numPr>
+          <w:ilvl w:val="0"/>
+          <w:numId w:val="11"/>
+        </w:numPr>
+        <w:rPr>
+          <w:rFonts w:cs="Times New Roman"/>
+          <w:lang w:val="vi-VN"/>
+        </w:rPr>
+      </w:pPr>
+      <w:r>
+        <w:rPr>
+          <w:rFonts w:cs="Times New Roman"/>
+          <w:b/>
+          <w:bCs/>
+          <w:lang w:val="vi-VN"/>
+        </w:rPr>
+        <w:t>4625:</w:t>
+      </w:r>
+      <w:r>
+        <w:rPr>
+          <w:rFonts w:cs="Times New Roman"/>
+          <w:lang w:val="vi-VN"/>
+        </w:rPr>
+        <w:t xml:space="preserve"> đăng nhập thất bại.</w:t>
+      </w:r>
+    </w:p>
+    <w:p>
+      <w:pPr>
+        <w:numPr>
+          <w:ilvl w:val="0"/>
+          <w:numId w:val="11"/>
+        </w:numPr>
+        <w:rPr>
+          <w:rFonts w:cs="Times New Roman"/>
+          <w:lang w:val="vi-VN"/>
+        </w:rPr>
+      </w:pPr>
+      <w:r>
+        <w:rPr>
+          <w:rFonts w:cs="Times New Roman"/>
+          <w:b/>
+          <w:bCs/>
+          <w:lang w:val="vi-VN"/>
+        </w:rPr>
+        <w:t>4648:</w:t>
+      </w:r>
+      <w:r>
+        <w:rPr>
+          <w:rFonts w:cs="Times New Roman"/>
+          <w:lang w:val="vi-VN"/>
+        </w:rPr>
+        <w:t xml:space="preserve"> một tiến trình thực hiện đăng nhập bằng thông tin xác thực được cung cấp rõ ràng, chẳng hạn tình huống sử dụng runas.</w:t>
+      </w:r>
+    </w:p>
+    <w:p>
+      <w:pPr>
+        <w:rPr>
+          <w:rFonts w:cs="Times New Roman"/>
+          <w:lang w:val="vi-VN"/>
+        </w:rPr>
+      </w:pPr>
+      <w:r>
+        <w:rPr>
+          <w:rFonts w:cs="Times New Roman"/>
+          <w:lang w:val="vi-VN"/>
+        </w:rPr>
+        <w:t>Trong bài LAB, trước khi đổi mật khẩu, mật khẩu đúng của lab3user có thể tạo sự kiện đăng nhập thành công, còn việc cố tình nhập sai tạo 4625. Sau khi đổi mật khẩu, mật khẩu cũ phải thất bại và mật khẩu mới phải thành công.</w:t>
+      </w:r>
+    </w:p>
+    <w:p>
+      <w:pPr>
+        <w:rPr>
+          <w:rFonts w:cs="Times New Roman"/>
+        </w:rPr>
+      </w:pPr>
+      <w:r>
+        <w:rPr>
+          <w:rFonts w:cs="Times New Roman"/>
+          <w:b/>
+          <w:bCs/>
+          <w:lang w:val="vi-VN"/>
+        </w:rPr>
+        <w:t>Lưu ý với bài của bạn:</w:t>
+      </w:r>
+      <w:r>
+        <w:rPr>
+          <w:rFonts w:cs="Times New Roman"/>
+          <w:lang w:val="vi-VN"/>
+        </w:rPr>
+        <w:t xml:space="preserve"> lúc thực hành runas bạn từng gặp RUNAS ERROR: Unable to acquire user password. Vì vậy trong báo cáo cuối cùng chỉ nên nói bạn quan sát được 4624/4625/4648 nào nếu chúng </w:t>
+      </w:r>
+      <w:r>
+        <w:rPr>
+          <w:rFonts w:cs="Times New Roman"/>
+          <w:b/>
+          <w:bCs/>
+          <w:lang w:val="vi-VN"/>
+        </w:rPr>
+        <w:t>thực sự xuất hiện trong Event Viewer của VM</w:t>
+      </w:r>
+      <w:r>
+        <w:rPr>
+          <w:rFonts w:cs="Times New Roman"/>
+          <w:lang w:val="vi-VN"/>
+        </w:rPr>
+        <w:t>, không nên ghi rằng đã thu đủ cả ba nếu bằng chứng thực tế không có.</w:t>
+      </w:r>
+    </w:p>
+    <w:p>
+      <w:pPr>
+        <w:rPr>
+          <w:rFonts w:cs="Times New Roman"/>
+          <w:lang w:val="vi-VN"/>
+        </w:rPr>
+      </w:pPr>
+      <w:r>
+        <w:rPr>
+          <w:rFonts w:cs="Times New Roman"/>
+          <w:b/>
+          <w:bCs/>
+          <w:lang w:val="vi-VN"/>
+        </w:rPr>
+        <w:t>Câu 7. Vì sao mật khẩu dài/phức tạp không tự ngăn keylogging?</w:t>
+      </w:r>
+    </w:p>
+    <w:p>
+      <w:pPr>
+        <w:rPr>
+          <w:rFonts w:cs="Times New Roman"/>
+          <w:lang w:val="vi-VN"/>
+        </w:rPr>
+      </w:pPr>
+      <w:r>
+        <w:rPr>
+          <w:rFonts w:cs="Times New Roman"/>
+          <w:lang w:val="vi-VN"/>
+        </w:rPr>
+        <w:t>Mật khẩu dài và phức tạp giúp chống brute force và dictionary attack nhưng không ngăn keylogger vì keylogger thu trực tiếp những phím người dùng nhập.</w:t>
+      </w:r>
+    </w:p>
+    <w:p>
+      <w:pPr>
+        <w:rPr>
+          <w:rFonts w:cs="Times New Roman"/>
+        </w:rPr>
+      </w:pPr>
+      <w:r>
+        <w:rPr>
+          <w:rFonts w:cs="Times New Roman"/>
+          <w:b/>
+          <w:bCs/>
+          <w:lang w:val="vi-VN"/>
+        </w:rPr>
+        <w:t>MFA</w:t>
+      </w:r>
+      <w:r>
+        <w:rPr>
+          <w:rFonts w:cs="Times New Roman"/>
+          <w:lang w:val="vi-VN"/>
+        </w:rPr>
+        <w:t xml:space="preserve"> bổ sung yếu tố xác thực nên mật khẩu bị lộ chưa chắc đủ để đăng nhập. Tuy nhiên, một số cơ chế MFA vẫn có thể gặp phishing hoặc social engineering. </w:t>
+      </w:r>
+      <w:r>
+        <w:rPr>
+          <w:rFonts w:cs="Times New Roman"/>
+          <w:b/>
+          <w:bCs/>
+          <w:lang w:val="vi-VN"/>
+        </w:rPr>
+        <w:t>Push MFA</w:t>
+      </w:r>
+      <w:r>
+        <w:rPr>
+          <w:rFonts w:cs="Times New Roman"/>
+          <w:lang w:val="vi-VN"/>
+        </w:rPr>
+        <w:t xml:space="preserve"> thuận tiện nhưng người dùng có thể bị lừa hoặc chấp thuận nhầm yêu cầu đăng nhập. </w:t>
+      </w:r>
+      <w:r>
+        <w:rPr>
+          <w:rFonts w:cs="Times New Roman"/>
+          <w:b/>
+          <w:bCs/>
+          <w:lang w:val="vi-VN"/>
+        </w:rPr>
+        <w:t>FIDO2/passkey</w:t>
+      </w:r>
+      <w:r>
+        <w:rPr>
+          <w:rFonts w:cs="Times New Roman"/>
+          <w:lang w:val="vi-VN"/>
+        </w:rPr>
+        <w:t xml:space="preserve"> có khả năng chống phishing tốt hơn vì quá trình xác thực gắn với dịch vụ/domain hợp lệ và không yêu cầu gửi mật khẩu dùng chung cho máy chủ.</w:t>
+      </w:r>
+    </w:p>
+    <w:p>
+      <w:pPr>
+        <w:rPr>
+          <w:rFonts w:cs="Times New Roman"/>
+          <w:lang w:val="vi-VN"/>
+        </w:rPr>
+      </w:pPr>
+      <w:r>
+        <w:rPr>
+          <w:rFonts w:cs="Times New Roman"/>
+          <w:b/>
+          <w:bCs/>
+          <w:lang w:val="vi-VN"/>
+        </w:rPr>
+        <w:t>Câu 8. Một cổng Listen có đủ để kết luận có backdoor không?</w:t>
+      </w:r>
+    </w:p>
+    <w:p>
+      <w:pPr>
+        <w:rPr>
+          <w:rFonts w:cs="Times New Roman"/>
+          <w:lang w:val="vi-VN"/>
+        </w:rPr>
+      </w:pPr>
+      <w:r>
+        <w:rPr>
+          <w:rFonts w:cs="Times New Roman"/>
+          <w:lang w:val="vi-VN"/>
+        </w:rPr>
+        <w:t>Không. Trong TH4, chính Python HTTP server hợp lệ của LAB cũng tạo listener 127.0.0.1:8080, vì vậy chỉ nhìn thấy một cổng Listen không đủ kết luận backdoor.</w:t>
+      </w:r>
+    </w:p>
+    <w:p>
+      <w:pPr>
+        <w:rPr>
+          <w:rFonts w:cs="Times New Roman"/>
+        </w:rPr>
+      </w:pPr>
+      <w:r>
+        <w:rPr>
+          <w:rFonts w:cs="Times New Roman"/>
+          <w:lang w:val="vi-VN"/>
+        </w:rPr>
+        <w:t xml:space="preserve">Cần tương quan ít nhất các bằng chứng như: </w:t>
+      </w:r>
+      <w:r>
+        <w:rPr>
+          <w:rFonts w:cs="Times New Roman"/>
+          <w:b/>
+          <w:bCs/>
+          <w:lang w:val="vi-VN"/>
+        </w:rPr>
+        <w:t>PID/process đang sở hữu cổng; đường dẫn file executable; command line khởi chạy; user/context thực thi; publisher/Verified Signer; kết nối mạng; persistence như Run/Scheduled Task; và log Sysmon</w:t>
+      </w:r>
+      <w:r>
+        <w:rPr>
+          <w:rFonts w:cs="Times New Roman"/>
+          <w:lang w:val="vi-VN"/>
+        </w:rPr>
+        <w:t>. Trong TH4, Process Explorer được dùng để đối chiếu PID từ Get-NetTCPConnection với python.exe, command line và user. LAB3_CacMoiDeDoa_ATTT_2026</w:t>
+      </w:r>
+    </w:p>
+    <w:p>
+      <w:pPr>
+        <w:rPr>
+          <w:rFonts w:cs="Times New Roman"/>
+          <w:lang w:val="vi-VN"/>
+        </w:rPr>
+      </w:pPr>
+      <w:r>
+        <w:rPr>
+          <w:rFonts w:cs="Times New Roman"/>
+          <w:b/>
+          <w:bCs/>
+          <w:lang w:val="vi-VN"/>
+        </w:rPr>
+        <w:t>Câu 9. Run value và Scheduled Task tạo persistence như thế nào?</w:t>
+      </w:r>
+    </w:p>
+    <w:p>
+      <w:pPr>
+        <w:rPr>
+          <w:rFonts w:cs="Times New Roman"/>
+          <w:lang w:val="vi-VN"/>
+        </w:rPr>
+      </w:pPr>
+      <w:r>
+        <w:rPr>
+          <w:rFonts w:cs="Times New Roman"/>
+          <w:lang w:val="vi-VN"/>
+        </w:rPr>
+        <w:t>LAB3_Run_Demo được thêm vào:</w:t>
+      </w:r>
+    </w:p>
+    <w:p>
+      <w:pPr>
+        <w:rPr>
+          <w:rFonts w:cs="Times New Roman"/>
+          <w:lang w:val="vi-VN"/>
+        </w:rPr>
+      </w:pPr>
+      <w:r>
+        <w:rPr>
+          <w:rFonts w:cs="Times New Roman"/>
+          <w:lang w:val="vi-VN"/>
+        </w:rPr>
+        <w:t>HKCU\Software\Microsoft\Windows\CurrentVersion\Run</w:t>
+      </w:r>
+    </w:p>
+    <w:p>
+      <w:pPr>
+        <w:rPr>
+          <w:rFonts w:cs="Times New Roman"/>
+          <w:lang w:val="vi-VN"/>
+        </w:rPr>
+      </w:pPr>
+      <w:r>
+        <w:rPr>
+          <w:rFonts w:cs="Times New Roman"/>
+          <w:lang w:val="vi-VN"/>
+        </w:rPr>
+        <w:t xml:space="preserve">nên Windows có thể chạy notepad.exe khi người dùng đăng nhập. LAB3_Persistence_Demo sử dụng Scheduled Task với trigger </w:t>
+      </w:r>
+      <w:r>
+        <w:rPr>
+          <w:rFonts w:cs="Times New Roman"/>
+          <w:b/>
+          <w:bCs/>
+          <w:lang w:val="vi-VN"/>
+        </w:rPr>
+        <w:t>AtLogOn</w:t>
+      </w:r>
+      <w:r>
+        <w:rPr>
+          <w:rFonts w:cs="Times New Roman"/>
+          <w:lang w:val="vi-VN"/>
+        </w:rPr>
+        <w:t>, do đó task cũng được kích hoạt khi người dùng đăng nhập.</w:t>
+      </w:r>
+    </w:p>
+    <w:p>
+      <w:pPr>
+        <w:rPr>
+          <w:rFonts w:cs="Times New Roman"/>
+        </w:rPr>
+      </w:pPr>
+      <w:r>
+        <w:rPr>
+          <w:rFonts w:cs="Times New Roman"/>
+          <w:lang w:val="vi-VN"/>
         </w:rPr>
         <w:lastRenderedPageBreak/>
-        <w:t>4. Nội dung thực hiện: trình bày lần lượt Baseline, TH1, TH2, TH3, TH4, TH5, TH6, TH7.</w:t>
-      </w:r>
-    </w:p>
-    <w:p>
-      <w:pPr>
-        <w:pStyle w:val="ListBullet"/>
-        <w:rPr>
-          <w:rFonts w:cs="Times New Roman"/>
-        </w:rPr>
-      </w:pPr>
-      <w:r>
-        <w:rPr>
-          <w:rFonts w:cs="Times New Roman"/>
-        </w:rPr>
-        <w:t>5. Mỗi tình huống: ghi Mục đích → Các bước/lệnh → Ảnh minh chứng → Nhận xét ngắn.</w:t>
-      </w:r>
-    </w:p>
-    <w:p>
-      <w:pPr>
-        <w:pStyle w:val="ListBullet"/>
-        <w:rPr>
-          <w:rFonts w:cs="Times New Roman"/>
-        </w:rPr>
-      </w:pPr>
-      <w:r>
-        <w:rPr>
-          <w:rFonts w:cs="Times New Roman"/>
-        </w:rPr>
-        <w:t>6. Cleanup và Recovery Verification.</w:t>
-      </w:r>
-    </w:p>
-    <w:p>
-      <w:pPr>
-        <w:pStyle w:val="ListBullet"/>
-        <w:rPr>
-          <w:rFonts w:cs="Times New Roman"/>
-        </w:rPr>
-      </w:pPr>
-      <w:r>
-        <w:rPr>
-          <w:rFonts w:cs="Times New Roman"/>
-        </w:rPr>
-        <w:t>7. Kết quả thực hiện.</w:t>
-      </w:r>
-    </w:p>
-    <w:p>
-      <w:pPr>
-        <w:pStyle w:val="ListBullet"/>
-        <w:rPr>
-          <w:rFonts w:cs="Times New Roman"/>
-        </w:rPr>
-      </w:pPr>
-      <w:r>
-        <w:rPr>
-          <w:rFonts w:cs="Times New Roman"/>
-        </w:rPr>
-        <w:t>8. Trả lời câu hỏi cuối bài theo yêu cầu giảng viên.</w:t>
-      </w:r>
-    </w:p>
-    <w:p>
-      <w:pPr>
-        <w:pStyle w:val="Heading1"/>
-        <w:rPr>
-          <w:rFonts w:ascii="Times New Roman" w:hAnsi="Times New Roman" w:cs="Times New Roman"/>
-        </w:rPr>
-      </w:pPr>
-      <w:r>
-        <w:rPr>
-          <w:rFonts w:ascii="Times New Roman" w:hAnsi="Times New Roman" w:cs="Times New Roman"/>
-        </w:rPr>
-        <w:t>13. Checklist ảnh trước khi nộp</w:t>
-      </w:r>
-    </w:p>
-    <w:tbl>
-      <w:tblPr>
-        <w:tblStyle w:val="TableGrid"/>
-        <w:tblW w:w="0" w:type="auto"/>
-        <w:jc w:val="center"/>
-        <w:tblLook w:val="04A0" w:firstRow="1" w:lastRow="0" w:firstColumn="1" w:lastColumn="0" w:noHBand="0" w:noVBand="1"/>
-      </w:tblPr>
-      <w:tblGrid>
-        <w:gridCol w:w="2819"/>
-        <w:gridCol w:w="4563"/>
-        <w:gridCol w:w="2770"/>
-      </w:tblGrid>
-      <w:tr>
-        <w:trPr>
-          <w:jc w:val="center"/>
-        </w:trPr>
-        <w:tc>
-          <w:tcPr>
-            <w:tcW w:w="3312" w:type="dxa"/>
-            <w:shd w:val="clear" w:color="auto" w:fill="D9EAF7"/>
-          </w:tcPr>
-          <w:p>
-            <w:pPr>
-              <w:rPr>
-                <w:rFonts w:cs="Times New Roman"/>
-              </w:rPr>
-            </w:pPr>
-            <w:r>
-              <w:rPr>
-                <w:rFonts w:cs="Times New Roman"/>
-              </w:rPr>
-              <w:t>Ảnh</w:t>
-            </w:r>
-          </w:p>
-        </w:tc>
-        <w:tc>
-          <w:tcPr>
-            <w:tcW w:w="3312" w:type="dxa"/>
-            <w:shd w:val="clear" w:color="auto" w:fill="D9EAF7"/>
-          </w:tcPr>
-          <w:p>
-            <w:pPr>
-              <w:rPr>
-                <w:rFonts w:cs="Times New Roman"/>
-              </w:rPr>
-            </w:pPr>
-            <w:r>
-              <w:rPr>
-                <w:rFonts w:cs="Times New Roman"/>
-              </w:rPr>
-              <w:t>Nội dung phải thấy</w:t>
-            </w:r>
-          </w:p>
-        </w:tc>
-        <w:tc>
-          <w:tcPr>
-            <w:tcW w:w="3312" w:type="dxa"/>
-            <w:shd w:val="clear" w:color="auto" w:fill="D9EAF7"/>
-          </w:tcPr>
-          <w:p>
-            <w:pPr>
-              <w:rPr>
-                <w:rFonts w:cs="Times New Roman"/>
-              </w:rPr>
-            </w:pPr>
-            <w:r>
-              <w:rPr>
-                <w:rFonts w:cs="Times New Roman"/>
-              </w:rPr>
-              <w:t>Đã có?</w:t>
-            </w:r>
-          </w:p>
-        </w:tc>
-      </w:tr>
-      <w:tr>
-        <w:trPr>
-          <w:jc w:val="center"/>
-        </w:trPr>
-        <w:tc>
-          <w:tcPr>
-            <w:tcW w:w="3312" w:type="dxa"/>
-          </w:tcPr>
-          <w:p>
-            <w:pPr>
-              <w:rPr>
-                <w:rFonts w:cs="Times New Roman"/>
-              </w:rPr>
-            </w:pPr>
-            <w:r>
-              <w:rPr>
-                <w:rFonts w:cs="Times New Roman"/>
-              </w:rPr>
-              <w:t>H1</w:t>
-            </w:r>
-          </w:p>
-        </w:tc>
-        <w:tc>
-          <w:tcPr>
-            <w:tcW w:w="3312" w:type="dxa"/>
-          </w:tcPr>
-          <w:p>
-            <w:pPr>
-              <w:rPr>
-                <w:rFonts w:cs="Times New Roman"/>
-              </w:rPr>
-            </w:pPr>
-            <w:r>
-              <w:rPr>
-                <w:rFonts w:cs="Times New Roman"/>
-              </w:rPr>
-              <w:t>VMware Host-only + winver</w:t>
-            </w:r>
-          </w:p>
-        </w:tc>
-        <w:tc>
-          <w:tcPr>
-            <w:tcW w:w="3312" w:type="dxa"/>
-          </w:tcPr>
-          <w:p>
-            <w:pPr>
-              <w:rPr>
-                <w:rFonts w:cs="Times New Roman"/>
-              </w:rPr>
-            </w:pPr>
-            <w:r>
-              <w:rPr>
-                <w:rFonts w:ascii="Segoe UI Symbol" w:hAnsi="Segoe UI Symbol" w:cs="Segoe UI Symbol"/>
-              </w:rPr>
-              <w:t>☐</w:t>
-            </w:r>
-          </w:p>
-        </w:tc>
-      </w:tr>
-      <w:tr>
-        <w:trPr>
-          <w:jc w:val="center"/>
-        </w:trPr>
-        <w:tc>
-          <w:tcPr>
-            <w:tcW w:w="3312" w:type="dxa"/>
-          </w:tcPr>
-          <w:p>
-            <w:pPr>
-              <w:rPr>
-                <w:rFonts w:cs="Times New Roman"/>
-              </w:rPr>
-            </w:pPr>
-            <w:r>
-              <w:rPr>
-                <w:rFonts w:cs="Times New Roman"/>
-              </w:rPr>
-              <w:t>H2</w:t>
-            </w:r>
-          </w:p>
-        </w:tc>
-        <w:tc>
-          <w:tcPr>
-            <w:tcW w:w="3312" w:type="dxa"/>
-          </w:tcPr>
-          <w:p>
-            <w:pPr>
-              <w:rPr>
-                <w:rFonts w:cs="Times New Roman"/>
-              </w:rPr>
-            </w:pPr>
-            <w:r>
-              <w:rPr>
-                <w:rFonts w:cs="Times New Roman"/>
-              </w:rPr>
-              <w:t>Phiên bản Python/Wireshark/Sysmon/Autoruns/Process Explorer</w:t>
-            </w:r>
-          </w:p>
-        </w:tc>
-        <w:tc>
-          <w:tcPr>
-            <w:tcW w:w="3312" w:type="dxa"/>
-          </w:tcPr>
-          <w:p>
-            <w:pPr>
-              <w:rPr>
-                <w:rFonts w:cs="Times New Roman"/>
-              </w:rPr>
-            </w:pPr>
-            <w:r>
-              <w:rPr>
-                <w:rFonts w:ascii="Segoe UI Symbol" w:hAnsi="Segoe UI Symbol" w:cs="Segoe UI Symbol"/>
-              </w:rPr>
-              <w:t>☐</w:t>
-            </w:r>
-          </w:p>
-        </w:tc>
-      </w:tr>
-      <w:tr>
-        <w:trPr>
-          <w:jc w:val="center"/>
-        </w:trPr>
-        <w:tc>
-          <w:tcPr>
-            <w:tcW w:w="3312" w:type="dxa"/>
-          </w:tcPr>
-          <w:p>
-            <w:pPr>
-              <w:rPr>
-                <w:rFonts w:cs="Times New Roman"/>
-              </w:rPr>
-            </w:pPr>
-            <w:r>
-              <w:rPr>
-                <w:rFonts w:cs="Times New Roman"/>
-              </w:rPr>
-              <w:t>H3</w:t>
-            </w:r>
-          </w:p>
-        </w:tc>
-        <w:tc>
-          <w:tcPr>
-            <w:tcW w:w="3312" w:type="dxa"/>
-          </w:tcPr>
-          <w:p>
-            <w:pPr>
-              <w:rPr>
-                <w:rFonts w:cs="Times New Roman"/>
-              </w:rPr>
-            </w:pPr>
-            <w:r>
-              <w:rPr>
-                <w:rFonts w:cs="Times New Roman"/>
-              </w:rPr>
-              <w:t>Baseline Defender + Firewall</w:t>
-            </w:r>
-          </w:p>
-        </w:tc>
-        <w:tc>
-          <w:tcPr>
-            <w:tcW w:w="3312" w:type="dxa"/>
-          </w:tcPr>
-          <w:p>
-            <w:pPr>
-              <w:rPr>
-                <w:rFonts w:cs="Times New Roman"/>
-              </w:rPr>
-            </w:pPr>
-            <w:r>
-              <w:rPr>
-                <w:rFonts w:ascii="Segoe UI Symbol" w:hAnsi="Segoe UI Symbol" w:cs="Segoe UI Symbol"/>
-              </w:rPr>
-              <w:t>☐</w:t>
-            </w:r>
-          </w:p>
-        </w:tc>
-      </w:tr>
-      <w:tr>
-        <w:trPr>
-          <w:jc w:val="center"/>
-        </w:trPr>
-        <w:tc>
-          <w:tcPr>
-            <w:tcW w:w="3312" w:type="dxa"/>
-          </w:tcPr>
-          <w:p>
-            <w:pPr>
-              <w:rPr>
-                <w:rFonts w:cs="Times New Roman"/>
-              </w:rPr>
-            </w:pPr>
-            <w:r>
-              <w:rPr>
-                <w:rFonts w:cs="Times New Roman"/>
-              </w:rPr>
-              <w:t>H4</w:t>
-            </w:r>
-          </w:p>
-        </w:tc>
-        <w:tc>
-          <w:tcPr>
-            <w:tcW w:w="3312" w:type="dxa"/>
-          </w:tcPr>
-          <w:p>
-            <w:pPr>
-              <w:rPr>
-                <w:rFonts w:cs="Times New Roman"/>
-              </w:rPr>
-            </w:pPr>
-            <w:r>
-              <w:rPr>
-                <w:rFonts w:cs="Times New Roman"/>
-              </w:rPr>
-              <w:t>Protection History EICAR</w:t>
-            </w:r>
-          </w:p>
-        </w:tc>
-        <w:tc>
-          <w:tcPr>
-            <w:tcW w:w="3312" w:type="dxa"/>
-          </w:tcPr>
-          <w:p>
-            <w:pPr>
-              <w:rPr>
-                <w:rFonts w:cs="Times New Roman"/>
-              </w:rPr>
-            </w:pPr>
-            <w:r>
-              <w:rPr>
-                <w:rFonts w:ascii="Segoe UI Symbol" w:hAnsi="Segoe UI Symbol" w:cs="Segoe UI Symbol"/>
-              </w:rPr>
-              <w:t>☐</w:t>
-            </w:r>
-          </w:p>
-        </w:tc>
-      </w:tr>
-      <w:tr>
-        <w:trPr>
-          <w:jc w:val="center"/>
-        </w:trPr>
-        <w:tc>
-          <w:tcPr>
-            <w:tcW w:w="3312" w:type="dxa"/>
-          </w:tcPr>
-          <w:p>
-            <w:pPr>
-              <w:rPr>
-                <w:rFonts w:cs="Times New Roman"/>
-              </w:rPr>
-            </w:pPr>
-            <w:r>
-              <w:rPr>
-                <w:rFonts w:cs="Times New Roman"/>
-              </w:rPr>
-              <w:t>H5</w:t>
-            </w:r>
-          </w:p>
-        </w:tc>
-        <w:tc>
-          <w:tcPr>
-            <w:tcW w:w="3312" w:type="dxa"/>
-          </w:tcPr>
-          <w:p>
-            <w:pPr>
-              <w:rPr>
-                <w:rFonts w:cs="Times New Roman"/>
-              </w:rPr>
-            </w:pPr>
-            <w:r>
-              <w:rPr>
-                <w:rFonts w:cs="Times New Roman"/>
-              </w:rPr>
-              <w:t>Event Viewer – Event ID 4625 của lab3user</w:t>
-            </w:r>
-          </w:p>
-        </w:tc>
-        <w:tc>
-          <w:tcPr>
-            <w:tcW w:w="3312" w:type="dxa"/>
-          </w:tcPr>
-          <w:p>
-            <w:pPr>
-              <w:rPr>
-                <w:rFonts w:cs="Times New Roman"/>
-              </w:rPr>
-            </w:pPr>
-            <w:r>
-              <w:rPr>
-                <w:rFonts w:ascii="Segoe UI Symbol" w:hAnsi="Segoe UI Symbol" w:cs="Segoe UI Symbol"/>
-              </w:rPr>
-              <w:t>☐</w:t>
-            </w:r>
-          </w:p>
-        </w:tc>
-      </w:tr>
-      <w:tr>
-        <w:trPr>
-          <w:jc w:val="center"/>
-        </w:trPr>
-        <w:tc>
-          <w:tcPr>
-            <w:tcW w:w="3312" w:type="dxa"/>
-          </w:tcPr>
-          <w:p>
-            <w:pPr>
-              <w:rPr>
-                <w:rFonts w:cs="Times New Roman"/>
-              </w:rPr>
-            </w:pPr>
-            <w:r>
-              <w:rPr>
-                <w:rFonts w:cs="Times New Roman"/>
-              </w:rPr>
-              <w:t>H6</w:t>
-            </w:r>
-          </w:p>
-        </w:tc>
-        <w:tc>
-          <w:tcPr>
-            <w:tcW w:w="3312" w:type="dxa"/>
-          </w:tcPr>
-          <w:p>
-            <w:pPr>
-              <w:rPr>
-                <w:rFonts w:cs="Times New Roman"/>
-              </w:rPr>
-            </w:pPr>
-            <w:r>
-              <w:rPr>
-                <w:rFonts w:cs="Times New Roman"/>
-              </w:rPr>
-              <w:t>Sysmon – Event ID 1</w:t>
-            </w:r>
-          </w:p>
-        </w:tc>
-        <w:tc>
-          <w:tcPr>
-            <w:tcW w:w="3312" w:type="dxa"/>
-          </w:tcPr>
-          <w:p>
-            <w:pPr>
-              <w:rPr>
-                <w:rFonts w:cs="Times New Roman"/>
-              </w:rPr>
-            </w:pPr>
-            <w:r>
-              <w:rPr>
-                <w:rFonts w:ascii="Segoe UI Symbol" w:hAnsi="Segoe UI Symbol" w:cs="Segoe UI Symbol"/>
-              </w:rPr>
-              <w:t>☐</w:t>
-            </w:r>
-          </w:p>
-        </w:tc>
-      </w:tr>
-      <w:tr>
-        <w:trPr>
-          <w:jc w:val="center"/>
-        </w:trPr>
-        <w:tc>
-          <w:tcPr>
-            <w:tcW w:w="3312" w:type="dxa"/>
-          </w:tcPr>
-          <w:p>
-            <w:pPr>
-              <w:rPr>
-                <w:rFonts w:cs="Times New Roman"/>
-              </w:rPr>
-            </w:pPr>
-            <w:r>
-              <w:rPr>
-                <w:rFonts w:cs="Times New Roman"/>
-              </w:rPr>
-              <w:t>H7</w:t>
-            </w:r>
-          </w:p>
-        </w:tc>
-        <w:tc>
-          <w:tcPr>
-            <w:tcW w:w="3312" w:type="dxa"/>
-          </w:tcPr>
-          <w:p>
-            <w:pPr>
-              <w:rPr>
-                <w:rFonts w:cs="Times New Roman"/>
-              </w:rPr>
-            </w:pPr>
-            <w:r>
-              <w:rPr>
-                <w:rFonts w:cs="Times New Roman"/>
-              </w:rPr>
-              <w:t>Autoruns – LAB3_Run_Demo</w:t>
-            </w:r>
-          </w:p>
-        </w:tc>
-        <w:tc>
-          <w:tcPr>
-            <w:tcW w:w="3312" w:type="dxa"/>
-          </w:tcPr>
-          <w:p>
-            <w:pPr>
-              <w:rPr>
-                <w:rFonts w:cs="Times New Roman"/>
-              </w:rPr>
-            </w:pPr>
-            <w:r>
-              <w:rPr>
-                <w:rFonts w:ascii="Segoe UI Symbol" w:hAnsi="Segoe UI Symbol" w:cs="Segoe UI Symbol"/>
-              </w:rPr>
-              <w:t>☐</w:t>
-            </w:r>
-          </w:p>
-        </w:tc>
-      </w:tr>
-      <w:tr>
-        <w:trPr>
-          <w:jc w:val="center"/>
-        </w:trPr>
-        <w:tc>
-          <w:tcPr>
-            <w:tcW w:w="3312" w:type="dxa"/>
-          </w:tcPr>
-          <w:p>
-            <w:pPr>
-              <w:rPr>
-                <w:rFonts w:cs="Times New Roman"/>
-              </w:rPr>
-            </w:pPr>
-            <w:r>
-              <w:rPr>
-                <w:rFonts w:cs="Times New Roman"/>
-              </w:rPr>
-              <w:t>H8</w:t>
-            </w:r>
-          </w:p>
-        </w:tc>
-        <w:tc>
-          <w:tcPr>
-            <w:tcW w:w="3312" w:type="dxa"/>
-          </w:tcPr>
-          <w:p>
-            <w:pPr>
-              <w:rPr>
-                <w:rFonts w:cs="Times New Roman"/>
-              </w:rPr>
-            </w:pPr>
-            <w:r>
-              <w:rPr>
-                <w:rFonts w:cs="Times New Roman"/>
-              </w:rPr>
-              <w:t>Process Explorer – python.exe/PID listener</w:t>
-            </w:r>
-          </w:p>
-        </w:tc>
-        <w:tc>
-          <w:tcPr>
-            <w:tcW w:w="3312" w:type="dxa"/>
-          </w:tcPr>
-          <w:p>
-            <w:pPr>
-              <w:rPr>
-                <w:rFonts w:cs="Times New Roman"/>
-              </w:rPr>
-            </w:pPr>
-            <w:r>
-              <w:rPr>
-                <w:rFonts w:ascii="Segoe UI Symbol" w:hAnsi="Segoe UI Symbol" w:cs="Segoe UI Symbol"/>
-              </w:rPr>
-              <w:t>☐</w:t>
-            </w:r>
-          </w:p>
-        </w:tc>
-      </w:tr>
-      <w:tr>
-        <w:trPr>
-          <w:jc w:val="center"/>
-        </w:trPr>
-        <w:tc>
-          <w:tcPr>
-            <w:tcW w:w="3312" w:type="dxa"/>
-          </w:tcPr>
-          <w:p>
-            <w:pPr>
-              <w:rPr>
-                <w:rFonts w:cs="Times New Roman"/>
-              </w:rPr>
-            </w:pPr>
-            <w:r>
-              <w:rPr>
-                <w:rFonts w:cs="Times New Roman"/>
-              </w:rPr>
-              <w:t>H9</w:t>
-            </w:r>
-          </w:p>
-        </w:tc>
-        <w:tc>
-          <w:tcPr>
-            <w:tcW w:w="3312" w:type="dxa"/>
-          </w:tcPr>
-          <w:p>
-            <w:pPr>
-              <w:rPr>
-                <w:rFonts w:cs="Times New Roman"/>
-              </w:rPr>
-            </w:pPr>
-            <w:r>
-              <w:rPr>
-                <w:rFonts w:cs="Times New Roman"/>
-              </w:rPr>
-              <w:t>Wireshark HTTP – TRAINING_ONLY</w:t>
-            </w:r>
-          </w:p>
-        </w:tc>
-        <w:tc>
-          <w:tcPr>
-            <w:tcW w:w="3312" w:type="dxa"/>
-          </w:tcPr>
-          <w:p>
-            <w:pPr>
-              <w:rPr>
-                <w:rFonts w:cs="Times New Roman"/>
-              </w:rPr>
-            </w:pPr>
-            <w:r>
-              <w:rPr>
-                <w:rFonts w:ascii="Segoe UI Symbol" w:hAnsi="Segoe UI Symbol" w:cs="Segoe UI Symbol"/>
-              </w:rPr>
-              <w:t>☐</w:t>
-            </w:r>
-          </w:p>
-        </w:tc>
-      </w:tr>
-      <w:tr>
-        <w:trPr>
-          <w:jc w:val="center"/>
-        </w:trPr>
-        <w:tc>
-          <w:tcPr>
-            <w:tcW w:w="3312" w:type="dxa"/>
-          </w:tcPr>
-          <w:p>
-            <w:pPr>
-              <w:rPr>
-                <w:rFonts w:cs="Times New Roman"/>
-              </w:rPr>
-            </w:pPr>
-            <w:r>
-              <w:rPr>
-                <w:rFonts w:cs="Times New Roman"/>
-              </w:rPr>
-              <w:t>H10A</w:t>
-            </w:r>
-          </w:p>
-        </w:tc>
-        <w:tc>
-          <w:tcPr>
-            <w:tcW w:w="3312" w:type="dxa"/>
-          </w:tcPr>
-          <w:p>
-            <w:pPr>
-              <w:rPr>
-                <w:rFonts w:cs="Times New Roman"/>
-              </w:rPr>
-            </w:pPr>
-            <w:r>
-              <w:rPr>
-                <w:rFonts w:cs="Times New Roman"/>
-              </w:rPr>
-              <w:t>Wireshark TLS/443</w:t>
-            </w:r>
-          </w:p>
-        </w:tc>
-        <w:tc>
-          <w:tcPr>
-            <w:tcW w:w="3312" w:type="dxa"/>
-          </w:tcPr>
-          <w:p>
-            <w:pPr>
-              <w:rPr>
-                <w:rFonts w:cs="Times New Roman"/>
-              </w:rPr>
-            </w:pPr>
-            <w:r>
-              <w:rPr>
-                <w:rFonts w:ascii="Segoe UI Symbol" w:hAnsi="Segoe UI Symbol" w:cs="Segoe UI Symbol"/>
-              </w:rPr>
-              <w:t>☐</w:t>
-            </w:r>
-          </w:p>
-        </w:tc>
-      </w:tr>
-      <w:tr>
-        <w:trPr>
-          <w:jc w:val="center"/>
-        </w:trPr>
-        <w:tc>
-          <w:tcPr>
-            <w:tcW w:w="3312" w:type="dxa"/>
-          </w:tcPr>
-          <w:p>
-            <w:pPr>
-              <w:rPr>
-                <w:rFonts w:cs="Times New Roman"/>
-              </w:rPr>
-            </w:pPr>
-            <w:r>
-              <w:rPr>
-                <w:rFonts w:cs="Times New Roman"/>
-              </w:rPr>
-              <w:t>H10B</w:t>
-            </w:r>
-          </w:p>
-        </w:tc>
-        <w:tc>
-          <w:tcPr>
-            <w:tcW w:w="3312" w:type="dxa"/>
-          </w:tcPr>
-          <w:p>
-            <w:pPr>
-              <w:rPr>
-                <w:rFonts w:cs="Times New Roman"/>
-              </w:rPr>
-            </w:pPr>
-            <w:r>
-              <w:rPr>
-                <w:rFonts w:cs="Times New Roman"/>
-              </w:rPr>
-              <w:t>Local load + DDoS/Mail log analysis</w:t>
-            </w:r>
-          </w:p>
-        </w:tc>
-        <w:tc>
-          <w:tcPr>
-            <w:tcW w:w="3312" w:type="dxa"/>
-          </w:tcPr>
-          <w:p>
-            <w:pPr>
-              <w:rPr>
-                <w:rFonts w:cs="Times New Roman"/>
-              </w:rPr>
-            </w:pPr>
-            <w:r>
-              <w:rPr>
-                <w:rFonts w:ascii="Segoe UI Symbol" w:hAnsi="Segoe UI Symbol" w:cs="Segoe UI Symbol"/>
-              </w:rPr>
-              <w:t>☐</w:t>
-            </w:r>
-          </w:p>
-        </w:tc>
-      </w:tr>
-      <w:tr>
-        <w:trPr>
-          <w:jc w:val="center"/>
-        </w:trPr>
-        <w:tc>
-          <w:tcPr>
-            <w:tcW w:w="3312" w:type="dxa"/>
-          </w:tcPr>
-          <w:p>
-            <w:pPr>
-              <w:rPr>
-                <w:rFonts w:cs="Times New Roman"/>
-              </w:rPr>
-            </w:pPr>
-            <w:r>
-              <w:rPr>
-                <w:rFonts w:cs="Times New Roman"/>
-              </w:rPr>
-              <w:t>H10C</w:t>
-            </w:r>
-          </w:p>
-        </w:tc>
-        <w:tc>
-          <w:tcPr>
-            <w:tcW w:w="3312" w:type="dxa"/>
-          </w:tcPr>
-          <w:p>
-            <w:pPr>
-              <w:rPr>
-                <w:rFonts w:cs="Times New Roman"/>
-              </w:rPr>
-            </w:pPr>
-            <w:r>
-              <w:rPr>
-                <w:rFonts w:cs="Times New Roman"/>
-              </w:rPr>
-              <w:t>Phishing email + social engineering cases</w:t>
-            </w:r>
-          </w:p>
-        </w:tc>
-        <w:tc>
-          <w:tcPr>
-            <w:tcW w:w="3312" w:type="dxa"/>
-          </w:tcPr>
-          <w:p>
-            <w:pPr>
-              <w:rPr>
-                <w:rFonts w:cs="Times New Roman"/>
-              </w:rPr>
-            </w:pPr>
-            <w:r>
-              <w:rPr>
-                <w:rFonts w:ascii="Segoe UI Symbol" w:hAnsi="Segoe UI Symbol" w:cs="Segoe UI Symbol"/>
-              </w:rPr>
-              <w:t>☐</w:t>
-            </w:r>
-          </w:p>
-        </w:tc>
-      </w:tr>
-      <w:tr>
-        <w:trPr>
-          <w:jc w:val="center"/>
-        </w:trPr>
-        <w:tc>
-          <w:tcPr>
-            <w:tcW w:w="3312" w:type="dxa"/>
-          </w:tcPr>
-          <w:p>
-            <w:pPr>
-              <w:rPr>
-                <w:rFonts w:cs="Times New Roman"/>
-              </w:rPr>
-            </w:pPr>
-            <w:r>
-              <w:rPr>
-                <w:rFonts w:cs="Times New Roman"/>
-              </w:rPr>
-              <w:t>H11</w:t>
-            </w:r>
-          </w:p>
-        </w:tc>
-        <w:tc>
-          <w:tcPr>
-            <w:tcW w:w="3312" w:type="dxa"/>
-          </w:tcPr>
-          <w:p>
-            <w:pPr>
-              <w:rPr>
-                <w:rFonts w:cs="Times New Roman"/>
-              </w:rPr>
-            </w:pPr>
-            <w:r>
-              <w:rPr>
-                <w:rFonts w:cs="Times New Roman"/>
-              </w:rPr>
-              <w:t>Cleanup/Recovery Verification</w:t>
-            </w:r>
-          </w:p>
-        </w:tc>
-        <w:tc>
-          <w:tcPr>
-            <w:tcW w:w="3312" w:type="dxa"/>
-          </w:tcPr>
-          <w:p>
-            <w:pPr>
-              <w:rPr>
-                <w:rFonts w:cs="Times New Roman"/>
-              </w:rPr>
-            </w:pPr>
-            <w:r>
-              <w:rPr>
-                <w:rFonts w:ascii="Segoe UI Symbol" w:hAnsi="Segoe UI Symbol" w:cs="Segoe UI Symbol"/>
-              </w:rPr>
-              <w:t>☐</w:t>
-            </w:r>
-          </w:p>
-        </w:tc>
-      </w:tr>
-    </w:tbl>
-    <w:p>
-      <w:pPr>
-        <w:rPr>
-          <w:rFonts w:cs="Times New Roman"/>
-        </w:rPr>
-      </w:pPr>
-    </w:p>
-    <w:p>
-      <w:pPr>
-        <w:rPr>
-          <w:rFonts w:cs="Times New Roman"/>
-        </w:rPr>
-      </w:pPr>
+        <w:t xml:space="preserve">Không nên xóa một entry chỉ vì thấy nó tự khởi động. Cần kiểm tra </w:t>
+      </w:r>
       <w:r>
         <w:rPr>
           <w:rFonts w:cs="Times New Roman"/>
           <w:b/>
-        </w:rPr>
-        <w:t xml:space="preserve">LƯU Ý QUAN TRỌNG: </w:t>
-      </w:r>
-      <w:r>
-        <w:rPr>
-          <w:rFonts w:cs="Times New Roman"/>
-        </w:rPr>
-        <w:t>Đừng cleanup trước khi chụp đủ ảnh. Nếu đang làm đến bước nào mà màn hình khác tài liệu, hãy chụp màn hình gửi để kiểm tra trước khi chạy tiếp.</w:t>
-      </w:r>
+          <w:bCs/>
+          <w:lang w:val="vi-VN"/>
+        </w:rPr>
+        <w:t>tên, đường dẫn executable, publisher/chữ ký, command line và bối cảnh thay đổi</w:t>
+      </w:r>
+      <w:r>
+        <w:rPr>
+          <w:rFonts w:cs="Times New Roman"/>
+          <w:lang w:val="vi-VN"/>
+        </w:rPr>
+        <w:t xml:space="preserve"> để phân biệt phần mềm hợp lệ với persistence đáng ngờ. Xóa nhầm entry hệ thống hoặc ứng dụng hợp lệ có thể làm hệ thống hoạt động không đúng.</w:t>
+      </w:r>
+    </w:p>
+    <w:p>
+      <w:pPr>
+        <w:rPr>
+          <w:rFonts w:cs="Times New Roman"/>
+          <w:lang w:val="vi-VN"/>
+        </w:rPr>
+      </w:pPr>
+      <w:r>
+        <w:rPr>
+          <w:rFonts w:cs="Times New Roman"/>
+          <w:b/>
+          <w:bCs/>
+          <w:lang w:val="vi-VN"/>
+        </w:rPr>
+        <w:t>Câu 10. So sánh DoS và DDoS.</w:t>
+      </w:r>
+    </w:p>
+    <w:p>
+      <w:pPr>
+        <w:rPr>
+          <w:rFonts w:cs="Times New Roman"/>
+          <w:lang w:val="vi-VN"/>
+        </w:rPr>
+      </w:pPr>
+      <w:r>
+        <w:rPr>
+          <w:rFonts w:cs="Times New Roman"/>
+          <w:lang w:val="vi-VN"/>
+        </w:rPr>
+        <w:t xml:space="preserve">local_load_test.py của LAB tạo </w:t>
+      </w:r>
+      <w:r>
+        <w:rPr>
+          <w:rFonts w:cs="Times New Roman"/>
+          <w:b/>
+          <w:bCs/>
+          <w:lang w:val="vi-VN"/>
+        </w:rPr>
+        <w:t>50 request với 5 worker và chỉ nhắm 127.0.0.1:8080</w:t>
+      </w:r>
+      <w:r>
+        <w:rPr>
+          <w:rFonts w:cs="Times New Roman"/>
+          <w:lang w:val="vi-VN"/>
+        </w:rPr>
+        <w:t>. Đây chỉ là mô phỏng tải cục bộ quy mô nhỏ, không phải DoS thực tế.</w:t>
+      </w:r>
+    </w:p>
+    <w:p>
+      <w:pPr>
+        <w:rPr>
+          <w:rFonts w:cs="Times New Roman"/>
+          <w:lang w:val="vi-VN"/>
+        </w:rPr>
+      </w:pPr>
+      <w:r>
+        <w:rPr>
+          <w:rFonts w:cs="Times New Roman"/>
+          <w:lang w:val="vi-VN"/>
+        </w:rPr>
+        <w:t xml:space="preserve">Trong khi đó ddos_sample.csv mô phỏng lưu lượng từ </w:t>
+      </w:r>
+      <w:r>
+        <w:rPr>
+          <w:rFonts w:cs="Times New Roman"/>
+          <w:b/>
+          <w:bCs/>
+          <w:lang w:val="vi-VN"/>
+        </w:rPr>
+        <w:t>nhiều SourceIP</w:t>
+      </w:r>
+      <w:r>
+        <w:rPr>
+          <w:rFonts w:cs="Times New Roman"/>
+          <w:lang w:val="vi-VN"/>
+        </w:rPr>
+        <w:t xml:space="preserve"> khác nhau. Đây là đặc điểm quan trọng của DDoS: nguồn lưu lượng được phân tán. Vì vậy chặn một IP đơn lẻ không đủ vì còn nhiều nguồn khác tiếp tục tạo lưu lượng. LAB3_CacMoiDeDoa_ATTT_2026</w:t>
+      </w:r>
+    </w:p>
+    <w:p>
+      <w:pPr>
+        <w:rPr>
+          <w:rFonts w:cs="Times New Roman"/>
+          <w:lang w:val="vi-VN"/>
+        </w:rPr>
+      </w:pPr>
+    </w:p>
+    <w:p>
+      <w:pPr>
+        <w:rPr>
+          <w:rFonts w:cs="Times New Roman"/>
+          <w:lang w:val="vi-VN"/>
+        </w:rPr>
+      </w:pPr>
+      <w:r>
+        <w:rPr>
+          <w:rFonts w:cs="Times New Roman"/>
+          <w:b/>
+          <w:bCs/>
+          <w:lang w:val="vi-VN"/>
+        </w:rPr>
+        <w:t>Câu 11. Mail bombing ảnh hưởng chủ yếu tới thuộc tính nào?</w:t>
+      </w:r>
+    </w:p>
+    <w:p>
+      <w:pPr>
+        <w:rPr>
+          <w:rFonts w:cs="Times New Roman"/>
+          <w:lang w:val="vi-VN"/>
+        </w:rPr>
+      </w:pPr>
+      <w:r>
+        <w:rPr>
+          <w:rFonts w:cs="Times New Roman"/>
+          <w:lang w:val="vi-VN"/>
+        </w:rPr>
+        <w:t xml:space="preserve">Mail bombing chủ yếu ảnh hưởng đến </w:t>
+      </w:r>
+      <w:r>
+        <w:rPr>
+          <w:rFonts w:cs="Times New Roman"/>
+          <w:b/>
+          <w:bCs/>
+          <w:lang w:val="vi-VN"/>
+        </w:rPr>
+        <w:t>Availability – tính sẵn sàng</w:t>
+      </w:r>
+      <w:r>
+        <w:rPr>
+          <w:rFonts w:cs="Times New Roman"/>
+          <w:lang w:val="vi-VN"/>
+        </w:rPr>
+        <w:t>, do số lượng thư lớn có thể tiêu tốn tài nguyên, dung lượng và khả năng xử lý của hệ thống email.</w:t>
+      </w:r>
+    </w:p>
+    <w:p>
+      <w:pPr>
+        <w:rPr>
+          <w:rFonts w:cs="Times New Roman"/>
+          <w:lang w:val="vi-VN"/>
+        </w:rPr>
+      </w:pPr>
+      <w:r>
+        <w:rPr>
+          <w:rFonts w:cs="Times New Roman"/>
+          <w:lang w:val="vi-VN"/>
+        </w:rPr>
+        <w:t>Hai chỉ số có thể sử dụng từ mailbomb_sample.csv là:</w:t>
+      </w:r>
+    </w:p>
+    <w:p>
+      <w:pPr>
+        <w:numPr>
+          <w:ilvl w:val="0"/>
+          <w:numId w:val="12"/>
+        </w:numPr>
+        <w:rPr>
+          <w:rFonts w:cs="Times New Roman"/>
+          <w:lang w:val="vi-VN"/>
+        </w:rPr>
+      </w:pPr>
+      <w:r>
+        <w:rPr>
+          <w:rFonts w:cs="Times New Roman"/>
+          <w:b/>
+          <w:bCs/>
+          <w:lang w:val="vi-VN"/>
+        </w:rPr>
+        <w:t>Số lượng email theo Sender</w:t>
+      </w:r>
+      <w:r>
+        <w:rPr>
+          <w:rFonts w:cs="Times New Roman"/>
+          <w:lang w:val="vi-VN"/>
+        </w:rPr>
+        <w:t xml:space="preserve"> trong một khoảng thời gian.</w:t>
+      </w:r>
+    </w:p>
+    <w:p>
+      <w:pPr>
+        <w:numPr>
+          <w:ilvl w:val="0"/>
+          <w:numId w:val="12"/>
+        </w:numPr>
+        <w:rPr>
+          <w:rFonts w:cs="Times New Roman"/>
+          <w:lang w:val="vi-VN"/>
+        </w:rPr>
+      </w:pPr>
+      <w:r>
+        <w:rPr>
+          <w:rFonts w:cs="Times New Roman"/>
+          <w:b/>
+          <w:bCs/>
+          <w:lang w:val="vi-VN"/>
+        </w:rPr>
+        <w:t>Tổng/giá trị trung bình SizeBytes</w:t>
+      </w:r>
+      <w:r>
+        <w:rPr>
+          <w:rFonts w:cs="Times New Roman"/>
+          <w:lang w:val="vi-VN"/>
+        </w:rPr>
+        <w:t xml:space="preserve"> của lượng email.</w:t>
+      </w:r>
+    </w:p>
+    <w:p>
+      <w:pPr>
+        <w:rPr>
+          <w:rFonts w:cs="Times New Roman"/>
+        </w:rPr>
+      </w:pPr>
+      <w:r>
+        <w:rPr>
+          <w:rFonts w:cs="Times New Roman"/>
+          <w:lang w:val="vi-VN"/>
+        </w:rPr>
+        <w:t>LAB cũng yêu cầu thống kê sender và volume từ dataset offline thay vì gửi email thật. LAB3_CacMoiDeDoa_ATTT_2026</w:t>
+      </w:r>
+    </w:p>
+    <w:p>
+      <w:pPr>
+        <w:rPr>
+          <w:rFonts w:cs="Times New Roman"/>
+          <w:lang w:val="vi-VN"/>
+        </w:rPr>
+      </w:pPr>
+      <w:r>
+        <w:rPr>
+          <w:rFonts w:cs="Times New Roman"/>
+          <w:b/>
+          <w:bCs/>
+          <w:lang w:val="vi-VN"/>
+        </w:rPr>
+        <w:t>Câu 12. Sniffing hợp pháp và bất hợp pháp; HTTP khác HTTPS thế nào?</w:t>
+      </w:r>
+    </w:p>
+    <w:p>
+      <w:pPr>
+        <w:rPr>
+          <w:rFonts w:cs="Times New Roman"/>
+          <w:lang w:val="vi-VN"/>
+        </w:rPr>
+      </w:pPr>
+      <w:r>
+        <w:rPr>
+          <w:rFonts w:cs="Times New Roman"/>
+          <w:lang w:val="vi-VN"/>
+        </w:rPr>
+        <w:t>Sniffing có thể được sử dụng hợp pháp để chẩn đoán mạng, phân tích giao thức và xử lý sự cố. Nó trở thành hành vi không phù hợp khi được sử dụng trái phép để thu thập dữ liệu hoặc thông tin xác thực của người khác.</w:t>
+      </w:r>
+    </w:p>
+    <w:p>
+      <w:pPr>
+        <w:rPr>
+          <w:rFonts w:cs="Times New Roman"/>
+        </w:rPr>
+      </w:pPr>
+      <w:r>
+        <w:rPr>
+          <w:rFonts w:cs="Times New Roman"/>
+          <w:lang w:val="vi-VN"/>
+        </w:rPr>
+        <w:t>Trong capture HTTP của TH5, Wireshark có thể quan sát trực tiếp HTTP GET và Request URI, bao gồm chuỗi huấn luyện TRAINING_ONLY. Với HTTPS/TLS, vẫn có thể quan sát một số metadata như IP, port, thời gian, kích thước và thông tin handshake tùy phiên bản TLS, nhưng nội dung HTTP/Request URI không còn đọc trực tiếp theo cách của HTTP plaintext. LAB3_CacMoiDeDoa_ATTT_2026</w:t>
+      </w:r>
+    </w:p>
+    <w:p>
+      <w:pPr>
+        <w:rPr>
+          <w:rFonts w:cs="Times New Roman"/>
+          <w:lang w:val="vi-VN"/>
+        </w:rPr>
+      </w:pPr>
+      <w:r>
+        <w:rPr>
+          <w:rFonts w:cs="Times New Roman"/>
+          <w:b/>
+          <w:bCs/>
+          <w:lang w:val="vi-VN"/>
+        </w:rPr>
+        <w:t>Câu 13. Các kỹ thuật trong bối cảnh MITM.</w:t>
+      </w:r>
+    </w:p>
+    <w:p>
+      <w:pPr>
+        <w:rPr>
+          <w:rFonts w:cs="Times New Roman"/>
+          <w:lang w:val="vi-VN"/>
+        </w:rPr>
+      </w:pPr>
+      <w:r>
+        <w:rPr>
+          <w:rFonts w:cs="Times New Roman"/>
+          <w:b/>
+          <w:bCs/>
+          <w:lang w:val="vi-VN"/>
+        </w:rPr>
+        <w:t>Email Hijacking</w:t>
+      </w:r>
+      <w:r>
+        <w:rPr>
+          <w:rFonts w:cs="Times New Roman"/>
+          <w:lang w:val="vi-VN"/>
+        </w:rPr>
+        <w:t xml:space="preserve"> là chiếm quyền hoặc lợi dụng email để theo dõi/giả mạo trao đổi. </w:t>
+      </w:r>
+      <w:r>
+        <w:rPr>
+          <w:rFonts w:cs="Times New Roman"/>
+          <w:b/>
+          <w:bCs/>
+          <w:lang w:val="vi-VN"/>
+        </w:rPr>
+        <w:t>Wi-Fi Eavesdropping</w:t>
+      </w:r>
+      <w:r>
+        <w:rPr>
+          <w:rFonts w:cs="Times New Roman"/>
+          <w:lang w:val="vi-VN"/>
+        </w:rPr>
+        <w:t xml:space="preserve"> là nghe lén lưu lượng trên mạng không dây. </w:t>
+      </w:r>
+      <w:r>
+        <w:rPr>
+          <w:rFonts w:cs="Times New Roman"/>
+          <w:b/>
+          <w:bCs/>
+          <w:lang w:val="vi-VN"/>
+        </w:rPr>
+        <w:t>Session Hijacking</w:t>
+      </w:r>
+      <w:r>
+        <w:rPr>
+          <w:rFonts w:cs="Times New Roman"/>
+          <w:lang w:val="vi-VN"/>
+        </w:rPr>
+        <w:t xml:space="preserve"> là chiếm hoặc lợi dụng phiên đã được xác thực. </w:t>
+      </w:r>
+      <w:r>
+        <w:rPr>
+          <w:rFonts w:cs="Times New Roman"/>
+          <w:b/>
+          <w:bCs/>
+          <w:lang w:val="vi-VN"/>
+        </w:rPr>
+        <w:t>IP/DNS/HTTPS Spoofing</w:t>
+      </w:r>
+      <w:r>
+        <w:rPr>
+          <w:rFonts w:cs="Times New Roman"/>
+          <w:lang w:val="vi-VN"/>
+        </w:rPr>
+        <w:t xml:space="preserve"> là giả mạo địa chỉ, phân giải tên hoặc dịch vụ để khiến nạn nhân giao tiếp với đối tượng không mong muốn.</w:t>
+      </w:r>
+    </w:p>
+    <w:p>
+      <w:pPr>
+        <w:rPr>
+          <w:rFonts w:cs="Times New Roman"/>
+        </w:rPr>
+      </w:pPr>
+      <w:r>
+        <w:rPr>
+          <w:rFonts w:cs="Times New Roman"/>
+          <w:lang w:val="vi-VN"/>
+        </w:rPr>
+        <w:lastRenderedPageBreak/>
+        <w:t xml:space="preserve">Trong LAB </w:t>
+      </w:r>
+      <w:r>
+        <w:rPr>
+          <w:rFonts w:cs="Times New Roman"/>
+          <w:b/>
+          <w:bCs/>
+          <w:lang w:val="vi-VN"/>
+        </w:rPr>
+        <w:t>không thực hiện chủ động ARP poisoning, DNS spoofing, Wi-Fi giả mạo, session hijacking hoặc chèn chứng chỉ</w:t>
+      </w:r>
+      <w:r>
+        <w:rPr>
+          <w:rFonts w:cs="Times New Roman"/>
+          <w:lang w:val="vi-VN"/>
+        </w:rPr>
+        <w:t>. Bài chỉ capture traffic của chính VM để tránh gây ảnh hưởng tới hệ thống/mạng bên ngoài môi trường thực hành. LAB3_CacMoiDeDoa_ATTT_2026</w:t>
+      </w:r>
+    </w:p>
+    <w:p>
+      <w:pPr>
+        <w:rPr>
+          <w:rFonts w:cs="Times New Roman"/>
+          <w:lang w:val="vi-VN"/>
+        </w:rPr>
+      </w:pPr>
+      <w:r>
+        <w:rPr>
+          <w:rFonts w:cs="Times New Roman"/>
+          <w:b/>
+          <w:bCs/>
+          <w:lang w:val="vi-VN"/>
+        </w:rPr>
+        <w:t>Câu 14. HTTPS, HSTS và VPN giảm MITM như thế nào?</w:t>
+      </w:r>
+    </w:p>
+    <w:p>
+      <w:pPr>
+        <w:rPr>
+          <w:rFonts w:cs="Times New Roman"/>
+          <w:lang w:val="vi-VN"/>
+        </w:rPr>
+      </w:pPr>
+      <w:r>
+        <w:rPr>
+          <w:rFonts w:cs="Times New Roman"/>
+          <w:b/>
+          <w:bCs/>
+          <w:lang w:val="vi-VN"/>
+        </w:rPr>
+        <w:t>HTTPS/TLS</w:t>
+      </w:r>
+      <w:r>
+        <w:rPr>
+          <w:rFonts w:cs="Times New Roman"/>
+          <w:lang w:val="vi-VN"/>
+        </w:rPr>
+        <w:t xml:space="preserve"> mã hóa dữ liệu truyền và xác thực máy chủ thông qua chứng chỉ. </w:t>
+      </w:r>
+      <w:r>
+        <w:rPr>
+          <w:rFonts w:cs="Times New Roman"/>
+          <w:b/>
+          <w:bCs/>
+          <w:lang w:val="vi-VN"/>
+        </w:rPr>
+        <w:t>HSTS</w:t>
+      </w:r>
+      <w:r>
+        <w:rPr>
+          <w:rFonts w:cs="Times New Roman"/>
+          <w:lang w:val="vi-VN"/>
+        </w:rPr>
+        <w:t xml:space="preserve"> yêu cầu trình duyệt sử dụng HTTPS, giúp hạn chế việc bị hạ cấp xuống HTTP. </w:t>
+      </w:r>
+      <w:r>
+        <w:rPr>
+          <w:rFonts w:cs="Times New Roman"/>
+          <w:b/>
+          <w:bCs/>
+          <w:lang w:val="vi-VN"/>
+        </w:rPr>
+        <w:t>VPN</w:t>
+      </w:r>
+      <w:r>
+        <w:rPr>
+          <w:rFonts w:cs="Times New Roman"/>
+          <w:lang w:val="vi-VN"/>
+        </w:rPr>
+        <w:t xml:space="preserve"> tạo kênh mã hóa giữa thiết bị và điểm cuối VPN, giúp giảm nguy cơ nghe lén trên mạng trung gian như Wi-Fi không tin cậy.</w:t>
+      </w:r>
+    </w:p>
+    <w:p>
+      <w:pPr>
+        <w:rPr>
+          <w:rFonts w:cs="Times New Roman"/>
+        </w:rPr>
+      </w:pPr>
+      <w:r>
+        <w:rPr>
+          <w:rFonts w:cs="Times New Roman"/>
+          <w:lang w:val="vi-VN"/>
+        </w:rPr>
+        <w:t xml:space="preserve">Tuy nhiên, các biện pháp này </w:t>
+      </w:r>
+      <w:r>
+        <w:rPr>
+          <w:rFonts w:cs="Times New Roman"/>
+          <w:b/>
+          <w:bCs/>
+          <w:lang w:val="vi-VN"/>
+        </w:rPr>
+        <w:t>không tự giải quyết phishing</w:t>
+      </w:r>
+      <w:r>
+        <w:rPr>
+          <w:rFonts w:cs="Times New Roman"/>
+          <w:lang w:val="vi-VN"/>
+        </w:rPr>
+        <w:t xml:space="preserve"> và </w:t>
+      </w:r>
+      <w:r>
+        <w:rPr>
+          <w:rFonts w:cs="Times New Roman"/>
+          <w:b/>
+          <w:bCs/>
+          <w:lang w:val="vi-VN"/>
+        </w:rPr>
+        <w:t>endpoint compromise/malware</w:t>
+      </w:r>
+      <w:r>
+        <w:rPr>
+          <w:rFonts w:cs="Times New Roman"/>
+          <w:lang w:val="vi-VN"/>
+        </w:rPr>
+        <w:t>. Chúng cũng không bảo vệ người dùng nếu chính người dùng cung cấp credential cho một trang giả mạo. Đây cũng là giới hạn được tài liệu TH5 nhấn mạnh. LAB3_CacMoiDeDoa_ATTT_2026</w:t>
+      </w:r>
+    </w:p>
+    <w:p>
+      <w:pPr>
+        <w:rPr>
+          <w:rFonts w:cs="Times New Roman"/>
+          <w:lang w:val="vi-VN"/>
+        </w:rPr>
+      </w:pPr>
+      <w:r>
+        <w:rPr>
+          <w:rFonts w:cs="Times New Roman"/>
+          <w:b/>
+          <w:bCs/>
+          <w:lang w:val="vi-VN"/>
+        </w:rPr>
+        <w:t>Câu 15. Phân biệt IP, DNS và website/domain spoofing.</w:t>
+      </w:r>
+    </w:p>
+    <w:p>
+      <w:pPr>
+        <w:rPr>
+          <w:rFonts w:cs="Times New Roman"/>
+          <w:lang w:val="vi-VN"/>
+        </w:rPr>
+      </w:pPr>
+      <w:r>
+        <w:rPr>
+          <w:rFonts w:cs="Times New Roman"/>
+          <w:b/>
+          <w:bCs/>
+          <w:lang w:val="vi-VN"/>
+        </w:rPr>
+        <w:t>IP spoofing:</w:t>
+      </w:r>
+      <w:r>
+        <w:rPr>
+          <w:rFonts w:cs="Times New Roman"/>
+          <w:lang w:val="vi-VN"/>
+        </w:rPr>
+        <w:t xml:space="preserve"> giả mạo địa chỉ IP nguồn. Có thể kiểm tra bằng packet capture, firewall/network logs và các cơ chế lọc mạng.</w:t>
+      </w:r>
+    </w:p>
+    <w:p>
+      <w:pPr>
+        <w:rPr>
+          <w:rFonts w:cs="Times New Roman"/>
+          <w:lang w:val="vi-VN"/>
+        </w:rPr>
+      </w:pPr>
+      <w:r>
+        <w:rPr>
+          <w:rFonts w:cs="Times New Roman"/>
+          <w:b/>
+          <w:bCs/>
+          <w:lang w:val="vi-VN"/>
+        </w:rPr>
+        <w:t>DNS spoofing:</w:t>
+      </w:r>
+      <w:r>
+        <w:rPr>
+          <w:rFonts w:cs="Times New Roman"/>
+          <w:lang w:val="vi-VN"/>
+        </w:rPr>
+        <w:t xml:space="preserve"> làm nạn nhân nhận kết quả phân giải DNS sai. Có thể kiểm tra DNS logs, DNS response, resolver đáng tin cậy và sử dụng các cơ chế bảo vệ DNS phù hợp.</w:t>
+      </w:r>
+    </w:p>
+    <w:p>
+      <w:pPr>
+        <w:rPr>
+          <w:rFonts w:cs="Times New Roman"/>
+          <w:lang w:val="vi-VN"/>
+        </w:rPr>
+      </w:pPr>
+      <w:r>
+        <w:rPr>
+          <w:rFonts w:cs="Times New Roman"/>
+          <w:b/>
+          <w:bCs/>
+          <w:lang w:val="vi-VN"/>
+        </w:rPr>
+        <w:t>Website/domain spoofing:</w:t>
+      </w:r>
+      <w:r>
+        <w:rPr>
+          <w:rFonts w:cs="Times New Roman"/>
+          <w:lang w:val="vi-VN"/>
+        </w:rPr>
+        <w:t xml:space="preserve"> sử dụng website/domain có hình thức giống dịch vụ thật để đánh lừa người dùng. Có thể kiểm tra domain, URL, certificate và sử dụng browser/email security filtering.</w:t>
+      </w:r>
+    </w:p>
+    <w:p>
+      <w:pPr>
+        <w:rPr>
+          <w:rFonts w:cs="Times New Roman"/>
+          <w:lang w:val="vi-VN"/>
+        </w:rPr>
+      </w:pPr>
+      <w:r>
+        <w:rPr>
+          <w:rFonts w:cs="Times New Roman"/>
+          <w:lang w:val="vi-VN"/>
+        </w:rPr>
+        <w:pict w14:anchorId="7B6943A2">
+          <v:rect id="_x0000_i1153" style="width:0;height:1.5pt" o:hralign="center" o:hrstd="t" o:hr="t" fillcolor="#a0a0a0" stroked="f"/>
+        </w:pict>
+      </w:r>
+    </w:p>
+    <w:p>
+      <w:pPr>
+        <w:rPr>
+          <w:rFonts w:cs="Times New Roman"/>
+          <w:lang w:val="vi-VN"/>
+        </w:rPr>
+      </w:pPr>
+      <w:r>
+        <w:rPr>
+          <w:rFonts w:cs="Times New Roman"/>
+          <w:b/>
+          <w:bCs/>
+          <w:lang w:val="vi-VN"/>
+        </w:rPr>
+        <w:t>Câu 16. Phân biệt sáu loại Social Engineering.</w:t>
+      </w:r>
+    </w:p>
+    <w:p>
+      <w:pPr>
+        <w:rPr>
+          <w:rFonts w:cs="Times New Roman"/>
+          <w:lang w:val="vi-VN"/>
+        </w:rPr>
+      </w:pPr>
+      <w:r>
+        <w:rPr>
+          <w:rFonts w:cs="Times New Roman"/>
+          <w:b/>
+          <w:bCs/>
+          <w:lang w:val="vi-VN"/>
+        </w:rPr>
+        <w:t>Phishing:</w:t>
+      </w:r>
+      <w:r>
+        <w:rPr>
+          <w:rFonts w:cs="Times New Roman"/>
+          <w:lang w:val="vi-VN"/>
+        </w:rPr>
+        <w:t xml:space="preserve"> gửi thông điệp giả mạo đến nhiều người nhằm dụ nạn nhân bấm link hoặc cung cấp thông tin.</w:t>
+      </w:r>
+    </w:p>
+    <w:p>
+      <w:pPr>
+        <w:rPr>
+          <w:rFonts w:cs="Times New Roman"/>
+          <w:lang w:val="vi-VN"/>
+        </w:rPr>
+      </w:pPr>
+      <w:r>
+        <w:rPr>
+          <w:rFonts w:cs="Times New Roman"/>
+          <w:b/>
+          <w:bCs/>
+          <w:lang w:val="vi-VN"/>
+        </w:rPr>
+        <w:t>Spear Phishing:</w:t>
+      </w:r>
+      <w:r>
+        <w:rPr>
+          <w:rFonts w:cs="Times New Roman"/>
+          <w:lang w:val="vi-VN"/>
+        </w:rPr>
+        <w:t xml:space="preserve"> phishing được cá nhân hóa cho một cá nhân/tổ chức cụ thể.</w:t>
+      </w:r>
+    </w:p>
+    <w:p>
+      <w:pPr>
+        <w:rPr>
+          <w:rFonts w:cs="Times New Roman"/>
+          <w:lang w:val="vi-VN"/>
+        </w:rPr>
+      </w:pPr>
+      <w:r>
+        <w:rPr>
+          <w:rFonts w:cs="Times New Roman"/>
+          <w:b/>
+          <w:bCs/>
+          <w:lang w:val="vi-VN"/>
+        </w:rPr>
+        <w:t>Watering Hole:</w:t>
+      </w:r>
+      <w:r>
+        <w:rPr>
+          <w:rFonts w:cs="Times New Roman"/>
+          <w:lang w:val="vi-VN"/>
+        </w:rPr>
+        <w:t xml:space="preserve"> nhắm vào website mà nhóm nạn nhân thường xuyên truy cập để tiếp cận họ.</w:t>
+      </w:r>
+    </w:p>
+    <w:p>
+      <w:pPr>
+        <w:rPr>
+          <w:rFonts w:cs="Times New Roman"/>
+          <w:lang w:val="vi-VN"/>
+        </w:rPr>
+      </w:pPr>
+      <w:r>
+        <w:rPr>
+          <w:rFonts w:cs="Times New Roman"/>
+          <w:b/>
+          <w:bCs/>
+          <w:lang w:val="vi-VN"/>
+        </w:rPr>
+        <w:t>Pretexting:</w:t>
+      </w:r>
+      <w:r>
+        <w:rPr>
+          <w:rFonts w:cs="Times New Roman"/>
+          <w:lang w:val="vi-VN"/>
+        </w:rPr>
+        <w:t xml:space="preserve"> dựng một câu chuyện/danh tính giả đáng tin nhằm yêu cầu nạn nhân cung cấp thông tin hoặc thực hiện hành động.</w:t>
+      </w:r>
+    </w:p>
+    <w:p>
+      <w:pPr>
+        <w:rPr>
+          <w:rFonts w:cs="Times New Roman"/>
+          <w:lang w:val="vi-VN"/>
+        </w:rPr>
+      </w:pPr>
+      <w:r>
+        <w:rPr>
+          <w:rFonts w:cs="Times New Roman"/>
+          <w:b/>
+          <w:bCs/>
+          <w:lang w:val="vi-VN"/>
+        </w:rPr>
+        <w:t>Baiting:</w:t>
+      </w:r>
+      <w:r>
+        <w:rPr>
+          <w:rFonts w:cs="Times New Roman"/>
+          <w:lang w:val="vi-VN"/>
+        </w:rPr>
+        <w:t xml:space="preserve"> sử dụng “mồi nhử” hấp dẫn như quà, file hoặc lợi ích để khiến nạn nhân thực hiện hành động.</w:t>
+      </w:r>
+    </w:p>
+    <w:p>
+      <w:pPr>
+        <w:rPr>
+          <w:rFonts w:cs="Times New Roman"/>
+          <w:lang w:val="vi-VN"/>
+        </w:rPr>
+      </w:pPr>
+      <w:r>
+        <w:rPr>
+          <w:rFonts w:cs="Times New Roman"/>
+          <w:b/>
+          <w:bCs/>
+          <w:lang w:val="vi-VN"/>
+        </w:rPr>
+        <w:t>Quid Pro Quo:</w:t>
+      </w:r>
+      <w:r>
+        <w:rPr>
+          <w:rFonts w:cs="Times New Roman"/>
+          <w:lang w:val="vi-VN"/>
+        </w:rPr>
+        <w:t xml:space="preserve"> hứa cung cấp một lợi ích/dịch vụ để đổi lấy thông tin hoặc hành động của nạn nhân.</w:t>
+      </w:r>
+    </w:p>
+    <w:p>
+      <w:pPr>
+        <w:rPr>
+          <w:rFonts w:cs="Times New Roman"/>
+        </w:rPr>
+      </w:pPr>
+      <w:r>
+        <w:rPr>
+          <w:rFonts w:cs="Times New Roman"/>
+          <w:lang w:val="vi-VN"/>
+        </w:rPr>
+        <w:t>Đây là sáu nhóm mà LAB yêu cầu phân loại từ social_engineering_cases.csv. LAB3_CacMoiDeDoa_ATTT_2026</w:t>
+      </w:r>
+    </w:p>
+    <w:p>
+      <w:pPr>
+        <w:rPr>
+          <w:rFonts w:cs="Times New Roman"/>
+          <w:lang w:val="vi-VN"/>
+        </w:rPr>
+      </w:pPr>
+      <w:r>
+        <w:rPr>
+          <w:rFonts w:cs="Times New Roman"/>
+          <w:b/>
+          <w:bCs/>
+          <w:lang w:val="vi-VN"/>
+        </w:rPr>
+        <w:t>Câu 17. Các chỉ dấu trong phishing_email.txt.</w:t>
+      </w:r>
+    </w:p>
+    <w:p>
+      <w:pPr>
+        <w:rPr>
+          <w:rFonts w:cs="Times New Roman"/>
+          <w:lang w:val="vi-VN"/>
+        </w:rPr>
+      </w:pPr>
+      <w:r>
+        <w:rPr>
+          <w:rFonts w:cs="Times New Roman"/>
+          <w:lang w:val="vi-VN"/>
+        </w:rPr>
+        <w:t>Theo yêu cầu phân tích của LAB, cần chú ý ít nhất năm dấu hiệu:</w:t>
+      </w:r>
+    </w:p>
+    <w:p>
+      <w:pPr>
+        <w:numPr>
+          <w:ilvl w:val="0"/>
+          <w:numId w:val="13"/>
+        </w:numPr>
+        <w:rPr>
+          <w:rFonts w:cs="Times New Roman"/>
+          <w:lang w:val="vi-VN"/>
+        </w:rPr>
+      </w:pPr>
+      <w:r>
+        <w:rPr>
+          <w:rFonts w:cs="Times New Roman"/>
+          <w:b/>
+          <w:bCs/>
+          <w:lang w:val="vi-VN"/>
+        </w:rPr>
+        <w:lastRenderedPageBreak/>
+        <w:t>Uy tín giả:</w:t>
+      </w:r>
+      <w:r>
+        <w:rPr>
+          <w:rFonts w:cs="Times New Roman"/>
+          <w:lang w:val="vi-VN"/>
+        </w:rPr>
+        <w:t xml:space="preserve"> display name được tạo để trông giống người/tổ chức đáng tin.</w:t>
+      </w:r>
+    </w:p>
+    <w:p>
+      <w:pPr>
+        <w:numPr>
+          <w:ilvl w:val="0"/>
+          <w:numId w:val="13"/>
+        </w:numPr>
+        <w:rPr>
+          <w:rFonts w:cs="Times New Roman"/>
+          <w:lang w:val="vi-VN"/>
+        </w:rPr>
+      </w:pPr>
+      <w:r>
+        <w:rPr>
+          <w:rFonts w:cs="Times New Roman"/>
+          <w:b/>
+          <w:bCs/>
+          <w:lang w:val="vi-VN"/>
+        </w:rPr>
+        <w:t>Khẩn cấp:</w:t>
+      </w:r>
+      <w:r>
+        <w:rPr>
+          <w:rFonts w:cs="Times New Roman"/>
+          <w:lang w:val="vi-VN"/>
+        </w:rPr>
+        <w:t xml:space="preserve"> nội dung thúc ép người nhận phải xử lý ngay.</w:t>
+      </w:r>
+    </w:p>
+    <w:p>
+      <w:pPr>
+        <w:numPr>
+          <w:ilvl w:val="0"/>
+          <w:numId w:val="13"/>
+        </w:numPr>
+        <w:rPr>
+          <w:rFonts w:cs="Times New Roman"/>
+          <w:lang w:val="vi-VN"/>
+        </w:rPr>
+      </w:pPr>
+      <w:r>
+        <w:rPr>
+          <w:rFonts w:cs="Times New Roman"/>
+          <w:b/>
+          <w:bCs/>
+          <w:lang w:val="vi-VN"/>
+        </w:rPr>
+        <w:t>Domain:</w:t>
+      </w:r>
+      <w:r>
+        <w:rPr>
+          <w:rFonts w:cs="Times New Roman"/>
+          <w:lang w:val="vi-VN"/>
+        </w:rPr>
+        <w:t xml:space="preserve"> tên miền cần được kiểm tra thay vì chỉ nhìn tên hiển thị.</w:t>
+      </w:r>
+    </w:p>
+    <w:p>
+      <w:pPr>
+        <w:numPr>
+          <w:ilvl w:val="0"/>
+          <w:numId w:val="13"/>
+        </w:numPr>
+        <w:rPr>
+          <w:rFonts w:cs="Times New Roman"/>
+          <w:lang w:val="vi-VN"/>
+        </w:rPr>
+      </w:pPr>
+      <w:r>
+        <w:rPr>
+          <w:rFonts w:cs="Times New Roman"/>
+          <w:b/>
+          <w:bCs/>
+          <w:lang w:val="vi-VN"/>
+        </w:rPr>
+        <w:t>Reply-To:</w:t>
+      </w:r>
+      <w:r>
+        <w:rPr>
+          <w:rFonts w:cs="Times New Roman"/>
+          <w:lang w:val="vi-VN"/>
+        </w:rPr>
+        <w:t xml:space="preserve"> địa chỉ Reply-To khác với From là dấu hiệu cần xác minh.</w:t>
+      </w:r>
+    </w:p>
+    <w:p>
+      <w:pPr>
+        <w:numPr>
+          <w:ilvl w:val="0"/>
+          <w:numId w:val="13"/>
+        </w:numPr>
+        <w:rPr>
+          <w:rFonts w:cs="Times New Roman"/>
+          <w:lang w:val="vi-VN"/>
+        </w:rPr>
+      </w:pPr>
+      <w:r>
+        <w:rPr>
+          <w:rFonts w:cs="Times New Roman"/>
+          <w:b/>
+          <w:bCs/>
+          <w:lang w:val="vi-VN"/>
+        </w:rPr>
+        <w:t>Credential:</w:t>
+      </w:r>
+      <w:r>
+        <w:rPr>
+          <w:rFonts w:cs="Times New Roman"/>
+          <w:lang w:val="vi-VN"/>
+        </w:rPr>
+        <w:t xml:space="preserve"> yêu cầu truy cập link và cung cấp thông tin xác thực.</w:t>
+      </w:r>
+    </w:p>
+    <w:p>
+      <w:pPr>
+        <w:rPr>
+          <w:rFonts w:cs="Times New Roman"/>
+        </w:rPr>
+      </w:pPr>
+      <w:r>
+        <w:rPr>
+          <w:rFonts w:cs="Times New Roman"/>
+          <w:lang w:val="vi-VN"/>
+        </w:rPr>
+        <w:t>Trong LAB, các domain .example/.invalid chỉ phục vụ huấn luyện và không được truy cập như website thật. LAB3_CacMoiDeDoa_ATTT_2026</w:t>
+      </w:r>
+    </w:p>
+    <w:p>
+      <w:pPr>
+        <w:rPr>
+          <w:rFonts w:cs="Times New Roman"/>
+          <w:lang w:val="vi-VN"/>
+        </w:rPr>
+      </w:pPr>
+      <w:r>
+        <w:rPr>
+          <w:rFonts w:cs="Times New Roman"/>
+          <w:b/>
+          <w:bCs/>
+          <w:lang w:val="vi-VN"/>
+        </w:rPr>
+        <w:t>Câu 18. Quy trình incident response cho endpoint nghi có keylogger/backdoor.</w:t>
+      </w:r>
+    </w:p>
+    <w:p>
+      <w:pPr>
+        <w:rPr>
+          <w:rFonts w:cs="Times New Roman"/>
+          <w:lang w:val="vi-VN"/>
+        </w:rPr>
+      </w:pPr>
+      <w:r>
+        <w:rPr>
+          <w:rFonts w:cs="Times New Roman"/>
+          <w:b/>
+          <w:bCs/>
+          <w:lang w:val="vi-VN"/>
+        </w:rPr>
+        <w:t>Triage:</w:t>
+      </w:r>
+      <w:r>
+        <w:rPr>
+          <w:rFonts w:cs="Times New Roman"/>
+          <w:lang w:val="vi-VN"/>
+        </w:rPr>
+        <w:t xml:space="preserve"> xác định dấu hiệu, process, kết nối, tài khoản và mức độ ảnh hưởng.</w:t>
+      </w:r>
+    </w:p>
+    <w:p>
+      <w:pPr>
+        <w:rPr>
+          <w:rFonts w:cs="Times New Roman"/>
+          <w:lang w:val="vi-VN"/>
+        </w:rPr>
+      </w:pPr>
+      <w:r>
+        <w:rPr>
+          <w:rFonts w:cs="Times New Roman"/>
+          <w:b/>
+          <w:bCs/>
+          <w:lang w:val="vi-VN"/>
+        </w:rPr>
+        <w:t>Preserve evidence:</w:t>
+      </w:r>
+      <w:r>
+        <w:rPr>
+          <w:rFonts w:cs="Times New Roman"/>
+          <w:lang w:val="vi-VN"/>
+        </w:rPr>
+        <w:t xml:space="preserve"> lưu Event Log, Sysmon, process/network information, hash và các artefact cần thiết trước khi thay đổi hệ thống.</w:t>
+      </w:r>
+    </w:p>
+    <w:p>
+      <w:pPr>
+        <w:rPr>
+          <w:rFonts w:cs="Times New Roman"/>
+          <w:lang w:val="vi-VN"/>
+        </w:rPr>
+      </w:pPr>
+      <w:r>
+        <w:rPr>
+          <w:rFonts w:cs="Times New Roman"/>
+          <w:b/>
+          <w:bCs/>
+          <w:lang w:val="vi-VN"/>
+        </w:rPr>
+        <w:t>Contain:</w:t>
+      </w:r>
+      <w:r>
+        <w:rPr>
+          <w:rFonts w:cs="Times New Roman"/>
+          <w:lang w:val="vi-VN"/>
+        </w:rPr>
+        <w:t xml:space="preserve"> cô lập endpoint hoặc hạn chế kết nối đáng ngờ để giảm khả năng lan rộng.</w:t>
+      </w:r>
+    </w:p>
+    <w:p>
+      <w:pPr>
+        <w:rPr>
+          <w:rFonts w:cs="Times New Roman"/>
+          <w:lang w:val="vi-VN"/>
+        </w:rPr>
+      </w:pPr>
+      <w:r>
+        <w:rPr>
+          <w:rFonts w:cs="Times New Roman"/>
+          <w:b/>
+          <w:bCs/>
+          <w:lang w:val="vi-VN"/>
+        </w:rPr>
+        <w:t>Credential action:</w:t>
+      </w:r>
+      <w:r>
+        <w:rPr>
+          <w:rFonts w:cs="Times New Roman"/>
+          <w:lang w:val="vi-VN"/>
+        </w:rPr>
+        <w:t xml:space="preserve"> đổi/revoke credential có nguy cơ bị lộ, thu hồi session/token khi phù hợp và tăng cường MFA.</w:t>
+      </w:r>
+    </w:p>
+    <w:p>
+      <w:pPr>
+        <w:rPr>
+          <w:rFonts w:cs="Times New Roman"/>
+          <w:lang w:val="vi-VN"/>
+        </w:rPr>
+      </w:pPr>
+      <w:r>
+        <w:rPr>
+          <w:rFonts w:cs="Times New Roman"/>
+          <w:b/>
+          <w:bCs/>
+          <w:lang w:val="vi-VN"/>
+        </w:rPr>
+        <w:t>Eradicate:</w:t>
+      </w:r>
+      <w:r>
+        <w:rPr>
+          <w:rFonts w:cs="Times New Roman"/>
+          <w:lang w:val="vi-VN"/>
+        </w:rPr>
+        <w:t xml:space="preserve"> loại bỏ malware, persistence và thành phần trái phép sau khi đã xác định chính xác.</w:t>
+      </w:r>
+    </w:p>
+    <w:p>
+      <w:pPr>
+        <w:rPr>
+          <w:rFonts w:cs="Times New Roman"/>
+          <w:lang w:val="vi-VN"/>
+        </w:rPr>
+      </w:pPr>
+      <w:r>
+        <w:rPr>
+          <w:rFonts w:cs="Times New Roman"/>
+          <w:b/>
+          <w:bCs/>
+          <w:lang w:val="vi-VN"/>
+        </w:rPr>
+        <w:t>Recover:</w:t>
+      </w:r>
+      <w:r>
+        <w:rPr>
+          <w:rFonts w:cs="Times New Roman"/>
+          <w:lang w:val="vi-VN"/>
+        </w:rPr>
+        <w:t xml:space="preserve"> khôi phục hệ thống từ trạng thái sạch, cập nhật/patch và kiểm tra chức năng.</w:t>
+      </w:r>
+    </w:p>
+    <w:p>
+      <w:pPr>
+        <w:rPr>
+          <w:rFonts w:cs="Times New Roman"/>
+        </w:rPr>
+      </w:pPr>
+      <w:r>
+        <w:rPr>
+          <w:rFonts w:cs="Times New Roman"/>
+          <w:b/>
+          <w:bCs/>
+          <w:lang w:val="vi-VN"/>
+        </w:rPr>
+        <w:t>Monitor:</w:t>
+      </w:r>
+      <w:r>
+        <w:rPr>
+          <w:rFonts w:cs="Times New Roman"/>
+          <w:lang w:val="vi-VN"/>
+        </w:rPr>
+        <w:t xml:space="preserve"> tiếp tục theo dõi EDR/Sysmon/Event Logs/network để phát hiện dấu hiệu tái xuất hiện.</w:t>
+      </w:r>
+    </w:p>
+    <w:p>
+      <w:pPr>
+        <w:rPr>
+          <w:rFonts w:cs="Times New Roman"/>
+          <w:lang w:val="vi-VN"/>
+        </w:rPr>
+      </w:pPr>
+      <w:r>
+        <w:rPr>
+          <w:rFonts w:cs="Times New Roman"/>
+          <w:b/>
+          <w:bCs/>
+          <w:lang w:val="vi-VN"/>
+        </w:rPr>
+        <w:t>Câu 19. SHA-256 chứng minh được gì?</w:t>
+      </w:r>
+    </w:p>
+    <w:p>
+      <w:pPr>
+        <w:rPr>
+          <w:rFonts w:cs="Times New Roman"/>
+          <w:lang w:val="vi-VN"/>
+        </w:rPr>
+      </w:pPr>
+      <w:r>
+        <w:rPr>
+          <w:rFonts w:cs="Times New Roman"/>
+          <w:lang w:val="vi-VN"/>
+        </w:rPr>
+        <w:t xml:space="preserve">SHA-256 giúp kiểm tra </w:t>
+      </w:r>
+      <w:r>
+        <w:rPr>
+          <w:rFonts w:cs="Times New Roman"/>
+          <w:b/>
+          <w:bCs/>
+          <w:lang w:val="vi-VN"/>
+        </w:rPr>
+        <w:t>tính toàn vẹn</w:t>
+      </w:r>
+      <w:r>
+        <w:rPr>
+          <w:rFonts w:cs="Times New Roman"/>
+          <w:lang w:val="vi-VN"/>
+        </w:rPr>
+        <w:t xml:space="preserve"> của Evidence. Nếu hash của file tại thời điểm kiểm tra giống hash đã ghi nhận trước đó, có thể xác nhận nội dung file không bị thay đổi giữa hai thời điểm kiểm tra với mức đảm bảo mật mã phù hợp.</w:t>
+      </w:r>
+    </w:p>
+    <w:p>
+      <w:pPr>
+        <w:rPr>
+          <w:rFonts w:cs="Times New Roman"/>
+          <w:lang w:val="vi-VN"/>
+        </w:rPr>
+      </w:pPr>
+      <w:r>
+        <w:rPr>
+          <w:rFonts w:cs="Times New Roman"/>
+          <w:lang w:val="vi-VN"/>
+        </w:rPr>
+        <w:t xml:space="preserve">Tuy nhiên, SHA-256 </w:t>
+      </w:r>
+      <w:r>
+        <w:rPr>
+          <w:rFonts w:cs="Times New Roman"/>
+          <w:b/>
+          <w:bCs/>
+          <w:lang w:val="vi-VN"/>
+        </w:rPr>
+        <w:t>không tự chứng minh nguồn gốc của file</w:t>
+      </w:r>
+      <w:r>
+        <w:rPr>
+          <w:rFonts w:cs="Times New Roman"/>
+          <w:lang w:val="vi-VN"/>
+        </w:rPr>
+        <w:t>, ai đã tạo file, file có đáng tin hay không hoặc nội dung bên trong có đúng sự thật hay không. Một file chứa thông tin sai vẫn có thể có SHA-256 hoàn toàn hợp lệ.</w:t>
+      </w:r>
+    </w:p>
+    <w:p>
+      <w:pPr>
+        <w:rPr>
+          <w:rFonts w:cs="Times New Roman"/>
+        </w:rPr>
+      </w:pPr>
+      <w:r>
+        <w:rPr>
+          <w:rFonts w:cs="Times New Roman"/>
+          <w:lang w:val="vi-VN"/>
+        </w:rPr>
+        <w:t>LAB yêu cầu tính SHA-256 cho Evidence trước khi hoàn tất bài. LAB3_CacMoiDeDoa_ATTT_2026</w:t>
+      </w:r>
+    </w:p>
+    <w:p>
+      <w:pPr>
+        <w:rPr>
+          <w:rFonts w:cs="Times New Roman"/>
+          <w:lang w:val="vi-VN"/>
+        </w:rPr>
+      </w:pPr>
+      <w:r>
+        <w:rPr>
+          <w:rFonts w:cs="Times New Roman"/>
+          <w:b/>
+          <w:bCs/>
+          <w:lang w:val="vi-VN"/>
+        </w:rPr>
+        <w:t>Câu 20. Defense-in-depth cho máy kế toán/máy quản trị.</w:t>
+      </w:r>
+    </w:p>
+    <w:p>
+      <w:pPr>
+        <w:rPr>
+          <w:rFonts w:cs="Times New Roman"/>
+          <w:lang w:val="vi-VN"/>
+        </w:rPr>
+      </w:pPr>
+      <w:r>
+        <w:rPr>
+          <w:rFonts w:cs="Times New Roman"/>
+          <w:lang w:val="vi-VN"/>
+        </w:rPr>
+        <w:t xml:space="preserve">Một mô hình defense-in-depth phù hợp nên kết hợp nhiều lớp. </w:t>
+      </w:r>
+      <w:r>
+        <w:rPr>
+          <w:rFonts w:cs="Times New Roman"/>
+          <w:b/>
+          <w:bCs/>
+          <w:lang w:val="vi-VN"/>
+        </w:rPr>
+        <w:t>Endpoint protection</w:t>
+      </w:r>
+      <w:r>
+        <w:rPr>
+          <w:rFonts w:cs="Times New Roman"/>
+          <w:lang w:val="vi-VN"/>
+        </w:rPr>
+        <w:t xml:space="preserve"> dùng Defender/EDR để phát hiện và xử lý hành vi đáng ngờ. </w:t>
+      </w:r>
+      <w:r>
+        <w:rPr>
+          <w:rFonts w:cs="Times New Roman"/>
+          <w:b/>
+          <w:bCs/>
+          <w:lang w:val="vi-VN"/>
+        </w:rPr>
+        <w:t>Least privilege</w:t>
+      </w:r>
+      <w:r>
+        <w:rPr>
+          <w:rFonts w:cs="Times New Roman"/>
+          <w:lang w:val="vi-VN"/>
+        </w:rPr>
+        <w:t xml:space="preserve"> giới hạn quyền người dùng và chỉ cấp quyền quản trị khi cần. </w:t>
+      </w:r>
+      <w:r>
+        <w:rPr>
+          <w:rFonts w:cs="Times New Roman"/>
+          <w:b/>
+          <w:bCs/>
+          <w:lang w:val="vi-VN"/>
+        </w:rPr>
+        <w:t>Application control</w:t>
+      </w:r>
+      <w:r>
+        <w:rPr>
+          <w:rFonts w:cs="Times New Roman"/>
+          <w:lang w:val="vi-VN"/>
+        </w:rPr>
+        <w:t xml:space="preserve"> giới hạn chương trình được phép thực thi. </w:t>
+      </w:r>
+      <w:r>
+        <w:rPr>
+          <w:rFonts w:cs="Times New Roman"/>
+          <w:b/>
+          <w:bCs/>
+          <w:lang w:val="vi-VN"/>
+        </w:rPr>
+        <w:t>Logging</w:t>
+      </w:r>
+      <w:r>
+        <w:rPr>
+          <w:rFonts w:cs="Times New Roman"/>
+          <w:lang w:val="vi-VN"/>
+        </w:rPr>
+        <w:t xml:space="preserve"> sử dụng Event Log, Sysmon và log tập trung để hỗ trợ phát hiện/điều tra. </w:t>
+      </w:r>
+      <w:r>
+        <w:rPr>
+          <w:rFonts w:cs="Times New Roman"/>
+          <w:b/>
+          <w:bCs/>
+          <w:lang w:val="vi-VN"/>
+        </w:rPr>
+        <w:t>Network control</w:t>
+      </w:r>
+      <w:r>
+        <w:rPr>
+          <w:rFonts w:cs="Times New Roman"/>
+          <w:lang w:val="vi-VN"/>
+        </w:rPr>
+        <w:t xml:space="preserve"> dùng firewall và phân đoạn mạng để hạn chế kết nối không cần thiết. </w:t>
+      </w:r>
+      <w:r>
+        <w:rPr>
+          <w:rFonts w:cs="Times New Roman"/>
+          <w:b/>
+          <w:bCs/>
+          <w:lang w:val="vi-VN"/>
+        </w:rPr>
+        <w:t>Backup</w:t>
+      </w:r>
+      <w:r>
+        <w:rPr>
+          <w:rFonts w:cs="Times New Roman"/>
+          <w:lang w:val="vi-VN"/>
+        </w:rPr>
+        <w:t xml:space="preserve"> cần được thực hiện định </w:t>
+      </w:r>
+      <w:r>
+        <w:rPr>
+          <w:rFonts w:cs="Times New Roman"/>
+          <w:lang w:val="vi-VN"/>
+        </w:rPr>
+        <w:lastRenderedPageBreak/>
+        <w:t xml:space="preserve">kỳ, có phiên bản và kiểm tra khả năng phục hồi. </w:t>
+      </w:r>
+      <w:r>
+        <w:rPr>
+          <w:rFonts w:cs="Times New Roman"/>
+          <w:b/>
+          <w:bCs/>
+          <w:lang w:val="vi-VN"/>
+        </w:rPr>
+        <w:t>Credential protection</w:t>
+      </w:r>
+      <w:r>
+        <w:rPr>
+          <w:rFonts w:cs="Times New Roman"/>
+          <w:lang w:val="vi-VN"/>
+        </w:rPr>
+        <w:t xml:space="preserve"> sử dụng mật khẩu phù hợp, MFA/passkey, hạn chế dùng chung tài khoản và thay đổi/thu hồi credential khi có sự cố.</w:t>
+      </w:r>
+    </w:p>
+    <w:p>
+      <w:pPr>
+        <w:rPr>
+          <w:rFonts w:cs="Times New Roman"/>
+          <w:lang w:val="vi-VN"/>
+        </w:rPr>
+      </w:pPr>
+      <w:r>
+        <w:rPr>
+          <w:rFonts w:cs="Times New Roman"/>
+          <w:lang w:val="vi-VN"/>
+        </w:rPr>
+        <w:t>Các lớp này bổ sung cho nhau: nếu một biện pháp bị vượt qua thì các lớp còn lại vẫn có thể ngăn chặn, phát hiện hoặc giảm hậu quả của sự cố.</w:t>
+      </w:r>
+    </w:p>
+    <w:p>
+      <w:pPr>
+        <w:rPr>
+          <w:rFonts w:cs="Times New Roman"/>
+        </w:rPr>
+      </w:pPr>
     </w:p>
     <w:sectPr>
       <w:pgSz w:w="12240" w:h="15840"/>
@@ -5242,6 +6512,602 @@
       </w:pPr>
       <w:rPr>
         <w:rFonts w:ascii="Symbol" w:hAnsi="Symbol" w:hint="default"/>
+      </w:rPr>
+    </w:lvl>
+  </w:abstractNum>
+  <w:abstractNum w:abstractNumId="9" w15:restartNumberingAfterBreak="0">
+    <w:nsid w:val="0BF8685B"/>
+    <w:multiLevelType w:val="multilevel"/>
+    <w:tmpl w:val="71E85588"/>
+    <w:lvl w:ilvl="0">
+      <w:start w:val="1"/>
+      <w:numFmt w:val="bullet"/>
+      <w:lvlText w:val=""/>
+      <w:lvlJc w:val="left"/>
+      <w:pPr>
+        <w:tabs>
+          <w:tab w:val="num" w:pos="720"/>
+        </w:tabs>
+        <w:ind w:left="720" w:hanging="360"/>
+      </w:pPr>
+      <w:rPr>
+        <w:rFonts w:ascii="Symbol" w:hAnsi="Symbol" w:hint="default"/>
+        <w:sz w:val="20"/>
+      </w:rPr>
+    </w:lvl>
+    <w:lvl w:ilvl="1" w:tentative="1">
+      <w:start w:val="1"/>
+      <w:numFmt w:val="bullet"/>
+      <w:lvlText w:val="o"/>
+      <w:lvlJc w:val="left"/>
+      <w:pPr>
+        <w:tabs>
+          <w:tab w:val="num" w:pos="1440"/>
+        </w:tabs>
+        <w:ind w:left="1440" w:hanging="360"/>
+      </w:pPr>
+      <w:rPr>
+        <w:rFonts w:ascii="Courier New" w:hAnsi="Courier New" w:hint="default"/>
+        <w:sz w:val="20"/>
+      </w:rPr>
+    </w:lvl>
+    <w:lvl w:ilvl="2" w:tentative="1">
+      <w:start w:val="1"/>
+      <w:numFmt w:val="bullet"/>
+      <w:lvlText w:val=""/>
+      <w:lvlJc w:val="left"/>
+      <w:pPr>
+        <w:tabs>
+          <w:tab w:val="num" w:pos="2160"/>
+        </w:tabs>
+        <w:ind w:left="2160" w:hanging="360"/>
+      </w:pPr>
+      <w:rPr>
+        <w:rFonts w:ascii="Wingdings" w:hAnsi="Wingdings" w:hint="default"/>
+        <w:sz w:val="20"/>
+      </w:rPr>
+    </w:lvl>
+    <w:lvl w:ilvl="3" w:tentative="1">
+      <w:start w:val="1"/>
+      <w:numFmt w:val="bullet"/>
+      <w:lvlText w:val=""/>
+      <w:lvlJc w:val="left"/>
+      <w:pPr>
+        <w:tabs>
+          <w:tab w:val="num" w:pos="2880"/>
+        </w:tabs>
+        <w:ind w:left="2880" w:hanging="360"/>
+      </w:pPr>
+      <w:rPr>
+        <w:rFonts w:ascii="Wingdings" w:hAnsi="Wingdings" w:hint="default"/>
+        <w:sz w:val="20"/>
+      </w:rPr>
+    </w:lvl>
+    <w:lvl w:ilvl="4" w:tentative="1">
+      <w:start w:val="1"/>
+      <w:numFmt w:val="bullet"/>
+      <w:lvlText w:val=""/>
+      <w:lvlJc w:val="left"/>
+      <w:pPr>
+        <w:tabs>
+          <w:tab w:val="num" w:pos="3600"/>
+        </w:tabs>
+        <w:ind w:left="3600" w:hanging="360"/>
+      </w:pPr>
+      <w:rPr>
+        <w:rFonts w:ascii="Wingdings" w:hAnsi="Wingdings" w:hint="default"/>
+        <w:sz w:val="20"/>
+      </w:rPr>
+    </w:lvl>
+    <w:lvl w:ilvl="5" w:tentative="1">
+      <w:start w:val="1"/>
+      <w:numFmt w:val="bullet"/>
+      <w:lvlText w:val=""/>
+      <w:lvlJc w:val="left"/>
+      <w:pPr>
+        <w:tabs>
+          <w:tab w:val="num" w:pos="4320"/>
+        </w:tabs>
+        <w:ind w:left="4320" w:hanging="360"/>
+      </w:pPr>
+      <w:rPr>
+        <w:rFonts w:ascii="Wingdings" w:hAnsi="Wingdings" w:hint="default"/>
+        <w:sz w:val="20"/>
+      </w:rPr>
+    </w:lvl>
+    <w:lvl w:ilvl="6" w:tentative="1">
+      <w:start w:val="1"/>
+      <w:numFmt w:val="bullet"/>
+      <w:lvlText w:val=""/>
+      <w:lvlJc w:val="left"/>
+      <w:pPr>
+        <w:tabs>
+          <w:tab w:val="num" w:pos="5040"/>
+        </w:tabs>
+        <w:ind w:left="5040" w:hanging="360"/>
+      </w:pPr>
+      <w:rPr>
+        <w:rFonts w:ascii="Wingdings" w:hAnsi="Wingdings" w:hint="default"/>
+        <w:sz w:val="20"/>
+      </w:rPr>
+    </w:lvl>
+    <w:lvl w:ilvl="7" w:tentative="1">
+      <w:start w:val="1"/>
+      <w:numFmt w:val="bullet"/>
+      <w:lvlText w:val=""/>
+      <w:lvlJc w:val="left"/>
+      <w:pPr>
+        <w:tabs>
+          <w:tab w:val="num" w:pos="5760"/>
+        </w:tabs>
+        <w:ind w:left="5760" w:hanging="360"/>
+      </w:pPr>
+      <w:rPr>
+        <w:rFonts w:ascii="Wingdings" w:hAnsi="Wingdings" w:hint="default"/>
+        <w:sz w:val="20"/>
+      </w:rPr>
+    </w:lvl>
+    <w:lvl w:ilvl="8" w:tentative="1">
+      <w:start w:val="1"/>
+      <w:numFmt w:val="bullet"/>
+      <w:lvlText w:val=""/>
+      <w:lvlJc w:val="left"/>
+      <w:pPr>
+        <w:tabs>
+          <w:tab w:val="num" w:pos="6480"/>
+        </w:tabs>
+        <w:ind w:left="6480" w:hanging="360"/>
+      </w:pPr>
+      <w:rPr>
+        <w:rFonts w:ascii="Wingdings" w:hAnsi="Wingdings" w:hint="default"/>
+        <w:sz w:val="20"/>
+      </w:rPr>
+    </w:lvl>
+  </w:abstractNum>
+  <w:abstractNum w:abstractNumId="10" w15:restartNumberingAfterBreak="0">
+    <w:nsid w:val="3809683F"/>
+    <w:multiLevelType w:val="multilevel"/>
+    <w:tmpl w:val="253E23A6"/>
+    <w:lvl w:ilvl="0">
+      <w:start w:val="1"/>
+      <w:numFmt w:val="bullet"/>
+      <w:lvlText w:val=""/>
+      <w:lvlJc w:val="left"/>
+      <w:pPr>
+        <w:tabs>
+          <w:tab w:val="num" w:pos="720"/>
+        </w:tabs>
+        <w:ind w:left="720" w:hanging="360"/>
+      </w:pPr>
+      <w:rPr>
+        <w:rFonts w:ascii="Symbol" w:hAnsi="Symbol" w:hint="default"/>
+        <w:sz w:val="20"/>
+      </w:rPr>
+    </w:lvl>
+    <w:lvl w:ilvl="1" w:tentative="1">
+      <w:start w:val="1"/>
+      <w:numFmt w:val="bullet"/>
+      <w:lvlText w:val="o"/>
+      <w:lvlJc w:val="left"/>
+      <w:pPr>
+        <w:tabs>
+          <w:tab w:val="num" w:pos="1440"/>
+        </w:tabs>
+        <w:ind w:left="1440" w:hanging="360"/>
+      </w:pPr>
+      <w:rPr>
+        <w:rFonts w:ascii="Courier New" w:hAnsi="Courier New" w:hint="default"/>
+        <w:sz w:val="20"/>
+      </w:rPr>
+    </w:lvl>
+    <w:lvl w:ilvl="2" w:tentative="1">
+      <w:start w:val="1"/>
+      <w:numFmt w:val="bullet"/>
+      <w:lvlText w:val=""/>
+      <w:lvlJc w:val="left"/>
+      <w:pPr>
+        <w:tabs>
+          <w:tab w:val="num" w:pos="2160"/>
+        </w:tabs>
+        <w:ind w:left="2160" w:hanging="360"/>
+      </w:pPr>
+      <w:rPr>
+        <w:rFonts w:ascii="Wingdings" w:hAnsi="Wingdings" w:hint="default"/>
+        <w:sz w:val="20"/>
+      </w:rPr>
+    </w:lvl>
+    <w:lvl w:ilvl="3" w:tentative="1">
+      <w:start w:val="1"/>
+      <w:numFmt w:val="bullet"/>
+      <w:lvlText w:val=""/>
+      <w:lvlJc w:val="left"/>
+      <w:pPr>
+        <w:tabs>
+          <w:tab w:val="num" w:pos="2880"/>
+        </w:tabs>
+        <w:ind w:left="2880" w:hanging="360"/>
+      </w:pPr>
+      <w:rPr>
+        <w:rFonts w:ascii="Wingdings" w:hAnsi="Wingdings" w:hint="default"/>
+        <w:sz w:val="20"/>
+      </w:rPr>
+    </w:lvl>
+    <w:lvl w:ilvl="4" w:tentative="1">
+      <w:start w:val="1"/>
+      <w:numFmt w:val="bullet"/>
+      <w:lvlText w:val=""/>
+      <w:lvlJc w:val="left"/>
+      <w:pPr>
+        <w:tabs>
+          <w:tab w:val="num" w:pos="3600"/>
+        </w:tabs>
+        <w:ind w:left="3600" w:hanging="360"/>
+      </w:pPr>
+      <w:rPr>
+        <w:rFonts w:ascii="Wingdings" w:hAnsi="Wingdings" w:hint="default"/>
+        <w:sz w:val="20"/>
+      </w:rPr>
+    </w:lvl>
+    <w:lvl w:ilvl="5" w:tentative="1">
+      <w:start w:val="1"/>
+      <w:numFmt w:val="bullet"/>
+      <w:lvlText w:val=""/>
+      <w:lvlJc w:val="left"/>
+      <w:pPr>
+        <w:tabs>
+          <w:tab w:val="num" w:pos="4320"/>
+        </w:tabs>
+        <w:ind w:left="4320" w:hanging="360"/>
+      </w:pPr>
+      <w:rPr>
+        <w:rFonts w:ascii="Wingdings" w:hAnsi="Wingdings" w:hint="default"/>
+        <w:sz w:val="20"/>
+      </w:rPr>
+    </w:lvl>
+    <w:lvl w:ilvl="6" w:tentative="1">
+      <w:start w:val="1"/>
+      <w:numFmt w:val="bullet"/>
+      <w:lvlText w:val=""/>
+      <w:lvlJc w:val="left"/>
+      <w:pPr>
+        <w:tabs>
+          <w:tab w:val="num" w:pos="5040"/>
+        </w:tabs>
+        <w:ind w:left="5040" w:hanging="360"/>
+      </w:pPr>
+      <w:rPr>
+        <w:rFonts w:ascii="Wingdings" w:hAnsi="Wingdings" w:hint="default"/>
+        <w:sz w:val="20"/>
+      </w:rPr>
+    </w:lvl>
+    <w:lvl w:ilvl="7" w:tentative="1">
+      <w:start w:val="1"/>
+      <w:numFmt w:val="bullet"/>
+      <w:lvlText w:val=""/>
+      <w:lvlJc w:val="left"/>
+      <w:pPr>
+        <w:tabs>
+          <w:tab w:val="num" w:pos="5760"/>
+        </w:tabs>
+        <w:ind w:left="5760" w:hanging="360"/>
+      </w:pPr>
+      <w:rPr>
+        <w:rFonts w:ascii="Wingdings" w:hAnsi="Wingdings" w:hint="default"/>
+        <w:sz w:val="20"/>
+      </w:rPr>
+    </w:lvl>
+    <w:lvl w:ilvl="8" w:tentative="1">
+      <w:start w:val="1"/>
+      <w:numFmt w:val="bullet"/>
+      <w:lvlText w:val=""/>
+      <w:lvlJc w:val="left"/>
+      <w:pPr>
+        <w:tabs>
+          <w:tab w:val="num" w:pos="6480"/>
+        </w:tabs>
+        <w:ind w:left="6480" w:hanging="360"/>
+      </w:pPr>
+      <w:rPr>
+        <w:rFonts w:ascii="Wingdings" w:hAnsi="Wingdings" w:hint="default"/>
+        <w:sz w:val="20"/>
+      </w:rPr>
+    </w:lvl>
+  </w:abstractNum>
+  <w:abstractNum w:abstractNumId="11" w15:restartNumberingAfterBreak="0">
+    <w:nsid w:val="5BB027FD"/>
+    <w:multiLevelType w:val="multilevel"/>
+    <w:tmpl w:val="8EC237F6"/>
+    <w:lvl w:ilvl="0">
+      <w:start w:val="1"/>
+      <w:numFmt w:val="bullet"/>
+      <w:lvlText w:val=""/>
+      <w:lvlJc w:val="left"/>
+      <w:pPr>
+        <w:tabs>
+          <w:tab w:val="num" w:pos="720"/>
+        </w:tabs>
+        <w:ind w:left="720" w:hanging="360"/>
+      </w:pPr>
+      <w:rPr>
+        <w:rFonts w:ascii="Symbol" w:hAnsi="Symbol" w:hint="default"/>
+        <w:sz w:val="20"/>
+      </w:rPr>
+    </w:lvl>
+    <w:lvl w:ilvl="1" w:tentative="1">
+      <w:start w:val="1"/>
+      <w:numFmt w:val="bullet"/>
+      <w:lvlText w:val="o"/>
+      <w:lvlJc w:val="left"/>
+      <w:pPr>
+        <w:tabs>
+          <w:tab w:val="num" w:pos="1440"/>
+        </w:tabs>
+        <w:ind w:left="1440" w:hanging="360"/>
+      </w:pPr>
+      <w:rPr>
+        <w:rFonts w:ascii="Courier New" w:hAnsi="Courier New" w:hint="default"/>
+        <w:sz w:val="20"/>
+      </w:rPr>
+    </w:lvl>
+    <w:lvl w:ilvl="2" w:tentative="1">
+      <w:start w:val="1"/>
+      <w:numFmt w:val="bullet"/>
+      <w:lvlText w:val=""/>
+      <w:lvlJc w:val="left"/>
+      <w:pPr>
+        <w:tabs>
+          <w:tab w:val="num" w:pos="2160"/>
+        </w:tabs>
+        <w:ind w:left="2160" w:hanging="360"/>
+      </w:pPr>
+      <w:rPr>
+        <w:rFonts w:ascii="Wingdings" w:hAnsi="Wingdings" w:hint="default"/>
+        <w:sz w:val="20"/>
+      </w:rPr>
+    </w:lvl>
+    <w:lvl w:ilvl="3" w:tentative="1">
+      <w:start w:val="1"/>
+      <w:numFmt w:val="bullet"/>
+      <w:lvlText w:val=""/>
+      <w:lvlJc w:val="left"/>
+      <w:pPr>
+        <w:tabs>
+          <w:tab w:val="num" w:pos="2880"/>
+        </w:tabs>
+        <w:ind w:left="2880" w:hanging="360"/>
+      </w:pPr>
+      <w:rPr>
+        <w:rFonts w:ascii="Wingdings" w:hAnsi="Wingdings" w:hint="default"/>
+        <w:sz w:val="20"/>
+      </w:rPr>
+    </w:lvl>
+    <w:lvl w:ilvl="4" w:tentative="1">
+      <w:start w:val="1"/>
+      <w:numFmt w:val="bullet"/>
+      <w:lvlText w:val=""/>
+      <w:lvlJc w:val="left"/>
+      <w:pPr>
+        <w:tabs>
+          <w:tab w:val="num" w:pos="3600"/>
+        </w:tabs>
+        <w:ind w:left="3600" w:hanging="360"/>
+      </w:pPr>
+      <w:rPr>
+        <w:rFonts w:ascii="Wingdings" w:hAnsi="Wingdings" w:hint="default"/>
+        <w:sz w:val="20"/>
+      </w:rPr>
+    </w:lvl>
+    <w:lvl w:ilvl="5" w:tentative="1">
+      <w:start w:val="1"/>
+      <w:numFmt w:val="bullet"/>
+      <w:lvlText w:val=""/>
+      <w:lvlJc w:val="left"/>
+      <w:pPr>
+        <w:tabs>
+          <w:tab w:val="num" w:pos="4320"/>
+        </w:tabs>
+        <w:ind w:left="4320" w:hanging="360"/>
+      </w:pPr>
+      <w:rPr>
+        <w:rFonts w:ascii="Wingdings" w:hAnsi="Wingdings" w:hint="default"/>
+        <w:sz w:val="20"/>
+      </w:rPr>
+    </w:lvl>
+    <w:lvl w:ilvl="6" w:tentative="1">
+      <w:start w:val="1"/>
+      <w:numFmt w:val="bullet"/>
+      <w:lvlText w:val=""/>
+      <w:lvlJc w:val="left"/>
+      <w:pPr>
+        <w:tabs>
+          <w:tab w:val="num" w:pos="5040"/>
+        </w:tabs>
+        <w:ind w:left="5040" w:hanging="360"/>
+      </w:pPr>
+      <w:rPr>
+        <w:rFonts w:ascii="Wingdings" w:hAnsi="Wingdings" w:hint="default"/>
+        <w:sz w:val="20"/>
+      </w:rPr>
+    </w:lvl>
+    <w:lvl w:ilvl="7" w:tentative="1">
+      <w:start w:val="1"/>
+      <w:numFmt w:val="bullet"/>
+      <w:lvlText w:val=""/>
+      <w:lvlJc w:val="left"/>
+      <w:pPr>
+        <w:tabs>
+          <w:tab w:val="num" w:pos="5760"/>
+        </w:tabs>
+        <w:ind w:left="5760" w:hanging="360"/>
+      </w:pPr>
+      <w:rPr>
+        <w:rFonts w:ascii="Wingdings" w:hAnsi="Wingdings" w:hint="default"/>
+        <w:sz w:val="20"/>
+      </w:rPr>
+    </w:lvl>
+    <w:lvl w:ilvl="8" w:tentative="1">
+      <w:start w:val="1"/>
+      <w:numFmt w:val="bullet"/>
+      <w:lvlText w:val=""/>
+      <w:lvlJc w:val="left"/>
+      <w:pPr>
+        <w:tabs>
+          <w:tab w:val="num" w:pos="6480"/>
+        </w:tabs>
+        <w:ind w:left="6480" w:hanging="360"/>
+      </w:pPr>
+      <w:rPr>
+        <w:rFonts w:ascii="Wingdings" w:hAnsi="Wingdings" w:hint="default"/>
+        <w:sz w:val="20"/>
+      </w:rPr>
+    </w:lvl>
+  </w:abstractNum>
+  <w:abstractNum w:abstractNumId="12" w15:restartNumberingAfterBreak="0">
+    <w:nsid w:val="61885B22"/>
+    <w:multiLevelType w:val="multilevel"/>
+    <w:tmpl w:val="FFD660F2"/>
+    <w:lvl w:ilvl="0">
+      <w:start w:val="1"/>
+      <w:numFmt w:val="bullet"/>
+      <w:lvlText w:val=""/>
+      <w:lvlJc w:val="left"/>
+      <w:pPr>
+        <w:tabs>
+          <w:tab w:val="num" w:pos="720"/>
+        </w:tabs>
+        <w:ind w:left="720" w:hanging="360"/>
+      </w:pPr>
+      <w:rPr>
+        <w:rFonts w:ascii="Symbol" w:hAnsi="Symbol" w:hint="default"/>
+        <w:sz w:val="20"/>
+      </w:rPr>
+    </w:lvl>
+    <w:lvl w:ilvl="1" w:tentative="1">
+      <w:start w:val="1"/>
+      <w:numFmt w:val="bullet"/>
+      <w:lvlText w:val="o"/>
+      <w:lvlJc w:val="left"/>
+      <w:pPr>
+        <w:tabs>
+          <w:tab w:val="num" w:pos="1440"/>
+        </w:tabs>
+        <w:ind w:left="1440" w:hanging="360"/>
+      </w:pPr>
+      <w:rPr>
+        <w:rFonts w:ascii="Courier New" w:hAnsi="Courier New" w:hint="default"/>
+        <w:sz w:val="20"/>
+      </w:rPr>
+    </w:lvl>
+    <w:lvl w:ilvl="2" w:tentative="1">
+      <w:start w:val="1"/>
+      <w:numFmt w:val="bullet"/>
+      <w:lvlText w:val=""/>
+      <w:lvlJc w:val="left"/>
+      <w:pPr>
+        <w:tabs>
+          <w:tab w:val="num" w:pos="2160"/>
+        </w:tabs>
+        <w:ind w:left="2160" w:hanging="360"/>
+      </w:pPr>
+      <w:rPr>
+        <w:rFonts w:ascii="Wingdings" w:hAnsi="Wingdings" w:hint="default"/>
+        <w:sz w:val="20"/>
+      </w:rPr>
+    </w:lvl>
+    <w:lvl w:ilvl="3" w:tentative="1">
+      <w:start w:val="1"/>
+      <w:numFmt w:val="bullet"/>
+      <w:lvlText w:val=""/>
+      <w:lvlJc w:val="left"/>
+      <w:pPr>
+        <w:tabs>
+          <w:tab w:val="num" w:pos="2880"/>
+        </w:tabs>
+        <w:ind w:left="2880" w:hanging="360"/>
+      </w:pPr>
+      <w:rPr>
+        <w:rFonts w:ascii="Wingdings" w:hAnsi="Wingdings" w:hint="default"/>
+        <w:sz w:val="20"/>
+      </w:rPr>
+    </w:lvl>
+    <w:lvl w:ilvl="4" w:tentative="1">
+      <w:start w:val="1"/>
+      <w:numFmt w:val="bullet"/>
+      <w:lvlText w:val=""/>
+      <w:lvlJc w:val="left"/>
+      <w:pPr>
+        <w:tabs>
+          <w:tab w:val="num" w:pos="3600"/>
+        </w:tabs>
+        <w:ind w:left="3600" w:hanging="360"/>
+      </w:pPr>
+      <w:rPr>
+        <w:rFonts w:ascii="Wingdings" w:hAnsi="Wingdings" w:hint="default"/>
+        <w:sz w:val="20"/>
+      </w:rPr>
+    </w:lvl>
+    <w:lvl w:ilvl="5" w:tentative="1">
+      <w:start w:val="1"/>
+      <w:numFmt w:val="bullet"/>
+      <w:lvlText w:val=""/>
+      <w:lvlJc w:val="left"/>
+      <w:pPr>
+        <w:tabs>
+          <w:tab w:val="num" w:pos="4320"/>
+        </w:tabs>
+        <w:ind w:left="4320" w:hanging="360"/>
+      </w:pPr>
+      <w:rPr>
+        <w:rFonts w:ascii="Wingdings" w:hAnsi="Wingdings" w:hint="default"/>
+        <w:sz w:val="20"/>
+      </w:rPr>
+    </w:lvl>
+    <w:lvl w:ilvl="6" w:tentative="1">
+      <w:start w:val="1"/>
+      <w:numFmt w:val="bullet"/>
+      <w:lvlText w:val=""/>
+      <w:lvlJc w:val="left"/>
+      <w:pPr>
+        <w:tabs>
+          <w:tab w:val="num" w:pos="5040"/>
+        </w:tabs>
+        <w:ind w:left="5040" w:hanging="360"/>
+      </w:pPr>
+      <w:rPr>
+        <w:rFonts w:ascii="Wingdings" w:hAnsi="Wingdings" w:hint="default"/>
+        <w:sz w:val="20"/>
+      </w:rPr>
+    </w:lvl>
+    <w:lvl w:ilvl="7" w:tentative="1">
+      <w:start w:val="1"/>
+      <w:numFmt w:val="bullet"/>
+      <w:lvlText w:val=""/>
+      <w:lvlJc w:val="left"/>
+      <w:pPr>
+        <w:tabs>
+          <w:tab w:val="num" w:pos="5760"/>
+        </w:tabs>
+        <w:ind w:left="5760" w:hanging="360"/>
+      </w:pPr>
+      <w:rPr>
+        <w:rFonts w:ascii="Wingdings" w:hAnsi="Wingdings" w:hint="default"/>
+        <w:sz w:val="20"/>
+      </w:rPr>
+    </w:lvl>
+    <w:lvl w:ilvl="8" w:tentative="1">
+      <w:start w:val="1"/>
+      <w:numFmt w:val="bullet"/>
+      <w:lvlText w:val=""/>
+      <w:lvlJc w:val="left"/>
+      <w:pPr>
+        <w:tabs>
+          <w:tab w:val="num" w:pos="6480"/>
+        </w:tabs>
+        <w:ind w:left="6480" w:hanging="360"/>
+      </w:pPr>
+      <w:rPr>
+        <w:rFonts w:ascii="Wingdings" w:hAnsi="Wingdings" w:hint="default"/>
+        <w:sz w:val="20"/>
       </w:rPr>
     </w:lvl>
   </w:abstractNum>
@@ -5271,6 +7137,18 @@
   </w:num>
   <w:num w:numId="9" w16cid:durableId="269120047">
     <w:abstractNumId w:val="0"/>
+  </w:num>
+  <w:num w:numId="10" w16cid:durableId="1244141473">
+    <w:abstractNumId w:val="9"/>
+  </w:num>
+  <w:num w:numId="11" w16cid:durableId="261382462">
+    <w:abstractNumId w:val="10"/>
+  </w:num>
+  <w:num w:numId="12" w16cid:durableId="851913756">
+    <w:abstractNumId w:val="11"/>
+  </w:num>
+  <w:num w:numId="13" w16cid:durableId="1467354731">
+    <w:abstractNumId w:val="12"/>
   </w:num>
 </w:numbering>
 </file>
@@ -5882,7 +7760,6 @@
   <w:style w:type="character" w:default="1" w:styleId="DefaultParagraphFont">
     <w:name w:val="Default Paragraph Font"/>
     <w:uiPriority w:val="1"/>
-    <w:semiHidden/>
     <w:unhideWhenUsed/>
   </w:style>
   <w:style w:type="table" w:default="1" w:styleId="TableNormal">
